--- a/GAIA-2-2.docx
+++ b/GAIA-2-2.docx
@@ -17,11 +17,323 @@
       <w:r>
         <w:rPr>
           <w:rFonts w:ascii="ＭＳ Ｐゴシック" w:eastAsia="ＭＳ Ｐゴシック" w:hAnsi="ＭＳ Ｐゴシック" w:cs="ＭＳ Ｐゴシック"/>
-          <w:kern w:val="0"/>
-          <w:sz w:val="24"/>
-          <w:szCs w:val="24"/>
-        </w:rPr>
-        <w:t>るタスクが使用された。</w:t>
+          <w:b/>
+          <w:bCs/>
+          <w:kern w:val="0"/>
+          <w:sz w:val="24"/>
+          <w:szCs w:val="24"/>
+        </w:rPr>
+        <w:t>背景</w:t>
+      </w:r>
+      <w:r>
+        <w:rPr>
+          <w:rFonts w:ascii="ＭＳ Ｐゴシック" w:eastAsia="ＭＳ Ｐゴシック" w:hAnsi="ＭＳ Ｐゴシック" w:cs="ＭＳ Ｐゴシック"/>
+          <w:kern w:val="0"/>
+          <w:sz w:val="24"/>
+          <w:szCs w:val="24"/>
+        </w:rPr>
+        <w:t xml:space="preserve"> 自動運転システムの開発、トレーニング、評価において、現実的な運転シナリオのシミュレーションは基本的な要件である。生成世界モデルは、スケーラブルで多様な合成データ作成を可能にし、高価な実世界データ収集への依存を減らし、安全で再現可能な環境での堅牢な評価を促進する。しかし、既存のテキスト・動画変換や画像・動画変換モデルは主に視覚的なリアリズムと時間的一貫性に焦点を当てており、自動運転アプリケーションが要求するドメイン固有の要件（マルチエージェント相互作用、詳細な制御、マルチカメラの一貫性など）に対応できていない。</w:t>
+      </w:r>
+    </w:p>
+    <w:p>
+      <w:pPr>
+        <w:widowControl/>
+        <w:spacing w:before="100" w:beforeAutospacing="1" w:after="100" w:afterAutospacing="1"/>
+        <w:jc w:val="left"/>
+        <w:rPr>
+          <w:rFonts w:ascii="ＭＳ Ｐゴシック" w:eastAsia="ＭＳ Ｐゴシック" w:hAnsi="ＭＳ Ｐゴシック" w:cs="ＭＳ Ｐゴシック"/>
+          <w:kern w:val="0"/>
+          <w:sz w:val="24"/>
+          <w:szCs w:val="24"/>
+        </w:rPr>
+      </w:pPr>
+      <w:r>
+        <w:rPr>
+          <w:rFonts w:ascii="ＭＳ Ｐゴシック" w:eastAsia="ＭＳ Ｐゴシック" w:hAnsi="ＭＳ Ｐゴシック" w:cs="ＭＳ Ｐゴシック"/>
+          <w:b/>
+          <w:bCs/>
+          <w:kern w:val="0"/>
+          <w:sz w:val="24"/>
+          <w:szCs w:val="24"/>
+        </w:rPr>
+        <w:t>貢献</w:t>
+      </w:r>
+      <w:r>
+        <w:rPr>
+          <w:rFonts w:ascii="ＭＳ Ｐゴシック" w:eastAsia="ＭＳ Ｐゴシック" w:hAnsi="ＭＳ Ｐゴシック" w:cs="ＭＳ Ｐゴシック"/>
+          <w:kern w:val="0"/>
+          <w:sz w:val="24"/>
+          <w:szCs w:val="24"/>
+        </w:rPr>
+        <w:t xml:space="preserve"> 本研究では、GAIA-2（Generative AI for Autonomy）を提案する。これは、自動運転のための高度に制御可能な潜在拡散世界モデルであり、単一の生成フレームワーク内で複雑なドメイン要件を統合する。GAIA-2は、自車両のダイナミクス、エージェント構成、環境要因、道路セマンティクスなどの豊富な構造化入力に条件付けられた制御可能な動画生成をサポートし、地理的に多様な運転環境（英国、米国、ドイツ）で高解像度かつ時空間的に一貫したマルチカメラビデオを生成する。さらに、外部の潜在埋め込み（専有の運転モデルなど）と構造化された条件付けの両方を統合し、柔軟で意味的に根拠のあるシーン合成を促進する。</w:t>
+      </w:r>
+    </w:p>
+    <w:p>
+      <w:pPr>
+        <w:widowControl/>
+        <w:spacing w:before="100" w:beforeAutospacing="1" w:after="100" w:afterAutospacing="1"/>
+        <w:jc w:val="left"/>
+        <w:rPr>
+          <w:rFonts w:ascii="ＭＳ Ｐゴシック" w:eastAsia="ＭＳ Ｐゴシック" w:hAnsi="ＭＳ Ｐゴシック" w:cs="ＭＳ Ｐゴシック"/>
+          <w:kern w:val="0"/>
+          <w:sz w:val="24"/>
+          <w:szCs w:val="24"/>
+        </w:rPr>
+      </w:pPr>
+      <w:r>
+        <w:rPr>
+          <w:rFonts w:ascii="ＭＳ Ｐゴシック" w:eastAsia="ＭＳ Ｐゴシック" w:hAnsi="ＭＳ Ｐゴシック" w:cs="ＭＳ Ｐゴシック"/>
+          <w:b/>
+          <w:bCs/>
+          <w:kern w:val="0"/>
+          <w:sz w:val="24"/>
+          <w:szCs w:val="24"/>
+        </w:rPr>
+        <w:t>どんなもの？</w:t>
+      </w:r>
+      <w:r>
+        <w:rPr>
+          <w:rFonts w:ascii="ＭＳ Ｐゴシック" w:eastAsia="ＭＳ Ｐゴシック" w:hAnsi="ＭＳ Ｐゴシック" w:cs="ＭＳ Ｐゴシック"/>
+          <w:kern w:val="0"/>
+          <w:sz w:val="24"/>
+          <w:szCs w:val="24"/>
+        </w:rPr>
+        <w:t xml:space="preserve"> GAIA-2は、自動運転のためのドメイン専門潜在拡散モデルで、サラウンドビュー生成、構造化条件付け、マルチカメラ一貫性、高い空間時間分解能を備えている。アーキテクチャは、ビデオトークナイザーと潜在世界モデルの2つのコンポーネントで構成され、最大5つのカメラビューで高解像度（448×960）のビデオを生成できる。8.4Bパラメータの生成モデルと、85M/200Mパラメータのエンコーダー/デコーダーを持つビデオトークナイザーを含む。連続潜在空間を使用し、自車両の行動、動的エージェント状態、構造化メタデータ、CLIPおよびシナリオ埋め込み、カメラジオメトリなど、豊富な条件付けインターフェースをサポートする。</w:t>
+      </w:r>
+    </w:p>
+    <w:p>
+      <w:pPr>
+        <w:widowControl/>
+        <w:spacing w:before="100" w:beforeAutospacing="1" w:after="100" w:afterAutospacing="1"/>
+        <w:jc w:val="left"/>
+        <w:rPr>
+          <w:rFonts w:ascii="ＭＳ Ｐゴシック" w:eastAsia="ＭＳ Ｐゴシック" w:hAnsi="ＭＳ Ｐゴシック" w:cs="ＭＳ Ｐゴシック"/>
+          <w:kern w:val="0"/>
+          <w:sz w:val="24"/>
+          <w:szCs w:val="24"/>
+        </w:rPr>
+      </w:pPr>
+      <w:r>
+        <w:rPr>
+          <w:rFonts w:ascii="ＭＳ Ｐゴシック" w:eastAsia="ＭＳ Ｐゴシック" w:hAnsi="ＭＳ Ｐゴシック" w:cs="ＭＳ Ｐゴシック"/>
+          <w:b/>
+          <w:bCs/>
+          <w:kern w:val="0"/>
+          <w:sz w:val="24"/>
+          <w:szCs w:val="24"/>
+        </w:rPr>
+        <w:t>先行研究と比べてどこがすごい？</w:t>
+      </w:r>
+      <w:r>
+        <w:rPr>
+          <w:rFonts w:ascii="ＭＳ Ｐゴシック" w:eastAsia="ＭＳ Ｐゴシック" w:hAnsi="ＭＳ Ｐゴシック" w:cs="ＭＳ Ｐゴシック"/>
+          <w:kern w:val="0"/>
+          <w:sz w:val="24"/>
+          <w:szCs w:val="24"/>
+        </w:rPr>
+        <w:t xml:space="preserve"> GAIA-2は、既存の運転シミュレーションモデルの限界を克服する。従来のモデルは、限定的な条件付けタイプ、マルチカメラ生成の欠如、または空間時間的一貫性の不足など、要求される機能の一部のみをサポートしていた。GAIA-2は、最大5つのカメラビューにわたるマルチカメラ生成、自車両アクション、動的エージェント、およびシーンレベルメタデータに対する構造化された意味的条件付け、さらに外部潜在空間（CLIPや運転シナリオ埋め込みなど）のサポートなどを統合した包括的なフレームワークを提供する。</w:t>
+      </w:r>
+    </w:p>
+    <w:p>
+      <w:pPr>
+        <w:widowControl/>
+        <w:spacing w:before="100" w:beforeAutospacing="1" w:after="100" w:afterAutospacing="1"/>
+        <w:jc w:val="left"/>
+        <w:rPr>
+          <w:rFonts w:ascii="ＭＳ Ｐゴシック" w:eastAsia="ＭＳ Ｐゴシック" w:hAnsi="ＭＳ Ｐゴシック" w:cs="ＭＳ Ｐゴシック"/>
+          <w:kern w:val="0"/>
+          <w:sz w:val="24"/>
+          <w:szCs w:val="24"/>
+        </w:rPr>
+      </w:pPr>
+      <w:r>
+        <w:rPr>
+          <w:rFonts w:ascii="ＭＳ Ｐゴシック" w:eastAsia="ＭＳ Ｐゴシック" w:hAnsi="ＭＳ Ｐゴシック" w:cs="ＭＳ Ｐゴシック"/>
+          <w:b/>
+          <w:bCs/>
+          <w:kern w:val="0"/>
+          <w:sz w:val="24"/>
+          <w:szCs w:val="24"/>
+        </w:rPr>
+        <w:t>技術や手法のキモはどこ？</w:t>
+      </w:r>
+      <w:r>
+        <w:rPr>
+          <w:rFonts w:ascii="ＭＳ Ｐゴシック" w:eastAsia="ＭＳ Ｐゴシック" w:hAnsi="ＭＳ Ｐゴシック" w:cs="ＭＳ Ｐゴシック"/>
+          <w:kern w:val="0"/>
+          <w:sz w:val="24"/>
+          <w:szCs w:val="24"/>
+        </w:rPr>
+        <w:t xml:space="preserve"> GAIA-2の主要な技術的革新は、高い空間圧縮率（32倍）と増加したチャンネル次元（64チャンネル）を組み合わせた独自のパラメータ化戦略にある。これにより、より少ない潜在トークンを生成しながら、意味的により豊かな</w:t>
+      </w:r>
+      <w:r>
+        <w:rPr>
+          <w:rFonts w:ascii="ＭＳ Ｐゴシック" w:eastAsia="ＭＳ Ｐゴシック" w:hAnsi="ＭＳ Ｐゴシック" w:cs="ＭＳ Ｐゴシック"/>
+          <w:kern w:val="0"/>
+          <w:sz w:val="24"/>
+          <w:szCs w:val="24"/>
+        </w:rPr>
+        <w:lastRenderedPageBreak/>
+        <w:t>表現を実現する。ビデオトークナイザーは、時空間ファクタライズドトランスフォーマーを使用し、非対称エンコーダー・デコーダーアーキテクチャを採用している。世界モデルは、フローマッチングを使用してトレーニングされ、アダプティブレイヤーノームとクロスアテンションを通じて条件付けを実装する。また、3D境界ボックス、メタデータ、外部埋め込みなどの多様な条件付け入力をサポートし、ドロップアウトを使用してロバスト性を高めている。</w:t>
+      </w:r>
+    </w:p>
+    <w:p>
+      <w:pPr>
+        <w:widowControl/>
+        <w:spacing w:before="100" w:beforeAutospacing="1" w:after="100" w:afterAutospacing="1"/>
+        <w:jc w:val="left"/>
+        <w:rPr>
+          <w:rFonts w:ascii="ＭＳ Ｐゴシック" w:eastAsia="ＭＳ Ｐゴシック" w:hAnsi="ＭＳ Ｐゴシック" w:cs="ＭＳ Ｐゴシック"/>
+          <w:kern w:val="0"/>
+          <w:sz w:val="24"/>
+          <w:szCs w:val="24"/>
+        </w:rPr>
+      </w:pPr>
+      <w:r>
+        <w:rPr>
+          <w:rFonts w:ascii="ＭＳ Ｐゴシック" w:eastAsia="ＭＳ Ｐゴシック" w:hAnsi="ＭＳ Ｐゴシック" w:cs="ＭＳ Ｐゴシック"/>
+          <w:b/>
+          <w:bCs/>
+          <w:kern w:val="0"/>
+          <w:sz w:val="24"/>
+          <w:szCs w:val="24"/>
+        </w:rPr>
+        <w:t>どうやって有効だと検証した？</w:t>
+      </w:r>
+      <w:r>
+        <w:rPr>
+          <w:rFonts w:ascii="ＭＳ Ｐゴシック" w:eastAsia="ＭＳ Ｐゴシック" w:hAnsi="ＭＳ Ｐゴシック" w:cs="ＭＳ Ｐゴシック"/>
+          <w:kern w:val="0"/>
+          <w:sz w:val="24"/>
+          <w:szCs w:val="24"/>
+        </w:rPr>
+        <w:t xml:space="preserve"> GAIA-2の有効性は、視覚的忠実度、時間的一貫性、条件付け精度を評価する一連のメトリクスを使用して検証された。</w:t>
+      </w:r>
+      <w:proofErr w:type="spellStart"/>
+      <w:r>
+        <w:rPr>
+          <w:rFonts w:ascii="ＭＳ Ｐゴシック" w:eastAsia="ＭＳ Ｐゴシック" w:hAnsi="ＭＳ Ｐゴシック" w:cs="ＭＳ Ｐゴシック"/>
+          <w:kern w:val="0"/>
+          <w:sz w:val="24"/>
+          <w:szCs w:val="24"/>
+        </w:rPr>
+        <w:t>Fréchet</w:t>
+      </w:r>
+      <w:proofErr w:type="spellEnd"/>
+      <w:r>
+        <w:rPr>
+          <w:rFonts w:ascii="ＭＳ Ｐゴシック" w:eastAsia="ＭＳ Ｐゴシック" w:hAnsi="ＭＳ Ｐゴシック" w:cs="ＭＳ Ｐゴシック"/>
+          <w:kern w:val="0"/>
+          <w:sz w:val="24"/>
+          <w:szCs w:val="24"/>
+        </w:rPr>
+        <w:t xml:space="preserve"> DINO Distance (FDD)と</w:t>
+      </w:r>
+      <w:proofErr w:type="spellStart"/>
+      <w:r>
+        <w:rPr>
+          <w:rFonts w:ascii="ＭＳ Ｐゴシック" w:eastAsia="ＭＳ Ｐゴシック" w:hAnsi="ＭＳ Ｐゴシック" w:cs="ＭＳ Ｐゴシック"/>
+          <w:kern w:val="0"/>
+          <w:sz w:val="24"/>
+          <w:szCs w:val="24"/>
+        </w:rPr>
+        <w:t>Fréchet</w:t>
+      </w:r>
+      <w:proofErr w:type="spellEnd"/>
+      <w:r>
+        <w:rPr>
+          <w:rFonts w:ascii="ＭＳ Ｐゴシック" w:eastAsia="ＭＳ Ｐゴシック" w:hAnsi="ＭＳ Ｐゴシック" w:cs="ＭＳ Ｐゴシック"/>
+          <w:kern w:val="0"/>
+          <w:sz w:val="24"/>
+          <w:szCs w:val="24"/>
+        </w:rPr>
+        <w:t xml:space="preserve"> Inception Distance (FID)により視覚的品質を測定し、</w:t>
+      </w:r>
+      <w:proofErr w:type="spellStart"/>
+      <w:r>
+        <w:rPr>
+          <w:rFonts w:ascii="ＭＳ Ｐゴシック" w:eastAsia="ＭＳ Ｐゴシック" w:hAnsi="ＭＳ Ｐゴシック" w:cs="ＭＳ Ｐゴシック"/>
+          <w:kern w:val="0"/>
+          <w:sz w:val="24"/>
+          <w:szCs w:val="24"/>
+        </w:rPr>
+        <w:t>Fréchet</w:t>
+      </w:r>
+      <w:proofErr w:type="spellEnd"/>
+      <w:r>
+        <w:rPr>
+          <w:rFonts w:ascii="ＭＳ Ｐゴシック" w:eastAsia="ＭＳ Ｐゴシック" w:hAnsi="ＭＳ Ｐゴシック" w:cs="ＭＳ Ｐゴシック"/>
+          <w:kern w:val="0"/>
+          <w:sz w:val="24"/>
+          <w:szCs w:val="24"/>
+        </w:rPr>
+        <w:t xml:space="preserve"> Video Motion Distance (FVMD)により時間的一貫性を評価した。動的エージェント条件付けの精度は、生成されたビデオ上のセグメンテーションマスクとの比較により測定された。さらに、多様なシナリオ生成、増強技術、安全性重要シナリオの生成など、多くの定性的例を通じて、モデルの能力が実証された。</w:t>
+      </w:r>
+    </w:p>
+    <w:p>
+      <w:pPr>
+        <w:widowControl/>
+        <w:spacing w:before="100" w:beforeAutospacing="1" w:after="100" w:afterAutospacing="1"/>
+        <w:jc w:val="left"/>
+        <w:rPr>
+          <w:rFonts w:ascii="ＭＳ Ｐゴシック" w:eastAsia="ＭＳ Ｐゴシック" w:hAnsi="ＭＳ Ｐゴシック" w:cs="ＭＳ Ｐゴシック"/>
+          <w:kern w:val="0"/>
+          <w:sz w:val="24"/>
+          <w:szCs w:val="24"/>
+        </w:rPr>
+      </w:pPr>
+      <w:r>
+        <w:rPr>
+          <w:rFonts w:ascii="ＭＳ Ｐゴシック" w:eastAsia="ＭＳ Ｐゴシック" w:hAnsi="ＭＳ Ｐゴシック" w:cs="ＭＳ Ｐゴシック"/>
+          <w:b/>
+          <w:bCs/>
+          <w:kern w:val="0"/>
+          <w:sz w:val="24"/>
+          <w:szCs w:val="24"/>
+        </w:rPr>
+        <w:t>手法</w:t>
+      </w:r>
+      <w:r>
+        <w:rPr>
+          <w:rFonts w:ascii="ＭＳ Ｐゴシック" w:eastAsia="ＭＳ Ｐゴシック" w:hAnsi="ＭＳ Ｐゴシック" w:cs="ＭＳ Ｐゴシック"/>
+          <w:kern w:val="0"/>
+          <w:sz w:val="24"/>
+          <w:szCs w:val="24"/>
+        </w:rPr>
+        <w:t xml:space="preserve"> GAIA-2は、2つの主要コンポーネントから構成される。ビデオトークナイザーは、高解像度ビデオをコンパクトで連続的な潜在空間に圧縮し、意味的および時間的構造を保持する。エンコーダーは、入力ビデオフレームを時空間的にダウンサンプリングして時間的に独立した潜在表現を生成し、デコーダーは時間的文脈を使用してこれらの潜在表現からフルフレームビデオを再構築する。潜在世界モデルは、過去の潜在状態、アクション、および多様なドメイン固有の制御信号に条件付けられて、将来の潜在状態を予測する。モデルは、フローマッチング損失を使用してトレーニングされ、22の時空間ファクタライズドトランスフォーマーブロック（隠れ次元4096、32ヘッド）で構成されている。</w:t>
+      </w:r>
+    </w:p>
+    <w:p>
+      <w:pPr>
+        <w:widowControl/>
+        <w:spacing w:before="100" w:beforeAutospacing="1" w:after="100" w:afterAutospacing="1"/>
+        <w:jc w:val="left"/>
+        <w:rPr>
+          <w:rFonts w:ascii="ＭＳ Ｐゴシック" w:eastAsia="ＭＳ Ｐゴシック" w:hAnsi="ＭＳ Ｐゴシック" w:cs="ＭＳ Ｐゴシック"/>
+          <w:kern w:val="0"/>
+          <w:sz w:val="24"/>
+          <w:szCs w:val="24"/>
+        </w:rPr>
+      </w:pPr>
+      <w:r>
+        <w:rPr>
+          <w:rFonts w:ascii="ＭＳ Ｐゴシック" w:eastAsia="ＭＳ Ｐゴシック" w:hAnsi="ＭＳ Ｐゴシック" w:cs="ＭＳ Ｐゴシック"/>
+          <w:b/>
+          <w:bCs/>
+          <w:kern w:val="0"/>
+          <w:sz w:val="24"/>
+          <w:szCs w:val="24"/>
+        </w:rPr>
+        <w:t>実験方法</w:t>
+      </w:r>
+      <w:r>
+        <w:rPr>
+          <w:rFonts w:ascii="ＭＳ Ｐゴシック" w:eastAsia="ＭＳ Ｐゴシック" w:hAnsi="ＭＳ Ｐゴシック" w:cs="ＭＳ Ｐゴシック"/>
+          <w:kern w:val="0"/>
+          <w:sz w:val="24"/>
+          <w:szCs w:val="24"/>
+        </w:rPr>
+        <w:t xml:space="preserve"> 2500万のビデオシーケンスを含む大規模内部データセットでトレーニングを実施した。データは2019年から2024年にかけて英国、米国、ドイツで収集され、5つの異なる車両プラットフォーム（3つの異なる車モデルと2つのバンタイプ）からのものである。ビデオトークナイザーは300,000ステップ、バッチサイズ128で128個のH100 GPUを使用してトレーニングされた。潜在世界モデルは460,000ステップ、バッチサイズ256で256個のH100 GPUを使用してトレーニングされた。トレーニングには、ゼロからの生成（70%）、文脈予測（20%）、空間インペインティング（10%）を含む異なるタスクが使用された。</w:t>
       </w:r>
     </w:p>
     <w:p>
@@ -74,7 +386,17 @@
           <w:sz w:val="24"/>
           <w:szCs w:val="24"/>
         </w:rPr>
-        <w:t>スコアは、モデルが条件付けシグナルに適切に従うことを示した。定性的評価では、GAIA-2が多様な運転シナリオを生成し、安全性重要な状況を作成し、リアルワールドデータを増強する能力を実証した。モデルは、国、天候、時刻、道路レイアウトなどの様々な条件で高品質なビデオを生成できることが示された。</w:t>
+        <w:t>スコアは、モデルが条件付けシグナルに適切に従うことを示した。定性的評価では、GAIA-2が多</w:t>
+      </w:r>
+      <w:r>
+        <w:rPr>
+          <w:rFonts w:ascii="ＭＳ Ｐゴシック" w:eastAsia="ＭＳ Ｐゴシック" w:hAnsi="ＭＳ Ｐゴシック" w:cs="ＭＳ Ｐゴシック"/>
+          <w:kern w:val="0"/>
+          <w:sz w:val="24"/>
+          <w:szCs w:val="24"/>
+        </w:rPr>
+        <w:lastRenderedPageBreak/>
+        <w:t>様な運転シナリオを生成し、安全性重要な状況を作成し、リアルワールドデータを増強する能力を実証した。モデルは、国、天候、時刻、道路レイアウトなどの様々な条件で高品質なビデオを生成できることが示された。</w:t>
       </w:r>
     </w:p>
     <w:p>
@@ -172,7 +494,7 @@
         <w:widowControl/>
         <w:numPr>
           <w:ilvl w:val="0"/>
-          <w:numId w:val="15"/>
+          <w:numId w:val="16"/>
         </w:numPr>
         <w:spacing w:before="100" w:beforeAutospacing="1" w:after="100" w:afterAutospacing="1"/>
         <w:jc w:val="left"/>
@@ -218,7 +540,7 @@
         <w:widowControl/>
         <w:numPr>
           <w:ilvl w:val="0"/>
-          <w:numId w:val="15"/>
+          <w:numId w:val="16"/>
         </w:numPr>
         <w:spacing w:before="100" w:beforeAutospacing="1" w:after="100" w:afterAutospacing="1"/>
         <w:jc w:val="left"/>
@@ -244,7 +566,7 @@
         <w:widowControl/>
         <w:numPr>
           <w:ilvl w:val="0"/>
-          <w:numId w:val="15"/>
+          <w:numId w:val="16"/>
         </w:numPr>
         <w:spacing w:before="100" w:beforeAutospacing="1" w:after="100" w:afterAutospacing="1"/>
         <w:jc w:val="left"/>
@@ -290,7 +612,7 @@
         <w:widowControl/>
         <w:numPr>
           <w:ilvl w:val="0"/>
-          <w:numId w:val="15"/>
+          <w:numId w:val="16"/>
         </w:numPr>
         <w:spacing w:before="100" w:beforeAutospacing="1" w:after="100" w:afterAutospacing="1"/>
         <w:jc w:val="left"/>
@@ -336,7 +658,7 @@
         <w:widowControl/>
         <w:numPr>
           <w:ilvl w:val="0"/>
-          <w:numId w:val="15"/>
+          <w:numId w:val="16"/>
         </w:numPr>
         <w:spacing w:before="100" w:beforeAutospacing="1" w:after="100" w:afterAutospacing="1"/>
         <w:jc w:val="left"/>
@@ -411,60 +733,60 @@
           <w:sz w:val="24"/>
           <w:szCs w:val="24"/>
         </w:rPr>
+        <w:t>全文要約</w:t>
+      </w:r>
+      <w:r>
+        <w:rPr>
+          <w:rFonts w:ascii="ＭＳ Ｐゴシック" w:eastAsia="ＭＳ Ｐゴシック" w:hAnsi="ＭＳ Ｐゴシック" w:cs="ＭＳ Ｐゴシック"/>
+          <w:kern w:val="0"/>
+          <w:sz w:val="24"/>
+          <w:szCs w:val="24"/>
+        </w:rPr>
+        <w:t xml:space="preserve"> 第1段落：自動運転システムの開発における現実的な運転シナリオシミュレーションの必要性と、既存手法の限界について説明。</w:t>
+      </w:r>
+    </w:p>
+    <w:p>
+      <w:pPr>
+        <w:widowControl/>
+        <w:spacing w:before="100" w:beforeAutospacing="1" w:after="100" w:afterAutospacing="1"/>
+        <w:jc w:val="left"/>
+        <w:rPr>
+          <w:rFonts w:ascii="ＭＳ Ｐゴシック" w:eastAsia="ＭＳ Ｐゴシック" w:hAnsi="ＭＳ Ｐゴシック" w:cs="ＭＳ Ｐゴシック"/>
+          <w:kern w:val="0"/>
+          <w:sz w:val="24"/>
+          <w:szCs w:val="24"/>
+        </w:rPr>
+      </w:pPr>
+      <w:r>
+        <w:rPr>
+          <w:rFonts w:ascii="ＭＳ Ｐゴシック" w:eastAsia="ＭＳ Ｐゴシック" w:hAnsi="ＭＳ Ｐゴシック" w:cs="ＭＳ Ｐゴシック"/>
+          <w:kern w:val="0"/>
+          <w:sz w:val="24"/>
+          <w:szCs w:val="24"/>
+        </w:rPr>
+        <w:t>第1節：GAIA-2の導入。自動運転のための潜在拡散世界モデルで、多様な条件付けと高解像度マルチカメラビデオ生成をサポート。</w:t>
+      </w:r>
+    </w:p>
+    <w:p>
+      <w:pPr>
+        <w:widowControl/>
+        <w:spacing w:before="100" w:beforeAutospacing="1" w:after="100" w:afterAutospacing="1"/>
+        <w:jc w:val="left"/>
+        <w:rPr>
+          <w:rFonts w:ascii="ＭＳ Ｐゴシック" w:eastAsia="ＭＳ Ｐゴシック" w:hAnsi="ＭＳ Ｐゴシック" w:cs="ＭＳ Ｐゴシック"/>
+          <w:kern w:val="0"/>
+          <w:sz w:val="24"/>
+          <w:szCs w:val="24"/>
+        </w:rPr>
+      </w:pPr>
+      <w:r>
+        <w:rPr>
+          <w:rFonts w:ascii="ＭＳ Ｐゴシック" w:eastAsia="ＭＳ Ｐゴシック" w:hAnsi="ＭＳ Ｐゴシック" w:cs="ＭＳ Ｐゴシック"/>
+          <w:kern w:val="0"/>
+          <w:sz w:val="24"/>
+          <w:szCs w:val="24"/>
+        </w:rPr>
         <w:lastRenderedPageBreak/>
-        <w:t>全文要約</w:t>
-      </w:r>
-      <w:r>
-        <w:rPr>
-          <w:rFonts w:ascii="ＭＳ Ｐゴシック" w:eastAsia="ＭＳ Ｐゴシック" w:hAnsi="ＭＳ Ｐゴシック" w:cs="ＭＳ Ｐゴシック"/>
-          <w:kern w:val="0"/>
-          <w:sz w:val="24"/>
-          <w:szCs w:val="24"/>
-        </w:rPr>
-        <w:t xml:space="preserve"> 第1段落：自動運転システムの開発における現実的な運転シナリオシミュレーションの必要性と、既存手法の限界について説明。</w:t>
-      </w:r>
-    </w:p>
-    <w:p>
-      <w:pPr>
-        <w:widowControl/>
-        <w:spacing w:before="100" w:beforeAutospacing="1" w:after="100" w:afterAutospacing="1"/>
-        <w:jc w:val="left"/>
-        <w:rPr>
-          <w:rFonts w:ascii="ＭＳ Ｐゴシック" w:eastAsia="ＭＳ Ｐゴシック" w:hAnsi="ＭＳ Ｐゴシック" w:cs="ＭＳ Ｐゴシック"/>
-          <w:kern w:val="0"/>
-          <w:sz w:val="24"/>
-          <w:szCs w:val="24"/>
-        </w:rPr>
-      </w:pPr>
-      <w:r>
-        <w:rPr>
-          <w:rFonts w:ascii="ＭＳ Ｐゴシック" w:eastAsia="ＭＳ Ｐゴシック" w:hAnsi="ＭＳ Ｐゴシック" w:cs="ＭＳ Ｐゴシック"/>
-          <w:kern w:val="0"/>
-          <w:sz w:val="24"/>
-          <w:szCs w:val="24"/>
-        </w:rPr>
-        <w:t>第1節：GAIA-2の導入。自動運転のための潜在拡散世界モデルで、多様な条件付けと高解像度マルチカメラビデオ生成をサポート。</w:t>
-      </w:r>
-    </w:p>
-    <w:p>
-      <w:pPr>
-        <w:widowControl/>
-        <w:spacing w:before="100" w:beforeAutospacing="1" w:after="100" w:afterAutospacing="1"/>
-        <w:jc w:val="left"/>
-        <w:rPr>
-          <w:rFonts w:ascii="ＭＳ Ｐゴシック" w:eastAsia="ＭＳ Ｐゴシック" w:hAnsi="ＭＳ Ｐゴシック" w:cs="ＭＳ Ｐゴシック"/>
-          <w:kern w:val="0"/>
-          <w:sz w:val="24"/>
-          <w:szCs w:val="24"/>
-        </w:rPr>
-      </w:pPr>
-      <w:r>
-        <w:rPr>
-          <w:rFonts w:ascii="ＭＳ Ｐゴシック" w:eastAsia="ＭＳ Ｐゴシック" w:hAnsi="ＭＳ Ｐゴシック" w:cs="ＭＳ Ｐゴシック"/>
-          <w:kern w:val="0"/>
-          <w:sz w:val="24"/>
-          <w:szCs w:val="24"/>
-        </w:rPr>
         <w:t>第2節：モデルアーキテクチャの詳細説明。ビデオトークナイザーと潜在世界モデルの2つのコンポーネントとその構成について。</w:t>
       </w:r>
     </w:p>
@@ -707,7 +1029,6 @@
           <w:sz w:val="24"/>
           <w:szCs w:val="24"/>
         </w:rPr>
-        <w:lastRenderedPageBreak/>
         <w:t>第8節：結論と今後の課題。GAIA-2の貢献と、時間的一貫性、計算効率、より豊かなエージェント行動モデリングなどの将来の研究方向。</w:t>
       </w:r>
     </w:p>
@@ -749,6 +1070,7 @@
           <w:sz w:val="36"/>
           <w:szCs w:val="36"/>
         </w:rPr>
+        <w:lastRenderedPageBreak/>
         <w:t>図2：GAIA-2世界モデルの仕組みを分かりやすく解説</w:t>
       </w:r>
     </w:p>
@@ -1323,7 +1645,6 @@
           <w:sz w:val="24"/>
           <w:szCs w:val="24"/>
         </w:rPr>
-        <w:lastRenderedPageBreak/>
         <w:t>エンコーダーで圧縮された情報がここに格納されます</w:t>
       </w:r>
     </w:p>
@@ -1429,6 +1750,7 @@
           <w:sz w:val="24"/>
           <w:szCs w:val="24"/>
         </w:rPr>
+        <w:lastRenderedPageBreak/>
         <w:t>AIが予測を行う際、適度な「ランダム性」を加えることで、より自然な映像を生成</w:t>
       </w:r>
     </w:p>
@@ -1926,7 +2248,6 @@
           <w:sz w:val="24"/>
           <w:szCs w:val="24"/>
         </w:rPr>
-        <w:lastRenderedPageBreak/>
         <w:t>メタデータ</w:t>
       </w:r>
     </w:p>
@@ -2006,6 +2327,7 @@
           <w:sz w:val="24"/>
           <w:szCs w:val="24"/>
         </w:rPr>
+        <w:lastRenderedPageBreak/>
         <w:t>シナリオ埋め込み</w:t>
       </w:r>
     </w:p>
@@ -3101,6 +3423,119 @@
     </w:lvl>
   </w:abstractNum>
   <w:abstractNum w:abstractNumId="3">
+    <w:nsid w:val="206C0DA2"/>
+    <w:multiLevelType w:val="multilevel"/>
+    <w:tmpl w:val="50424F5E"/>
+    <w:lvl w:ilvl="0">
+      <w:start w:val="1"/>
+      <w:numFmt w:val="decimal"/>
+      <w:lvlText w:val="%1."/>
+      <w:lvlJc w:val="left"/>
+      <w:pPr>
+        <w:tabs>
+          <w:tab w:val="num" w:pos="720"/>
+        </w:tabs>
+        <w:ind w:left="720" w:hanging="360"/>
+      </w:pPr>
+    </w:lvl>
+    <w:lvl w:ilvl="1" w:tentative="1">
+      <w:start w:val="1"/>
+      <w:numFmt w:val="decimal"/>
+      <w:lvlText w:val="%2."/>
+      <w:lvlJc w:val="left"/>
+      <w:pPr>
+        <w:tabs>
+          <w:tab w:val="num" w:pos="1440"/>
+        </w:tabs>
+        <w:ind w:left="1440" w:hanging="360"/>
+      </w:pPr>
+    </w:lvl>
+    <w:lvl w:ilvl="2" w:tentative="1">
+      <w:start w:val="1"/>
+      <w:numFmt w:val="decimal"/>
+      <w:lvlText w:val="%3."/>
+      <w:lvlJc w:val="left"/>
+      <w:pPr>
+        <w:tabs>
+          <w:tab w:val="num" w:pos="2160"/>
+        </w:tabs>
+        <w:ind w:left="2160" w:hanging="360"/>
+      </w:pPr>
+    </w:lvl>
+    <w:lvl w:ilvl="3" w:tentative="1">
+      <w:start w:val="1"/>
+      <w:numFmt w:val="decimal"/>
+      <w:lvlText w:val="%4."/>
+      <w:lvlJc w:val="left"/>
+      <w:pPr>
+        <w:tabs>
+          <w:tab w:val="num" w:pos="2880"/>
+        </w:tabs>
+        <w:ind w:left="2880" w:hanging="360"/>
+      </w:pPr>
+    </w:lvl>
+    <w:lvl w:ilvl="4" w:tentative="1">
+      <w:start w:val="1"/>
+      <w:numFmt w:val="decimal"/>
+      <w:lvlText w:val="%5."/>
+      <w:lvlJc w:val="left"/>
+      <w:pPr>
+        <w:tabs>
+          <w:tab w:val="num" w:pos="3600"/>
+        </w:tabs>
+        <w:ind w:left="3600" w:hanging="360"/>
+      </w:pPr>
+    </w:lvl>
+    <w:lvl w:ilvl="5" w:tentative="1">
+      <w:start w:val="1"/>
+      <w:numFmt w:val="decimal"/>
+      <w:lvlText w:val="%6."/>
+      <w:lvlJc w:val="left"/>
+      <w:pPr>
+        <w:tabs>
+          <w:tab w:val="num" w:pos="4320"/>
+        </w:tabs>
+        <w:ind w:left="4320" w:hanging="360"/>
+      </w:pPr>
+    </w:lvl>
+    <w:lvl w:ilvl="6" w:tentative="1">
+      <w:start w:val="1"/>
+      <w:numFmt w:val="decimal"/>
+      <w:lvlText w:val="%7."/>
+      <w:lvlJc w:val="left"/>
+      <w:pPr>
+        <w:tabs>
+          <w:tab w:val="num" w:pos="5040"/>
+        </w:tabs>
+        <w:ind w:left="5040" w:hanging="360"/>
+      </w:pPr>
+    </w:lvl>
+    <w:lvl w:ilvl="7" w:tentative="1">
+      <w:start w:val="1"/>
+      <w:numFmt w:val="decimal"/>
+      <w:lvlText w:val="%8."/>
+      <w:lvlJc w:val="left"/>
+      <w:pPr>
+        <w:tabs>
+          <w:tab w:val="num" w:pos="5760"/>
+        </w:tabs>
+        <w:ind w:left="5760" w:hanging="360"/>
+      </w:pPr>
+    </w:lvl>
+    <w:lvl w:ilvl="8" w:tentative="1">
+      <w:start w:val="1"/>
+      <w:numFmt w:val="decimal"/>
+      <w:lvlText w:val="%9."/>
+      <w:lvlJc w:val="left"/>
+      <w:pPr>
+        <w:tabs>
+          <w:tab w:val="num" w:pos="6480"/>
+        </w:tabs>
+        <w:ind w:left="6480" w:hanging="360"/>
+      </w:pPr>
+    </w:lvl>
+  </w:abstractNum>
+  <w:abstractNum w:abstractNumId="4">
     <w:nsid w:val="29184A96"/>
     <w:multiLevelType w:val="multilevel"/>
     <w:tmpl w:val="23828084"/>
@@ -3249,7 +3684,7 @@
       </w:rPr>
     </w:lvl>
   </w:abstractNum>
-  <w:abstractNum w:abstractNumId="4">
+  <w:abstractNum w:abstractNumId="5">
     <w:nsid w:val="3C204701"/>
     <w:multiLevelType w:val="multilevel"/>
     <w:tmpl w:val="5594887C"/>
@@ -3398,7 +3833,7 @@
       </w:rPr>
     </w:lvl>
   </w:abstractNum>
-  <w:abstractNum w:abstractNumId="5">
+  <w:abstractNum w:abstractNumId="6">
     <w:nsid w:val="44CF6E43"/>
     <w:multiLevelType w:val="multilevel"/>
     <w:tmpl w:val="96C6C3CE"/>
@@ -3547,7 +3982,7 @@
       </w:rPr>
     </w:lvl>
   </w:abstractNum>
-  <w:abstractNum w:abstractNumId="6">
+  <w:abstractNum w:abstractNumId="7">
     <w:nsid w:val="47FE2412"/>
     <w:multiLevelType w:val="multilevel"/>
     <w:tmpl w:val="F91098A8"/>
@@ -3696,7 +4131,7 @@
       </w:rPr>
     </w:lvl>
   </w:abstractNum>
-  <w:abstractNum w:abstractNumId="7">
+  <w:abstractNum w:abstractNumId="8">
     <w:nsid w:val="487569B3"/>
     <w:multiLevelType w:val="multilevel"/>
     <w:tmpl w:val="A790C790"/>
@@ -3845,7 +4280,7 @@
       </w:rPr>
     </w:lvl>
   </w:abstractNum>
-  <w:abstractNum w:abstractNumId="8">
+  <w:abstractNum w:abstractNumId="9">
     <w:nsid w:val="56973446"/>
     <w:multiLevelType w:val="multilevel"/>
     <w:tmpl w:val="45E6FCCC"/>
@@ -3958,7 +4393,7 @@
       </w:pPr>
     </w:lvl>
   </w:abstractNum>
-  <w:abstractNum w:abstractNumId="9">
+  <w:abstractNum w:abstractNumId="10">
     <w:nsid w:val="5A791727"/>
     <w:multiLevelType w:val="multilevel"/>
     <w:tmpl w:val="BD4EDECA"/>
@@ -4107,7 +4542,7 @@
       </w:rPr>
     </w:lvl>
   </w:abstractNum>
-  <w:abstractNum w:abstractNumId="10">
+  <w:abstractNum w:abstractNumId="11">
     <w:nsid w:val="5C600AF3"/>
     <w:multiLevelType w:val="multilevel"/>
     <w:tmpl w:val="7CA08A0A"/>
@@ -4256,7 +4691,7 @@
       </w:rPr>
     </w:lvl>
   </w:abstractNum>
-  <w:abstractNum w:abstractNumId="11">
+  <w:abstractNum w:abstractNumId="12">
     <w:nsid w:val="62092C6B"/>
     <w:multiLevelType w:val="multilevel"/>
     <w:tmpl w:val="989C0DD8"/>
@@ -4369,7 +4804,7 @@
       </w:pPr>
     </w:lvl>
   </w:abstractNum>
-  <w:abstractNum w:abstractNumId="12">
+  <w:abstractNum w:abstractNumId="13">
     <w:nsid w:val="681002B8"/>
     <w:multiLevelType w:val="multilevel"/>
     <w:tmpl w:val="18BEB43A"/>
@@ -4486,7 +4921,7 @@
       </w:pPr>
     </w:lvl>
   </w:abstractNum>
-  <w:abstractNum w:abstractNumId="13">
+  <w:abstractNum w:abstractNumId="14">
     <w:nsid w:val="700F4A43"/>
     <w:multiLevelType w:val="multilevel"/>
     <w:tmpl w:val="42180538"/>
@@ -4635,7 +5070,7 @@
       </w:rPr>
     </w:lvl>
   </w:abstractNum>
-  <w:abstractNum w:abstractNumId="14">
+  <w:abstractNum w:abstractNumId="15">
     <w:nsid w:val="7AA845DC"/>
     <w:multiLevelType w:val="multilevel"/>
     <w:tmpl w:val="B08203A2"/>
@@ -4785,49 +5220,52 @@
     </w:lvl>
   </w:abstractNum>
   <w:num w:numId="1">
-    <w:abstractNumId w:val="11"/>
+    <w:abstractNumId w:val="12"/>
   </w:num>
   <w:num w:numId="2">
-    <w:abstractNumId w:val="3"/>
+    <w:abstractNumId w:val="4"/>
   </w:num>
   <w:num w:numId="3">
-    <w:abstractNumId w:val="10"/>
+    <w:abstractNumId w:val="11"/>
   </w:num>
   <w:num w:numId="4">
     <w:abstractNumId w:val="1"/>
   </w:num>
   <w:num w:numId="5">
-    <w:abstractNumId w:val="13"/>
+    <w:abstractNumId w:val="14"/>
   </w:num>
   <w:num w:numId="6">
-    <w:abstractNumId w:val="4"/>
+    <w:abstractNumId w:val="5"/>
   </w:num>
   <w:num w:numId="7">
-    <w:abstractNumId w:val="5"/>
+    <w:abstractNumId w:val="6"/>
   </w:num>
   <w:num w:numId="8">
     <w:abstractNumId w:val="2"/>
   </w:num>
   <w:num w:numId="9">
-    <w:abstractNumId w:val="14"/>
+    <w:abstractNumId w:val="15"/>
   </w:num>
   <w:num w:numId="10">
-    <w:abstractNumId w:val="9"/>
+    <w:abstractNumId w:val="10"/>
   </w:num>
   <w:num w:numId="11">
-    <w:abstractNumId w:val="6"/>
+    <w:abstractNumId w:val="7"/>
   </w:num>
   <w:num w:numId="12">
     <w:abstractNumId w:val="0"/>
   </w:num>
   <w:num w:numId="13">
-    <w:abstractNumId w:val="12"/>
+    <w:abstractNumId w:val="13"/>
   </w:num>
   <w:num w:numId="14">
-    <w:abstractNumId w:val="7"/>
+    <w:abstractNumId w:val="8"/>
   </w:num>
   <w:num w:numId="15">
-    <w:abstractNumId w:val="8"/>
+    <w:abstractNumId w:val="9"/>
+  </w:num>
+  <w:num w:numId="16">
+    <w:abstractNumId w:val="3"/>
   </w:num>
 </w:numbering>
 </file>

--- a/GAIA-2-2.docx
+++ b/GAIA-2-2.docx
@@ -2909,7 +2909,7 @@
         <w:spacing w:before="100" w:beforeAutospacing="1" w:after="100" w:afterAutospacing="1"/>
         <w:jc w:val="left"/>
         <w:rPr>
-          <w:rFonts w:ascii="ＭＳ Ｐゴシック" w:eastAsia="ＭＳ Ｐゴシック" w:hAnsi="ＭＳ Ｐゴシック" w:cs="ＭＳ Ｐゴシック"/>
+          <w:rFonts w:ascii="ＭＳ Ｐゴシック" w:eastAsia="ＭＳ Ｐゴシック" w:hAnsi="ＭＳ Ｐゴシック" w:cs="ＭＳ Ｐゴシック" w:hint="eastAsia"/>
           <w:kern w:val="0"/>
           <w:sz w:val="24"/>
           <w:szCs w:val="24"/>
@@ -2924,6 +2924,1548 @@
         </w:rPr>
         <w:t>GAIA-2は、自動運転システムの開発に必要な様々なシナリオの動画を人工的に生成できる高度なAIシステムです。実際の運転データを学習し、新しい状況や危険な場面など、現実では収集が困難な映像も作り出すことができます。これにより、自動運転車の安全性向上に貢献しています。</w:t>
       </w:r>
+    </w:p>
+    <w:p>
+      <w:pPr>
+        <w:widowControl/>
+        <w:spacing w:before="100" w:beforeAutospacing="1" w:after="100" w:afterAutospacing="1"/>
+        <w:jc w:val="left"/>
+        <w:rPr>
+          <w:rFonts w:ascii="ＭＳ Ｐゴシック" w:eastAsia="ＭＳ Ｐゴシック" w:hAnsi="ＭＳ Ｐゴシック" w:cs="ＭＳ Ｐゴシック" w:hint="eastAsia"/>
+          <w:kern w:val="0"/>
+          <w:sz w:val="24"/>
+          <w:szCs w:val="24"/>
+        </w:rPr>
+      </w:pPr>
+    </w:p>
+    <w:p>
+      <w:pPr>
+        <w:widowControl/>
+        <w:spacing w:before="100" w:beforeAutospacing="1" w:after="100" w:afterAutospacing="1"/>
+        <w:jc w:val="left"/>
+        <w:rPr>
+          <w:rFonts w:ascii="ＭＳ Ｐゴシック" w:eastAsia="ＭＳ Ｐゴシック" w:hAnsi="ＭＳ Ｐゴシック" w:cs="ＭＳ Ｐゴシック" w:hint="eastAsia"/>
+          <w:kern w:val="0"/>
+          <w:sz w:val="24"/>
+          <w:szCs w:val="24"/>
+        </w:rPr>
+      </w:pPr>
+    </w:p>
+    <w:p>
+      <w:pPr>
+        <w:widowControl/>
+        <w:spacing w:before="100" w:beforeAutospacing="1" w:after="100" w:afterAutospacing="1"/>
+        <w:jc w:val="left"/>
+        <w:outlineLvl w:val="1"/>
+        <w:rPr>
+          <w:rFonts w:ascii="ＭＳ Ｐゴシック" w:eastAsia="ＭＳ Ｐゴシック" w:hAnsi="ＭＳ Ｐゴシック" w:cs="ＭＳ Ｐゴシック"/>
+          <w:b/>
+          <w:bCs/>
+          <w:kern w:val="0"/>
+          <w:sz w:val="36"/>
+          <w:szCs w:val="36"/>
+        </w:rPr>
+      </w:pPr>
+      <w:r>
+        <w:rPr>
+          <w:rFonts w:ascii="ＭＳ Ｐゴシック" w:eastAsia="ＭＳ Ｐゴシック" w:hAnsi="ＭＳ Ｐゴシック" w:cs="ＭＳ Ｐゴシック"/>
+          <w:b/>
+          <w:bCs/>
+          <w:kern w:val="0"/>
+          <w:sz w:val="36"/>
+          <w:szCs w:val="36"/>
+        </w:rPr>
+        <w:lastRenderedPageBreak/>
+        <w:t>図2の正確な構成</w:t>
+      </w:r>
+    </w:p>
+    <w:p>
+      <w:pPr>
+        <w:widowControl/>
+        <w:spacing w:before="100" w:beforeAutospacing="1" w:after="100" w:afterAutospacing="1"/>
+        <w:jc w:val="left"/>
+        <w:outlineLvl w:val="2"/>
+        <w:rPr>
+          <w:rFonts w:ascii="ＭＳ Ｐゴシック" w:eastAsia="ＭＳ Ｐゴシック" w:hAnsi="ＭＳ Ｐゴシック" w:cs="ＭＳ Ｐゴシック"/>
+          <w:b/>
+          <w:bCs/>
+          <w:kern w:val="0"/>
+          <w:sz w:val="27"/>
+          <w:szCs w:val="27"/>
+        </w:rPr>
+      </w:pPr>
+      <w:r>
+        <w:rPr>
+          <w:rFonts w:ascii="ＭＳ Ｐゴシック" w:eastAsia="ＭＳ Ｐゴシック" w:hAnsi="ＭＳ Ｐゴシック" w:cs="ＭＳ Ｐゴシック"/>
+          <w:b/>
+          <w:bCs/>
+          <w:kern w:val="0"/>
+          <w:sz w:val="27"/>
+          <w:szCs w:val="27"/>
+        </w:rPr>
+        <w:t>1. 全体のアーキテクチャ（中央の大きなフローチャート）</w:t>
+      </w:r>
+    </w:p>
+    <w:p>
+      <w:pPr>
+        <w:widowControl/>
+        <w:spacing w:before="100" w:beforeAutospacing="1" w:after="100" w:afterAutospacing="1"/>
+        <w:jc w:val="left"/>
+        <w:rPr>
+          <w:rFonts w:ascii="ＭＳ Ｐゴシック" w:eastAsia="ＭＳ Ｐゴシック" w:hAnsi="ＭＳ Ｐゴシック" w:cs="ＭＳ Ｐゴシック"/>
+          <w:kern w:val="0"/>
+          <w:sz w:val="24"/>
+          <w:szCs w:val="24"/>
+        </w:rPr>
+      </w:pPr>
+      <w:r>
+        <w:rPr>
+          <w:rFonts w:ascii="ＭＳ Ｐゴシック" w:eastAsia="ＭＳ Ｐゴシック" w:hAnsi="ＭＳ Ｐゴシック" w:cs="ＭＳ Ｐゴシック"/>
+          <w:kern w:val="0"/>
+          <w:sz w:val="24"/>
+          <w:szCs w:val="24"/>
+        </w:rPr>
+        <w:t>図の</w:t>
+      </w:r>
+      <w:r>
+        <w:rPr>
+          <w:rFonts w:ascii="ＭＳ Ｐゴシック" w:eastAsia="ＭＳ Ｐゴシック" w:hAnsi="ＭＳ Ｐゴシック" w:cs="ＭＳ Ｐゴシック"/>
+          <w:b/>
+          <w:bCs/>
+          <w:kern w:val="0"/>
+          <w:sz w:val="24"/>
+          <w:szCs w:val="24"/>
+        </w:rPr>
+        <w:t>上部</w:t>
+      </w:r>
+      <w:r>
+        <w:rPr>
+          <w:rFonts w:ascii="ＭＳ Ｐゴシック" w:eastAsia="ＭＳ Ｐゴシック" w:hAnsi="ＭＳ Ｐゴシック" w:cs="ＭＳ Ｐゴシック"/>
+          <w:kern w:val="0"/>
+          <w:sz w:val="24"/>
+          <w:szCs w:val="24"/>
+        </w:rPr>
+        <w:t>から</w:t>
+      </w:r>
+      <w:r>
+        <w:rPr>
+          <w:rFonts w:ascii="ＭＳ Ｐゴシック" w:eastAsia="ＭＳ Ｐゴシック" w:hAnsi="ＭＳ Ｐゴシック" w:cs="ＭＳ Ｐゴシック"/>
+          <w:b/>
+          <w:bCs/>
+          <w:kern w:val="0"/>
+          <w:sz w:val="24"/>
+          <w:szCs w:val="24"/>
+        </w:rPr>
+        <w:t>下部</w:t>
+      </w:r>
+      <w:r>
+        <w:rPr>
+          <w:rFonts w:ascii="ＭＳ Ｐゴシック" w:eastAsia="ＭＳ Ｐゴシック" w:hAnsi="ＭＳ Ｐゴシック" w:cs="ＭＳ Ｐゴシック"/>
+          <w:kern w:val="0"/>
+          <w:sz w:val="24"/>
+          <w:szCs w:val="24"/>
+        </w:rPr>
+        <w:t>への流れを説明します：</w:t>
+      </w:r>
+    </w:p>
+    <w:p>
+      <w:pPr>
+        <w:widowControl/>
+        <w:spacing w:before="100" w:beforeAutospacing="1" w:after="100" w:afterAutospacing="1"/>
+        <w:jc w:val="left"/>
+        <w:outlineLvl w:val="3"/>
+        <w:rPr>
+          <w:rFonts w:ascii="ＭＳ Ｐゴシック" w:eastAsia="ＭＳ Ｐゴシック" w:hAnsi="ＭＳ Ｐゴシック" w:cs="ＭＳ Ｐゴシック"/>
+          <w:b/>
+          <w:bCs/>
+          <w:kern w:val="0"/>
+          <w:sz w:val="24"/>
+          <w:szCs w:val="24"/>
+        </w:rPr>
+      </w:pPr>
+      <w:r>
+        <w:rPr>
+          <w:rFonts w:ascii="ＭＳ Ｐゴシック" w:eastAsia="ＭＳ Ｐゴシック" w:hAnsi="ＭＳ Ｐゴシック" w:cs="ＭＳ Ｐゴシック"/>
+          <w:b/>
+          <w:bCs/>
+          <w:kern w:val="0"/>
+          <w:sz w:val="24"/>
+          <w:szCs w:val="24"/>
+        </w:rPr>
+        <w:t>① 最上部：入力カメラビュー</w:t>
+      </w:r>
+    </w:p>
+    <w:p>
+      <w:pPr>
+        <w:widowControl/>
+        <w:numPr>
+          <w:ilvl w:val="0"/>
+          <w:numId w:val="17"/>
+        </w:numPr>
+        <w:spacing w:before="100" w:beforeAutospacing="1" w:after="100" w:afterAutospacing="1"/>
+        <w:jc w:val="left"/>
+        <w:rPr>
+          <w:rFonts w:ascii="ＭＳ Ｐゴシック" w:eastAsia="ＭＳ Ｐゴシック" w:hAnsi="ＭＳ Ｐゴシック" w:cs="ＭＳ Ｐゴシック"/>
+          <w:kern w:val="0"/>
+          <w:sz w:val="24"/>
+          <w:szCs w:val="24"/>
+        </w:rPr>
+      </w:pPr>
+      <w:r>
+        <w:rPr>
+          <w:rFonts w:ascii="ＭＳ Ｐゴシック" w:eastAsia="ＭＳ Ｐゴシック" w:hAnsi="ＭＳ Ｐゴシック" w:cs="ＭＳ Ｐゴシック"/>
+          <w:b/>
+          <w:bCs/>
+          <w:kern w:val="0"/>
+          <w:sz w:val="24"/>
+          <w:szCs w:val="24"/>
+        </w:rPr>
+        <w:t>5つのカメラビュー</w:t>
+      </w:r>
+      <w:r>
+        <w:rPr>
+          <w:rFonts w:ascii="ＭＳ Ｐゴシック" w:eastAsia="ＭＳ Ｐゴシック" w:hAnsi="ＭＳ Ｐゴシック" w:cs="ＭＳ Ｐゴシック"/>
+          <w:kern w:val="0"/>
+          <w:sz w:val="24"/>
+          <w:szCs w:val="24"/>
+        </w:rPr>
+        <w:t>（BACK LEFT, FRONT LEFT, FRONT FORWARD, FRONT RIGHT, BACK RIGHT）</w:t>
+      </w:r>
+    </w:p>
+    <w:p>
+      <w:pPr>
+        <w:widowControl/>
+        <w:numPr>
+          <w:ilvl w:val="0"/>
+          <w:numId w:val="17"/>
+        </w:numPr>
+        <w:spacing w:before="100" w:beforeAutospacing="1" w:after="100" w:afterAutospacing="1"/>
+        <w:jc w:val="left"/>
+        <w:rPr>
+          <w:rFonts w:ascii="ＭＳ Ｐゴシック" w:eastAsia="ＭＳ Ｐゴシック" w:hAnsi="ＭＳ Ｐゴシック" w:cs="ＭＳ Ｐゴシック"/>
+          <w:kern w:val="0"/>
+          <w:sz w:val="24"/>
+          <w:szCs w:val="24"/>
+        </w:rPr>
+      </w:pPr>
+      <w:r>
+        <w:rPr>
+          <w:rFonts w:ascii="ＭＳ Ｐゴシック" w:eastAsia="ＭＳ Ｐゴシック" w:hAnsi="ＭＳ Ｐゴシック" w:cs="ＭＳ Ｐゴシック"/>
+          <w:kern w:val="0"/>
+          <w:sz w:val="24"/>
+          <w:szCs w:val="24"/>
+        </w:rPr>
+        <w:t>これらの映像が最初の入力となります</w:t>
+      </w:r>
+    </w:p>
+    <w:p>
+      <w:pPr>
+        <w:widowControl/>
+        <w:spacing w:before="100" w:beforeAutospacing="1" w:after="100" w:afterAutospacing="1"/>
+        <w:jc w:val="left"/>
+        <w:outlineLvl w:val="3"/>
+        <w:rPr>
+          <w:rFonts w:ascii="ＭＳ Ｐゴシック" w:eastAsia="ＭＳ Ｐゴシック" w:hAnsi="ＭＳ Ｐゴシック" w:cs="ＭＳ Ｐゴシック"/>
+          <w:b/>
+          <w:bCs/>
+          <w:kern w:val="0"/>
+          <w:sz w:val="24"/>
+          <w:szCs w:val="24"/>
+        </w:rPr>
+      </w:pPr>
+      <w:r>
+        <w:rPr>
+          <w:rFonts w:ascii="ＭＳ Ｐゴシック" w:eastAsia="ＭＳ Ｐゴシック" w:hAnsi="ＭＳ Ｐゴシック" w:cs="ＭＳ Ｐゴシック"/>
+          <w:b/>
+          <w:bCs/>
+          <w:kern w:val="0"/>
+          <w:sz w:val="24"/>
+          <w:szCs w:val="24"/>
+        </w:rPr>
+        <w:t>② ENCODER（エンコーダー）</w:t>
+      </w:r>
+    </w:p>
+    <w:p>
+      <w:pPr>
+        <w:widowControl/>
+        <w:numPr>
+          <w:ilvl w:val="0"/>
+          <w:numId w:val="18"/>
+        </w:numPr>
+        <w:spacing w:before="100" w:beforeAutospacing="1" w:after="100" w:afterAutospacing="1"/>
+        <w:jc w:val="left"/>
+        <w:rPr>
+          <w:rFonts w:ascii="ＭＳ Ｐゴシック" w:eastAsia="ＭＳ Ｐゴシック" w:hAnsi="ＭＳ Ｐゴシック" w:cs="ＭＳ Ｐゴシック"/>
+          <w:kern w:val="0"/>
+          <w:sz w:val="24"/>
+          <w:szCs w:val="24"/>
+        </w:rPr>
+      </w:pPr>
+      <w:r>
+        <w:rPr>
+          <w:rFonts w:ascii="ＭＳ Ｐゴシック" w:eastAsia="ＭＳ Ｐゴシック" w:hAnsi="ＭＳ Ｐゴシック" w:cs="ＭＳ Ｐゴシック"/>
+          <w:kern w:val="0"/>
+          <w:sz w:val="24"/>
+          <w:szCs w:val="24"/>
+        </w:rPr>
+        <w:t>5つのカメラ映像をそれぞれ独立して処理</w:t>
+      </w:r>
+    </w:p>
+    <w:p>
+      <w:pPr>
+        <w:widowControl/>
+        <w:numPr>
+          <w:ilvl w:val="0"/>
+          <w:numId w:val="18"/>
+        </w:numPr>
+        <w:spacing w:before="100" w:beforeAutospacing="1" w:after="100" w:afterAutospacing="1"/>
+        <w:jc w:val="left"/>
+        <w:rPr>
+          <w:rFonts w:ascii="ＭＳ Ｐゴシック" w:eastAsia="ＭＳ Ｐゴシック" w:hAnsi="ＭＳ Ｐゴシック" w:cs="ＭＳ Ｐゴシック"/>
+          <w:kern w:val="0"/>
+          <w:sz w:val="24"/>
+          <w:szCs w:val="24"/>
+        </w:rPr>
+      </w:pPr>
+      <w:r>
+        <w:rPr>
+          <w:rFonts w:ascii="ＭＳ Ｐゴシック" w:eastAsia="ＭＳ Ｐゴシック" w:hAnsi="ＭＳ Ｐゴシック" w:cs="ＭＳ Ｐゴシック"/>
+          <w:b/>
+          <w:bCs/>
+          <w:kern w:val="0"/>
+          <w:sz w:val="24"/>
+          <w:szCs w:val="24"/>
+        </w:rPr>
+        <w:t>32X SPATIAL, 8X TEMPORAL DOWNSAMPLING</w:t>
+      </w:r>
+      <w:r>
+        <w:rPr>
+          <w:rFonts w:ascii="ＭＳ Ｐゴシック" w:eastAsia="ＭＳ Ｐゴシック" w:hAnsi="ＭＳ Ｐゴシック" w:cs="ＭＳ Ｐゴシック"/>
+          <w:kern w:val="0"/>
+          <w:sz w:val="24"/>
+          <w:szCs w:val="24"/>
+        </w:rPr>
+        <w:t>：空間的に32倍、時間的に8倍に圧縮</w:t>
+      </w:r>
+    </w:p>
+    <w:p>
+      <w:pPr>
+        <w:widowControl/>
+        <w:numPr>
+          <w:ilvl w:val="0"/>
+          <w:numId w:val="18"/>
+        </w:numPr>
+        <w:spacing w:before="100" w:beforeAutospacing="1" w:after="100" w:afterAutospacing="1"/>
+        <w:jc w:val="left"/>
+        <w:rPr>
+          <w:rFonts w:ascii="ＭＳ Ｐゴシック" w:eastAsia="ＭＳ Ｐゴシック" w:hAnsi="ＭＳ Ｐゴシック" w:cs="ＭＳ Ｐゴシック"/>
+          <w:kern w:val="0"/>
+          <w:sz w:val="24"/>
+          <w:szCs w:val="24"/>
+        </w:rPr>
+      </w:pPr>
+      <w:r>
+        <w:rPr>
+          <w:rFonts w:ascii="ＭＳ Ｐゴシック" w:eastAsia="ＭＳ Ｐゴシック" w:hAnsi="ＭＳ Ｐゴシック" w:cs="ＭＳ Ｐゴシック"/>
+          <w:kern w:val="0"/>
+          <w:sz w:val="24"/>
+          <w:szCs w:val="24"/>
+        </w:rPr>
+        <w:t>映像を「潜在表現」に変換</w:t>
+      </w:r>
+    </w:p>
+    <w:p>
+      <w:pPr>
+        <w:widowControl/>
+        <w:spacing w:before="100" w:beforeAutospacing="1" w:after="100" w:afterAutospacing="1"/>
+        <w:jc w:val="left"/>
+        <w:outlineLvl w:val="3"/>
+        <w:rPr>
+          <w:rFonts w:ascii="ＭＳ Ｐゴシック" w:eastAsia="ＭＳ Ｐゴシック" w:hAnsi="ＭＳ Ｐゴシック" w:cs="ＭＳ Ｐゴシック"/>
+          <w:b/>
+          <w:bCs/>
+          <w:kern w:val="0"/>
+          <w:sz w:val="24"/>
+          <w:szCs w:val="24"/>
+        </w:rPr>
+      </w:pPr>
+      <w:r>
+        <w:rPr>
+          <w:rFonts w:ascii="ＭＳ Ｐゴシック" w:eastAsia="ＭＳ Ｐゴシック" w:hAnsi="ＭＳ Ｐゴシック" w:cs="ＭＳ Ｐゴシック"/>
+          <w:b/>
+          <w:bCs/>
+          <w:kern w:val="0"/>
+          <w:sz w:val="24"/>
+          <w:szCs w:val="24"/>
+        </w:rPr>
+        <w:t>③ LATENT GEN 96 CHANNELS（潜在生成）</w:t>
+      </w:r>
+    </w:p>
+    <w:p>
+      <w:pPr>
+        <w:widowControl/>
+        <w:numPr>
+          <w:ilvl w:val="0"/>
+          <w:numId w:val="19"/>
+        </w:numPr>
+        <w:spacing w:before="100" w:beforeAutospacing="1" w:after="100" w:afterAutospacing="1"/>
+        <w:jc w:val="left"/>
+        <w:rPr>
+          <w:rFonts w:ascii="ＭＳ Ｐゴシック" w:eastAsia="ＭＳ Ｐゴシック" w:hAnsi="ＭＳ Ｐゴシック" w:cs="ＭＳ Ｐゴシック"/>
+          <w:kern w:val="0"/>
+          <w:sz w:val="24"/>
+          <w:szCs w:val="24"/>
+        </w:rPr>
+      </w:pPr>
+      <w:r>
+        <w:rPr>
+          <w:rFonts w:ascii="ＭＳ Ｐゴシック" w:eastAsia="ＭＳ Ｐゴシック" w:hAnsi="ＭＳ Ｐゴシック" w:cs="ＭＳ Ｐゴシック"/>
+          <w:kern w:val="0"/>
+          <w:sz w:val="24"/>
+          <w:szCs w:val="24"/>
+        </w:rPr>
+        <w:t>エンコーダーで圧縮された情報（96チャンネル）</w:t>
+      </w:r>
+    </w:p>
+    <w:p>
+      <w:pPr>
+        <w:widowControl/>
+        <w:numPr>
+          <w:ilvl w:val="0"/>
+          <w:numId w:val="19"/>
+        </w:numPr>
+        <w:spacing w:before="100" w:beforeAutospacing="1" w:after="100" w:afterAutospacing="1"/>
+        <w:jc w:val="left"/>
+        <w:rPr>
+          <w:rFonts w:ascii="ＭＳ Ｐゴシック" w:eastAsia="ＭＳ Ｐゴシック" w:hAnsi="ＭＳ Ｐゴシック" w:cs="ＭＳ Ｐゴシック"/>
+          <w:kern w:val="0"/>
+          <w:sz w:val="24"/>
+          <w:szCs w:val="24"/>
+        </w:rPr>
+      </w:pPr>
+      <w:r>
+        <w:rPr>
+          <w:rFonts w:ascii="ＭＳ Ｐゴシック" w:eastAsia="ＭＳ Ｐゴシック" w:hAnsi="ＭＳ Ｐゴシック" w:cs="ＭＳ Ｐゴシック"/>
+          <w:b/>
+          <w:bCs/>
+          <w:kern w:val="0"/>
+          <w:sz w:val="24"/>
+          <w:szCs w:val="24"/>
+        </w:rPr>
+        <w:t>PAST CONTEXT</w:t>
+      </w:r>
+      <w:r>
+        <w:rPr>
+          <w:rFonts w:ascii="ＭＳ Ｐゴシック" w:eastAsia="ＭＳ Ｐゴシック" w:hAnsi="ＭＳ Ｐゴシック" w:cs="ＭＳ Ｐゴシック"/>
+          <w:kern w:val="0"/>
+          <w:sz w:val="24"/>
+          <w:szCs w:val="24"/>
+        </w:rPr>
+        <w:t>（過去の文脈）として使用</w:t>
+      </w:r>
+    </w:p>
+    <w:p>
+      <w:pPr>
+        <w:widowControl/>
+        <w:numPr>
+          <w:ilvl w:val="0"/>
+          <w:numId w:val="19"/>
+        </w:numPr>
+        <w:spacing w:before="100" w:beforeAutospacing="1" w:after="100" w:afterAutospacing="1"/>
+        <w:jc w:val="left"/>
+        <w:rPr>
+          <w:rFonts w:ascii="ＭＳ Ｐゴシック" w:eastAsia="ＭＳ Ｐゴシック" w:hAnsi="ＭＳ Ｐゴシック" w:cs="ＭＳ Ｐゴシック"/>
+          <w:kern w:val="0"/>
+          <w:sz w:val="24"/>
+          <w:szCs w:val="24"/>
+        </w:rPr>
+      </w:pPr>
+      <w:r>
+        <w:rPr>
+          <w:rFonts w:ascii="ＭＳ Ｐゴシック" w:eastAsia="ＭＳ Ｐゴシック" w:hAnsi="ＭＳ Ｐゴシック" w:cs="ＭＳ Ｐゴシック"/>
+          <w:b/>
+          <w:bCs/>
+          <w:kern w:val="0"/>
+          <w:sz w:val="24"/>
+          <w:szCs w:val="24"/>
+        </w:rPr>
+        <w:t>NOISE</w:t>
+      </w:r>
+      <w:r>
+        <w:rPr>
+          <w:rFonts w:ascii="ＭＳ Ｐゴシック" w:eastAsia="ＭＳ Ｐゴシック" w:hAnsi="ＭＳ Ｐゴシック" w:cs="ＭＳ Ｐゴシック"/>
+          <w:kern w:val="0"/>
+          <w:sz w:val="24"/>
+          <w:szCs w:val="24"/>
+        </w:rPr>
+        <w:t>（ノイズ）と組み合わせる</w:t>
+      </w:r>
+    </w:p>
+    <w:p>
+      <w:pPr>
+        <w:widowControl/>
+        <w:spacing w:before="100" w:beforeAutospacing="1" w:after="100" w:afterAutospacing="1"/>
+        <w:jc w:val="left"/>
+        <w:outlineLvl w:val="3"/>
+        <w:rPr>
+          <w:rFonts w:ascii="ＭＳ Ｐゴシック" w:eastAsia="ＭＳ Ｐゴシック" w:hAnsi="ＭＳ Ｐゴシック" w:cs="ＭＳ Ｐゴシック"/>
+          <w:b/>
+          <w:bCs/>
+          <w:kern w:val="0"/>
+          <w:sz w:val="24"/>
+          <w:szCs w:val="24"/>
+        </w:rPr>
+      </w:pPr>
+      <w:r>
+        <w:rPr>
+          <w:rFonts w:ascii="ＭＳ Ｐゴシック" w:eastAsia="ＭＳ Ｐゴシック" w:hAnsi="ＭＳ Ｐゴシック" w:cs="ＭＳ Ｐゴシック"/>
+          <w:b/>
+          <w:bCs/>
+          <w:kern w:val="0"/>
+          <w:sz w:val="24"/>
+          <w:szCs w:val="24"/>
+        </w:rPr>
+        <w:t>④ WORLD MODEL（世界モデル）</w:t>
+      </w:r>
+    </w:p>
+    <w:p>
+      <w:pPr>
+        <w:widowControl/>
+        <w:numPr>
+          <w:ilvl w:val="0"/>
+          <w:numId w:val="20"/>
+        </w:numPr>
+        <w:spacing w:before="100" w:beforeAutospacing="1" w:after="100" w:afterAutospacing="1"/>
+        <w:jc w:val="left"/>
+        <w:rPr>
+          <w:rFonts w:ascii="ＭＳ Ｐゴシック" w:eastAsia="ＭＳ Ｐゴシック" w:hAnsi="ＭＳ Ｐゴシック" w:cs="ＭＳ Ｐゴシック"/>
+          <w:kern w:val="0"/>
+          <w:sz w:val="24"/>
+          <w:szCs w:val="24"/>
+        </w:rPr>
+      </w:pPr>
+      <w:r>
+        <w:rPr>
+          <w:rFonts w:ascii="ＭＳ Ｐゴシック" w:eastAsia="ＭＳ Ｐゴシック" w:hAnsi="ＭＳ Ｐゴシック" w:cs="ＭＳ Ｐゴシック"/>
+          <w:kern w:val="0"/>
+          <w:sz w:val="24"/>
+          <w:szCs w:val="24"/>
+        </w:rPr>
+        <w:t>図の中央に位置する</w:t>
+      </w:r>
+      <w:r>
+        <w:rPr>
+          <w:rFonts w:ascii="ＭＳ Ｐゴシック" w:eastAsia="ＭＳ Ｐゴシック" w:hAnsi="ＭＳ Ｐゴシック" w:cs="ＭＳ Ｐゴシック"/>
+          <w:b/>
+          <w:bCs/>
+          <w:kern w:val="0"/>
+          <w:sz w:val="24"/>
+          <w:szCs w:val="24"/>
+        </w:rPr>
+        <w:t>核心的な処理部分</w:t>
+      </w:r>
+    </w:p>
+    <w:p>
+      <w:pPr>
+        <w:widowControl/>
+        <w:numPr>
+          <w:ilvl w:val="0"/>
+          <w:numId w:val="20"/>
+        </w:numPr>
+        <w:spacing w:before="100" w:beforeAutospacing="1" w:after="100" w:afterAutospacing="1"/>
+        <w:jc w:val="left"/>
+        <w:rPr>
+          <w:rFonts w:ascii="ＭＳ Ｐゴシック" w:eastAsia="ＭＳ Ｐゴシック" w:hAnsi="ＭＳ Ｐゴシック" w:cs="ＭＳ Ｐゴシック"/>
+          <w:kern w:val="0"/>
+          <w:sz w:val="24"/>
+          <w:szCs w:val="24"/>
+        </w:rPr>
+      </w:pPr>
+      <w:r>
+        <w:rPr>
+          <w:rFonts w:ascii="ＭＳ Ｐゴシック" w:eastAsia="ＭＳ Ｐゴシック" w:hAnsi="ＭＳ Ｐゴシック" w:cs="ＭＳ Ｐゴシック"/>
+          <w:b/>
+          <w:bCs/>
+          <w:kern w:val="0"/>
+          <w:sz w:val="24"/>
+          <w:szCs w:val="24"/>
+        </w:rPr>
+        <w:t>SPACE-TIME FACTORIZED TRANSFORMER</w:t>
+      </w:r>
+      <w:r>
+        <w:rPr>
+          <w:rFonts w:ascii="ＭＳ Ｐゴシック" w:eastAsia="ＭＳ Ｐゴシック" w:hAnsi="ＭＳ Ｐゴシック" w:cs="ＭＳ Ｐゴシック"/>
+          <w:kern w:val="0"/>
+          <w:sz w:val="24"/>
+          <w:szCs w:val="24"/>
+        </w:rPr>
+        <w:t>：時空間を分解して処理するトランスフォーマー</w:t>
+      </w:r>
+    </w:p>
+    <w:p>
+      <w:pPr>
+        <w:widowControl/>
+        <w:numPr>
+          <w:ilvl w:val="0"/>
+          <w:numId w:val="20"/>
+        </w:numPr>
+        <w:spacing w:before="100" w:beforeAutospacing="1" w:after="100" w:afterAutospacing="1"/>
+        <w:jc w:val="left"/>
+        <w:rPr>
+          <w:rFonts w:ascii="ＭＳ Ｐゴシック" w:eastAsia="ＭＳ Ｐゴシック" w:hAnsi="ＭＳ Ｐゴシック" w:cs="ＭＳ Ｐゴシック"/>
+          <w:kern w:val="0"/>
+          <w:sz w:val="24"/>
+          <w:szCs w:val="24"/>
+        </w:rPr>
+      </w:pPr>
+      <w:r>
+        <w:rPr>
+          <w:rFonts w:ascii="ＭＳ Ｐゴシック" w:eastAsia="ＭＳ Ｐゴシック" w:hAnsi="ＭＳ Ｐゴシック" w:cs="ＭＳ Ｐゴシック"/>
+          <w:kern w:val="0"/>
+          <w:sz w:val="24"/>
+          <w:szCs w:val="24"/>
+        </w:rPr>
+        <w:t>カメラパラメータや位置情報を追加（+CAM P-EMBED）</w:t>
+      </w:r>
+    </w:p>
+    <w:p>
+      <w:pPr>
+        <w:widowControl/>
+        <w:numPr>
+          <w:ilvl w:val="0"/>
+          <w:numId w:val="20"/>
+        </w:numPr>
+        <w:spacing w:before="100" w:beforeAutospacing="1" w:after="100" w:afterAutospacing="1"/>
+        <w:jc w:val="left"/>
+        <w:rPr>
+          <w:rFonts w:ascii="ＭＳ Ｐゴシック" w:eastAsia="ＭＳ Ｐゴシック" w:hAnsi="ＭＳ Ｐゴシック" w:cs="ＭＳ Ｐゴシック"/>
+          <w:kern w:val="0"/>
+          <w:sz w:val="24"/>
+          <w:szCs w:val="24"/>
+        </w:rPr>
+      </w:pPr>
+      <w:r>
+        <w:rPr>
+          <w:rFonts w:ascii="ＭＳ Ｐゴシック" w:eastAsia="ＭＳ Ｐゴシック" w:hAnsi="ＭＳ Ｐゴシック" w:cs="ＭＳ Ｐゴシック"/>
+          <w:kern w:val="0"/>
+          <w:sz w:val="24"/>
+          <w:szCs w:val="24"/>
+        </w:rPr>
+        <w:t>各種条件付け情報（CONDITIONING）を入力として受け取る</w:t>
+      </w:r>
+    </w:p>
+    <w:p>
+      <w:pPr>
+        <w:widowControl/>
+        <w:spacing w:before="100" w:beforeAutospacing="1" w:after="100" w:afterAutospacing="1"/>
+        <w:jc w:val="left"/>
+        <w:outlineLvl w:val="3"/>
+        <w:rPr>
+          <w:rFonts w:ascii="ＭＳ Ｐゴシック" w:eastAsia="ＭＳ Ｐゴシック" w:hAnsi="ＭＳ Ｐゴシック" w:cs="ＭＳ Ｐゴシック"/>
+          <w:b/>
+          <w:bCs/>
+          <w:kern w:val="0"/>
+          <w:sz w:val="24"/>
+          <w:szCs w:val="24"/>
+        </w:rPr>
+      </w:pPr>
+      <w:r>
+        <w:rPr>
+          <w:rFonts w:ascii="ＭＳ Ｐゴシック" w:eastAsia="ＭＳ Ｐゴシック" w:hAnsi="ＭＳ Ｐゴシック" w:cs="ＭＳ Ｐゴシック"/>
+          <w:b/>
+          <w:bCs/>
+          <w:kern w:val="0"/>
+          <w:sz w:val="24"/>
+          <w:szCs w:val="24"/>
+        </w:rPr>
+        <w:t>⑤ DENOISER（デノイザー）</w:t>
+      </w:r>
+    </w:p>
+    <w:p>
+      <w:pPr>
+        <w:widowControl/>
+        <w:numPr>
+          <w:ilvl w:val="0"/>
+          <w:numId w:val="21"/>
+        </w:numPr>
+        <w:spacing w:before="100" w:beforeAutospacing="1" w:after="100" w:afterAutospacing="1"/>
+        <w:jc w:val="left"/>
+        <w:rPr>
+          <w:rFonts w:ascii="ＭＳ Ｐゴシック" w:eastAsia="ＭＳ Ｐゴシック" w:hAnsi="ＭＳ Ｐゴシック" w:cs="ＭＳ Ｐゴシック"/>
+          <w:kern w:val="0"/>
+          <w:sz w:val="24"/>
+          <w:szCs w:val="24"/>
+        </w:rPr>
+      </w:pPr>
+      <w:r>
+        <w:rPr>
+          <w:rFonts w:ascii="ＭＳ Ｐゴシック" w:eastAsia="ＭＳ Ｐゴシック" w:hAnsi="ＭＳ Ｐゴシック" w:cs="ＭＳ Ｐゴシック"/>
+          <w:kern w:val="0"/>
+          <w:sz w:val="24"/>
+          <w:szCs w:val="24"/>
+        </w:rPr>
+        <w:t>ノイズを除去し、きれいな潜在表現を生成</w:t>
+      </w:r>
+    </w:p>
+    <w:p>
+      <w:pPr>
+        <w:widowControl/>
+        <w:numPr>
+          <w:ilvl w:val="0"/>
+          <w:numId w:val="21"/>
+        </w:numPr>
+        <w:spacing w:before="100" w:beforeAutospacing="1" w:after="100" w:afterAutospacing="1"/>
+        <w:jc w:val="left"/>
+        <w:rPr>
+          <w:rFonts w:ascii="ＭＳ Ｐゴシック" w:eastAsia="ＭＳ Ｐゴシック" w:hAnsi="ＭＳ Ｐゴシック" w:cs="ＭＳ Ｐゴシック"/>
+          <w:kern w:val="0"/>
+          <w:sz w:val="24"/>
+          <w:szCs w:val="24"/>
+        </w:rPr>
+      </w:pPr>
+      <w:r>
+        <w:rPr>
+          <w:rFonts w:ascii="ＭＳ Ｐゴシック" w:eastAsia="ＭＳ Ｐゴシック" w:hAnsi="ＭＳ Ｐゴシック" w:cs="ＭＳ Ｐゴシック"/>
+          <w:b/>
+          <w:bCs/>
+          <w:kern w:val="0"/>
+          <w:sz w:val="24"/>
+          <w:szCs w:val="24"/>
+        </w:rPr>
+        <w:t>CONDITIONS</w:t>
+      </w:r>
+      <w:r>
+        <w:rPr>
+          <w:rFonts w:ascii="ＭＳ Ｐゴシック" w:eastAsia="ＭＳ Ｐゴシック" w:hAnsi="ＭＳ Ｐゴシック" w:cs="ＭＳ Ｐゴシック"/>
+          <w:kern w:val="0"/>
+          <w:sz w:val="24"/>
+          <w:szCs w:val="24"/>
+        </w:rPr>
+        <w:t>（条件）に基づいて処理</w:t>
+      </w:r>
+    </w:p>
+    <w:p>
+      <w:pPr>
+        <w:widowControl/>
+        <w:spacing w:before="100" w:beforeAutospacing="1" w:after="100" w:afterAutospacing="1"/>
+        <w:jc w:val="left"/>
+        <w:outlineLvl w:val="3"/>
+        <w:rPr>
+          <w:rFonts w:ascii="ＭＳ Ｐゴシック" w:eastAsia="ＭＳ Ｐゴシック" w:hAnsi="ＭＳ Ｐゴシック" w:cs="ＭＳ Ｐゴシック"/>
+          <w:b/>
+          <w:bCs/>
+          <w:kern w:val="0"/>
+          <w:sz w:val="24"/>
+          <w:szCs w:val="24"/>
+        </w:rPr>
+      </w:pPr>
+      <w:r>
+        <w:rPr>
+          <w:rFonts w:ascii="ＭＳ Ｐゴシック" w:eastAsia="ＭＳ Ｐゴシック" w:hAnsi="ＭＳ Ｐゴシック" w:cs="ＭＳ Ｐゴシック"/>
+          <w:b/>
+          <w:bCs/>
+          <w:kern w:val="0"/>
+          <w:sz w:val="24"/>
+          <w:szCs w:val="24"/>
+        </w:rPr>
+        <w:lastRenderedPageBreak/>
+        <w:t>⑥ DECODER（デコーダー）</w:t>
+      </w:r>
+    </w:p>
+    <w:p>
+      <w:pPr>
+        <w:widowControl/>
+        <w:numPr>
+          <w:ilvl w:val="0"/>
+          <w:numId w:val="22"/>
+        </w:numPr>
+        <w:spacing w:before="100" w:beforeAutospacing="1" w:after="100" w:afterAutospacing="1"/>
+        <w:jc w:val="left"/>
+        <w:rPr>
+          <w:rFonts w:ascii="ＭＳ Ｐゴシック" w:eastAsia="ＭＳ Ｐゴシック" w:hAnsi="ＭＳ Ｐゴシック" w:cs="ＭＳ Ｐゴシック"/>
+          <w:kern w:val="0"/>
+          <w:sz w:val="24"/>
+          <w:szCs w:val="24"/>
+        </w:rPr>
+      </w:pPr>
+      <w:r>
+        <w:rPr>
+          <w:rFonts w:ascii="ＭＳ Ｐゴシック" w:eastAsia="ＭＳ Ｐゴシック" w:hAnsi="ＭＳ Ｐゴシック" w:cs="ＭＳ Ｐゴシック"/>
+          <w:b/>
+          <w:bCs/>
+          <w:kern w:val="0"/>
+          <w:sz w:val="24"/>
+          <w:szCs w:val="24"/>
+        </w:rPr>
+        <w:t>4GAM FINETUNE</w:t>
+      </w:r>
+      <w:r>
+        <w:rPr>
+          <w:rFonts w:ascii="ＭＳ Ｐゴシック" w:eastAsia="ＭＳ Ｐゴシック" w:hAnsi="ＭＳ Ｐゴシック" w:cs="ＭＳ Ｐゴシック"/>
+          <w:kern w:val="0"/>
+          <w:sz w:val="24"/>
+          <w:szCs w:val="24"/>
+        </w:rPr>
+        <w:t>で最適化</w:t>
+      </w:r>
+    </w:p>
+    <w:p>
+      <w:pPr>
+        <w:widowControl/>
+        <w:numPr>
+          <w:ilvl w:val="0"/>
+          <w:numId w:val="22"/>
+        </w:numPr>
+        <w:spacing w:before="100" w:beforeAutospacing="1" w:after="100" w:afterAutospacing="1"/>
+        <w:jc w:val="left"/>
+        <w:rPr>
+          <w:rFonts w:ascii="ＭＳ Ｐゴシック" w:eastAsia="ＭＳ Ｐゴシック" w:hAnsi="ＭＳ Ｐゴシック" w:cs="ＭＳ Ｐゴシック"/>
+          <w:kern w:val="0"/>
+          <w:sz w:val="24"/>
+          <w:szCs w:val="24"/>
+        </w:rPr>
+      </w:pPr>
+      <w:r>
+        <w:rPr>
+          <w:rFonts w:ascii="ＭＳ Ｐゴシック" w:eastAsia="ＭＳ Ｐゴシック" w:hAnsi="ＭＳ Ｐゴシック" w:cs="ＭＳ Ｐゴシック"/>
+          <w:kern w:val="0"/>
+          <w:sz w:val="24"/>
+          <w:szCs w:val="24"/>
+        </w:rPr>
+        <w:t>潜在表現を実際の映像に戻す</w:t>
+      </w:r>
+    </w:p>
+    <w:p>
+      <w:pPr>
+        <w:widowControl/>
+        <w:spacing w:before="100" w:beforeAutospacing="1" w:after="100" w:afterAutospacing="1"/>
+        <w:jc w:val="left"/>
+        <w:outlineLvl w:val="3"/>
+        <w:rPr>
+          <w:rFonts w:ascii="ＭＳ Ｐゴシック" w:eastAsia="ＭＳ Ｐゴシック" w:hAnsi="ＭＳ Ｐゴシック" w:cs="ＭＳ Ｐゴシック"/>
+          <w:b/>
+          <w:bCs/>
+          <w:kern w:val="0"/>
+          <w:sz w:val="24"/>
+          <w:szCs w:val="24"/>
+        </w:rPr>
+      </w:pPr>
+      <w:r>
+        <w:rPr>
+          <w:rFonts w:ascii="ＭＳ Ｐゴシック" w:eastAsia="ＭＳ Ｐゴシック" w:hAnsi="ＭＳ Ｐゴシック" w:cs="ＭＳ Ｐゴシック"/>
+          <w:b/>
+          <w:bCs/>
+          <w:kern w:val="0"/>
+          <w:sz w:val="24"/>
+          <w:szCs w:val="24"/>
+        </w:rPr>
+        <w:t>⑦ 最下部：出力</w:t>
+      </w:r>
+    </w:p>
+    <w:p>
+      <w:pPr>
+        <w:widowControl/>
+        <w:numPr>
+          <w:ilvl w:val="0"/>
+          <w:numId w:val="23"/>
+        </w:numPr>
+        <w:spacing w:before="100" w:beforeAutospacing="1" w:after="100" w:afterAutospacing="1"/>
+        <w:jc w:val="left"/>
+        <w:rPr>
+          <w:rFonts w:ascii="ＭＳ Ｐゴシック" w:eastAsia="ＭＳ Ｐゴシック" w:hAnsi="ＭＳ Ｐゴシック" w:cs="ＭＳ Ｐゴシック"/>
+          <w:kern w:val="0"/>
+          <w:sz w:val="24"/>
+          <w:szCs w:val="24"/>
+        </w:rPr>
+      </w:pPr>
+      <w:r>
+        <w:rPr>
+          <w:rFonts w:ascii="ＭＳ Ｐゴシック" w:eastAsia="ＭＳ Ｐゴシック" w:hAnsi="ＭＳ Ｐゴシック" w:cs="ＭＳ Ｐゴシック"/>
+          <w:kern w:val="0"/>
+          <w:sz w:val="24"/>
+          <w:szCs w:val="24"/>
+        </w:rPr>
+        <w:t>再構築された5つのカメラビュー</w:t>
+      </w:r>
+    </w:p>
+    <w:p>
+      <w:pPr>
+        <w:widowControl/>
+        <w:spacing w:before="100" w:beforeAutospacing="1" w:after="100" w:afterAutospacing="1"/>
+        <w:jc w:val="left"/>
+        <w:outlineLvl w:val="2"/>
+        <w:rPr>
+          <w:rFonts w:ascii="ＭＳ Ｐゴシック" w:eastAsia="ＭＳ Ｐゴシック" w:hAnsi="ＭＳ Ｐゴシック" w:cs="ＭＳ Ｐゴシック"/>
+          <w:b/>
+          <w:bCs/>
+          <w:kern w:val="0"/>
+          <w:sz w:val="27"/>
+          <w:szCs w:val="27"/>
+        </w:rPr>
+      </w:pPr>
+      <w:r>
+        <w:rPr>
+          <w:rFonts w:ascii="ＭＳ Ｐゴシック" w:eastAsia="ＭＳ Ｐゴシック" w:hAnsi="ＭＳ Ｐゴシック" w:cs="ＭＳ Ｐゴシック"/>
+          <w:b/>
+          <w:bCs/>
+          <w:kern w:val="0"/>
+          <w:sz w:val="27"/>
+          <w:szCs w:val="27"/>
+        </w:rPr>
+        <w:t>2. CONDITIONING（条件付け）の部分</w:t>
+      </w:r>
+    </w:p>
+    <w:p>
+      <w:pPr>
+        <w:widowControl/>
+        <w:spacing w:before="100" w:beforeAutospacing="1" w:after="100" w:afterAutospacing="1"/>
+        <w:jc w:val="left"/>
+        <w:rPr>
+          <w:rFonts w:ascii="ＭＳ Ｐゴシック" w:eastAsia="ＭＳ Ｐゴシック" w:hAnsi="ＭＳ Ｐゴシック" w:cs="ＭＳ Ｐゴシック"/>
+          <w:kern w:val="0"/>
+          <w:sz w:val="24"/>
+          <w:szCs w:val="24"/>
+        </w:rPr>
+      </w:pPr>
+      <w:r>
+        <w:rPr>
+          <w:rFonts w:ascii="ＭＳ Ｐゴシック" w:eastAsia="ＭＳ Ｐゴシック" w:hAnsi="ＭＳ Ｐゴシック" w:cs="ＭＳ Ｐゴシック"/>
+          <w:kern w:val="0"/>
+          <w:sz w:val="24"/>
+          <w:szCs w:val="24"/>
+        </w:rPr>
+        <w:t>図の</w:t>
+      </w:r>
+      <w:r>
+        <w:rPr>
+          <w:rFonts w:ascii="ＭＳ Ｐゴシック" w:eastAsia="ＭＳ Ｐゴシック" w:hAnsi="ＭＳ Ｐゴシック" w:cs="ＭＳ Ｐゴシック"/>
+          <w:b/>
+          <w:bCs/>
+          <w:kern w:val="0"/>
+          <w:sz w:val="24"/>
+          <w:szCs w:val="24"/>
+        </w:rPr>
+        <w:t>中央下部</w:t>
+      </w:r>
+      <w:r>
+        <w:rPr>
+          <w:rFonts w:ascii="ＭＳ Ｐゴシック" w:eastAsia="ＭＳ Ｐゴシック" w:hAnsi="ＭＳ Ｐゴシック" w:cs="ＭＳ Ｐゴシック"/>
+          <w:kern w:val="0"/>
+          <w:sz w:val="24"/>
+          <w:szCs w:val="24"/>
+        </w:rPr>
+        <w:t>にある青いボックス群：</w:t>
+      </w:r>
+    </w:p>
+    <w:p>
+      <w:pPr>
+        <w:widowControl/>
+        <w:numPr>
+          <w:ilvl w:val="0"/>
+          <w:numId w:val="24"/>
+        </w:numPr>
+        <w:spacing w:before="100" w:beforeAutospacing="1" w:after="100" w:afterAutospacing="1"/>
+        <w:jc w:val="left"/>
+        <w:rPr>
+          <w:rFonts w:ascii="ＭＳ Ｐゴシック" w:eastAsia="ＭＳ Ｐゴシック" w:hAnsi="ＭＳ Ｐゴシック" w:cs="ＭＳ Ｐゴシック"/>
+          <w:kern w:val="0"/>
+          <w:sz w:val="24"/>
+          <w:szCs w:val="24"/>
+        </w:rPr>
+      </w:pPr>
+      <w:r>
+        <w:rPr>
+          <w:rFonts w:ascii="ＭＳ Ｐゴシック" w:eastAsia="ＭＳ Ｐゴシック" w:hAnsi="ＭＳ Ｐゴシック" w:cs="ＭＳ Ｐゴシック"/>
+          <w:b/>
+          <w:bCs/>
+          <w:kern w:val="0"/>
+          <w:sz w:val="24"/>
+          <w:szCs w:val="24"/>
+        </w:rPr>
+        <w:t>ACTIONS</w:t>
+      </w:r>
+      <w:r>
+        <w:rPr>
+          <w:rFonts w:ascii="ＭＳ Ｐゴシック" w:eastAsia="ＭＳ Ｐゴシック" w:hAnsi="ＭＳ Ｐゴシック" w:cs="ＭＳ Ｐゴシック"/>
+          <w:kern w:val="0"/>
+          <w:sz w:val="24"/>
+          <w:szCs w:val="24"/>
+        </w:rPr>
+        <w:t>：車の動作（速度、曲率など）</w:t>
+      </w:r>
+    </w:p>
+    <w:p>
+      <w:pPr>
+        <w:widowControl/>
+        <w:numPr>
+          <w:ilvl w:val="0"/>
+          <w:numId w:val="24"/>
+        </w:numPr>
+        <w:spacing w:before="100" w:beforeAutospacing="1" w:after="100" w:afterAutospacing="1"/>
+        <w:jc w:val="left"/>
+        <w:rPr>
+          <w:rFonts w:ascii="ＭＳ Ｐゴシック" w:eastAsia="ＭＳ Ｐゴシック" w:hAnsi="ＭＳ Ｐゴシック" w:cs="ＭＳ Ｐゴシック"/>
+          <w:kern w:val="0"/>
+          <w:sz w:val="24"/>
+          <w:szCs w:val="24"/>
+        </w:rPr>
+      </w:pPr>
+      <w:r>
+        <w:rPr>
+          <w:rFonts w:ascii="ＭＳ Ｐゴシック" w:eastAsia="ＭＳ Ｐゴシック" w:hAnsi="ＭＳ Ｐゴシック" w:cs="ＭＳ Ｐゴシック"/>
+          <w:b/>
+          <w:bCs/>
+          <w:kern w:val="0"/>
+          <w:sz w:val="24"/>
+          <w:szCs w:val="24"/>
+        </w:rPr>
+        <w:t>3D BOUNDING BOXES</w:t>
+      </w:r>
+      <w:r>
+        <w:rPr>
+          <w:rFonts w:ascii="ＭＳ Ｐゴシック" w:eastAsia="ＭＳ Ｐゴシック" w:hAnsi="ＭＳ Ｐゴシック" w:cs="ＭＳ Ｐゴシック"/>
+          <w:kern w:val="0"/>
+          <w:sz w:val="24"/>
+          <w:szCs w:val="24"/>
+        </w:rPr>
+        <w:t>：他の物体の3次元位置情報</w:t>
+      </w:r>
+    </w:p>
+    <w:p>
+      <w:pPr>
+        <w:widowControl/>
+        <w:numPr>
+          <w:ilvl w:val="0"/>
+          <w:numId w:val="24"/>
+        </w:numPr>
+        <w:spacing w:before="100" w:beforeAutospacing="1" w:after="100" w:afterAutospacing="1"/>
+        <w:jc w:val="left"/>
+        <w:rPr>
+          <w:rFonts w:ascii="ＭＳ Ｐゴシック" w:eastAsia="ＭＳ Ｐゴシック" w:hAnsi="ＭＳ Ｐゴシック" w:cs="ＭＳ Ｐゴシック"/>
+          <w:kern w:val="0"/>
+          <w:sz w:val="24"/>
+          <w:szCs w:val="24"/>
+        </w:rPr>
+      </w:pPr>
+      <w:r>
+        <w:rPr>
+          <w:rFonts w:ascii="ＭＳ Ｐゴシック" w:eastAsia="ＭＳ Ｐゴシック" w:hAnsi="ＭＳ Ｐゴシック" w:cs="ＭＳ Ｐゴシック"/>
+          <w:b/>
+          <w:bCs/>
+          <w:kern w:val="0"/>
+          <w:sz w:val="24"/>
+          <w:szCs w:val="24"/>
+        </w:rPr>
+        <w:t>METADATA</w:t>
+      </w:r>
+      <w:r>
+        <w:rPr>
+          <w:rFonts w:ascii="ＭＳ Ｐゴシック" w:eastAsia="ＭＳ Ｐゴシック" w:hAnsi="ＭＳ Ｐゴシック" w:cs="ＭＳ Ｐゴシック"/>
+          <w:kern w:val="0"/>
+          <w:sz w:val="24"/>
+          <w:szCs w:val="24"/>
+        </w:rPr>
+        <w:t>：環境情報（国、天候、時刻など）</w:t>
+      </w:r>
+    </w:p>
+    <w:p>
+      <w:pPr>
+        <w:widowControl/>
+        <w:numPr>
+          <w:ilvl w:val="0"/>
+          <w:numId w:val="24"/>
+        </w:numPr>
+        <w:spacing w:before="100" w:beforeAutospacing="1" w:after="100" w:afterAutospacing="1"/>
+        <w:jc w:val="left"/>
+        <w:rPr>
+          <w:rFonts w:ascii="ＭＳ Ｐゴシック" w:eastAsia="ＭＳ Ｐゴシック" w:hAnsi="ＭＳ Ｐゴシック" w:cs="ＭＳ Ｐゴシック"/>
+          <w:kern w:val="0"/>
+          <w:sz w:val="24"/>
+          <w:szCs w:val="24"/>
+        </w:rPr>
+      </w:pPr>
+      <w:r>
+        <w:rPr>
+          <w:rFonts w:ascii="ＭＳ Ｐゴシック" w:eastAsia="ＭＳ Ｐゴシック" w:hAnsi="ＭＳ Ｐゴシック" w:cs="ＭＳ Ｐゴシック"/>
+          <w:b/>
+          <w:bCs/>
+          <w:kern w:val="0"/>
+          <w:sz w:val="24"/>
+          <w:szCs w:val="24"/>
+        </w:rPr>
+        <w:t>SCENARIO EMBEDDINGS</w:t>
+      </w:r>
+      <w:r>
+        <w:rPr>
+          <w:rFonts w:ascii="ＭＳ Ｐゴシック" w:eastAsia="ＭＳ Ｐゴシック" w:hAnsi="ＭＳ Ｐゴシック" w:cs="ＭＳ Ｐゴシック"/>
+          <w:kern w:val="0"/>
+          <w:sz w:val="24"/>
+          <w:szCs w:val="24"/>
+        </w:rPr>
+        <w:t>：シナリオの埋め込み表現</w:t>
+      </w:r>
+    </w:p>
+    <w:p>
+      <w:pPr>
+        <w:widowControl/>
+        <w:spacing w:before="100" w:beforeAutospacing="1" w:after="100" w:afterAutospacing="1"/>
+        <w:jc w:val="left"/>
+        <w:rPr>
+          <w:rFonts w:ascii="ＭＳ Ｐゴシック" w:eastAsia="ＭＳ Ｐゴシック" w:hAnsi="ＭＳ Ｐゴシック" w:cs="ＭＳ Ｐゴシック"/>
+          <w:kern w:val="0"/>
+          <w:sz w:val="24"/>
+          <w:szCs w:val="24"/>
+        </w:rPr>
+      </w:pPr>
+      <w:r>
+        <w:rPr>
+          <w:rFonts w:ascii="ＭＳ Ｐゴシック" w:eastAsia="ＭＳ Ｐゴシック" w:hAnsi="ＭＳ Ｐゴシック" w:cs="ＭＳ Ｐゴシック"/>
+          <w:kern w:val="0"/>
+          <w:sz w:val="24"/>
+          <w:szCs w:val="24"/>
+        </w:rPr>
+        <w:t>これらが</w:t>
+      </w:r>
+      <w:r>
+        <w:rPr>
+          <w:rFonts w:ascii="ＭＳ Ｐゴシック" w:eastAsia="ＭＳ Ｐゴシック" w:hAnsi="ＭＳ Ｐゴシック" w:cs="ＭＳ Ｐゴシック"/>
+          <w:b/>
+          <w:bCs/>
+          <w:kern w:val="0"/>
+          <w:sz w:val="24"/>
+          <w:szCs w:val="24"/>
+        </w:rPr>
+        <w:t>WORLD MODEL</w:t>
+      </w:r>
+      <w:r>
+        <w:rPr>
+          <w:rFonts w:ascii="ＭＳ Ｐゴシック" w:eastAsia="ＭＳ Ｐゴシック" w:hAnsi="ＭＳ Ｐゴシック" w:cs="ＭＳ Ｐゴシック"/>
+          <w:kern w:val="0"/>
+          <w:sz w:val="24"/>
+          <w:szCs w:val="24"/>
+        </w:rPr>
+        <w:t>と</w:t>
+      </w:r>
+      <w:r>
+        <w:rPr>
+          <w:rFonts w:ascii="ＭＳ Ｐゴシック" w:eastAsia="ＭＳ Ｐゴシック" w:hAnsi="ＭＳ Ｐゴシック" w:cs="ＭＳ Ｐゴシック"/>
+          <w:b/>
+          <w:bCs/>
+          <w:kern w:val="0"/>
+          <w:sz w:val="24"/>
+          <w:szCs w:val="24"/>
+        </w:rPr>
+        <w:t>DENOISER</w:t>
+      </w:r>
+      <w:r>
+        <w:rPr>
+          <w:rFonts w:ascii="ＭＳ Ｐゴシック" w:eastAsia="ＭＳ Ｐゴシック" w:hAnsi="ＭＳ Ｐゴシック" w:cs="ＭＳ Ｐゴシック"/>
+          <w:kern w:val="0"/>
+          <w:sz w:val="24"/>
+          <w:szCs w:val="24"/>
+        </w:rPr>
+        <w:t>に入力されます。</w:t>
+      </w:r>
+    </w:p>
+    <w:p>
+      <w:pPr>
+        <w:widowControl/>
+        <w:spacing w:before="100" w:beforeAutospacing="1" w:after="100" w:afterAutospacing="1"/>
+        <w:jc w:val="left"/>
+        <w:outlineLvl w:val="2"/>
+        <w:rPr>
+          <w:rFonts w:ascii="ＭＳ Ｐゴシック" w:eastAsia="ＭＳ Ｐゴシック" w:hAnsi="ＭＳ Ｐゴシック" w:cs="ＭＳ Ｐゴシック"/>
+          <w:b/>
+          <w:bCs/>
+          <w:kern w:val="0"/>
+          <w:sz w:val="27"/>
+          <w:szCs w:val="27"/>
+        </w:rPr>
+      </w:pPr>
+      <w:r>
+        <w:rPr>
+          <w:rFonts w:ascii="ＭＳ Ｐゴシック" w:eastAsia="ＭＳ Ｐゴシック" w:hAnsi="ＭＳ Ｐゴシック" w:cs="ＭＳ Ｐゴシック"/>
+          <w:b/>
+          <w:bCs/>
+          <w:kern w:val="0"/>
+          <w:sz w:val="27"/>
+          <w:szCs w:val="27"/>
+        </w:rPr>
+        <w:t>3. 下部の3つのタスク図</w:t>
+      </w:r>
+    </w:p>
+    <w:p>
+      <w:pPr>
+        <w:widowControl/>
+        <w:spacing w:before="100" w:beforeAutospacing="1" w:after="100" w:afterAutospacing="1"/>
+        <w:jc w:val="left"/>
+        <w:rPr>
+          <w:rFonts w:ascii="ＭＳ Ｐゴシック" w:eastAsia="ＭＳ Ｐゴシック" w:hAnsi="ＭＳ Ｐゴシック" w:cs="ＭＳ Ｐゴシック"/>
+          <w:kern w:val="0"/>
+          <w:sz w:val="24"/>
+          <w:szCs w:val="24"/>
+        </w:rPr>
+      </w:pPr>
+      <w:r>
+        <w:rPr>
+          <w:rFonts w:ascii="ＭＳ Ｐゴシック" w:eastAsia="ＭＳ Ｐゴシック" w:hAnsi="ＭＳ Ｐゴシック" w:cs="ＭＳ Ｐゴシック"/>
+          <w:kern w:val="0"/>
+          <w:sz w:val="24"/>
+          <w:szCs w:val="24"/>
+        </w:rPr>
+        <w:t>図の</w:t>
+      </w:r>
+      <w:r>
+        <w:rPr>
+          <w:rFonts w:ascii="ＭＳ Ｐゴシック" w:eastAsia="ＭＳ Ｐゴシック" w:hAnsi="ＭＳ Ｐゴシック" w:cs="ＭＳ Ｐゴシック"/>
+          <w:b/>
+          <w:bCs/>
+          <w:kern w:val="0"/>
+          <w:sz w:val="24"/>
+          <w:szCs w:val="24"/>
+        </w:rPr>
+        <w:t>一番下</w:t>
+      </w:r>
+      <w:r>
+        <w:rPr>
+          <w:rFonts w:ascii="ＭＳ Ｐゴシック" w:eastAsia="ＭＳ Ｐゴシック" w:hAnsi="ＭＳ Ｐゴシック" w:cs="ＭＳ Ｐゴシック"/>
+          <w:kern w:val="0"/>
+          <w:sz w:val="24"/>
+          <w:szCs w:val="24"/>
+        </w:rPr>
+        <w:t>にある3つの図解は、GAIA-2が実行できる</w:t>
+      </w:r>
+      <w:r>
+        <w:rPr>
+          <w:rFonts w:ascii="ＭＳ Ｐゴシック" w:eastAsia="ＭＳ Ｐゴシック" w:hAnsi="ＭＳ Ｐゴシック" w:cs="ＭＳ Ｐゴシック"/>
+          <w:b/>
+          <w:bCs/>
+          <w:kern w:val="0"/>
+          <w:sz w:val="24"/>
+          <w:szCs w:val="24"/>
+        </w:rPr>
+        <w:t>3種類のタスク</w:t>
+      </w:r>
+      <w:r>
+        <w:rPr>
+          <w:rFonts w:ascii="ＭＳ Ｐゴシック" w:eastAsia="ＭＳ Ｐゴシック" w:hAnsi="ＭＳ Ｐゴシック" w:cs="ＭＳ Ｐゴシック"/>
+          <w:kern w:val="0"/>
+          <w:sz w:val="24"/>
+          <w:szCs w:val="24"/>
+        </w:rPr>
+        <w:t>を示しています：</w:t>
+      </w:r>
+    </w:p>
+    <w:p>
+      <w:pPr>
+        <w:widowControl/>
+        <w:spacing w:before="100" w:beforeAutospacing="1" w:after="100" w:afterAutospacing="1"/>
+        <w:jc w:val="left"/>
+        <w:outlineLvl w:val="3"/>
+        <w:rPr>
+          <w:rFonts w:ascii="ＭＳ Ｐゴシック" w:eastAsia="ＭＳ Ｐゴシック" w:hAnsi="ＭＳ Ｐゴシック" w:cs="ＭＳ Ｐゴシック"/>
+          <w:b/>
+          <w:bCs/>
+          <w:kern w:val="0"/>
+          <w:sz w:val="24"/>
+          <w:szCs w:val="24"/>
+        </w:rPr>
+      </w:pPr>
+      <w:r>
+        <w:rPr>
+          <w:rFonts w:ascii="ＭＳ Ｐゴシック" w:eastAsia="ＭＳ Ｐゴシック" w:hAnsi="ＭＳ Ｐゴシック" w:cs="ＭＳ Ｐゴシック"/>
+          <w:b/>
+          <w:bCs/>
+          <w:kern w:val="0"/>
+          <w:sz w:val="24"/>
+          <w:szCs w:val="24"/>
+        </w:rPr>
+        <w:t>FROM SCRATCH（ゼロからの生成）</w:t>
+      </w:r>
+    </w:p>
+    <w:p>
+      <w:pPr>
+        <w:widowControl/>
+        <w:numPr>
+          <w:ilvl w:val="0"/>
+          <w:numId w:val="25"/>
+        </w:numPr>
+        <w:spacing w:before="100" w:beforeAutospacing="1" w:after="100" w:afterAutospacing="1"/>
+        <w:jc w:val="left"/>
+        <w:rPr>
+          <w:rFonts w:ascii="ＭＳ Ｐゴシック" w:eastAsia="ＭＳ Ｐゴシック" w:hAnsi="ＭＳ Ｐゴシック" w:cs="ＭＳ Ｐゴシック"/>
+          <w:kern w:val="0"/>
+          <w:sz w:val="24"/>
+          <w:szCs w:val="24"/>
+        </w:rPr>
+      </w:pPr>
+      <w:r>
+        <w:rPr>
+          <w:rFonts w:ascii="ＭＳ Ｐゴシック" w:eastAsia="ＭＳ Ｐゴシック" w:hAnsi="ＭＳ Ｐゴシック" w:cs="ＭＳ Ｐゴシック"/>
+          <w:kern w:val="0"/>
+          <w:sz w:val="24"/>
+          <w:szCs w:val="24"/>
+        </w:rPr>
+        <w:t>左の図：何もない状態から新しい映像を生成</w:t>
+      </w:r>
+    </w:p>
+    <w:p>
+      <w:pPr>
+        <w:widowControl/>
+        <w:numPr>
+          <w:ilvl w:val="0"/>
+          <w:numId w:val="25"/>
+        </w:numPr>
+        <w:spacing w:before="100" w:beforeAutospacing="1" w:after="100" w:afterAutospacing="1"/>
+        <w:jc w:val="left"/>
+        <w:rPr>
+          <w:rFonts w:ascii="ＭＳ Ｐゴシック" w:eastAsia="ＭＳ Ｐゴシック" w:hAnsi="ＭＳ Ｐゴシック" w:cs="ＭＳ Ｐゴシック"/>
+          <w:kern w:val="0"/>
+          <w:sz w:val="24"/>
+          <w:szCs w:val="24"/>
+        </w:rPr>
+      </w:pPr>
+      <w:r>
+        <w:rPr>
+          <w:rFonts w:ascii="ＭＳ Ｐゴシック" w:eastAsia="ＭＳ Ｐゴシック" w:hAnsi="ＭＳ Ｐゴシック" w:cs="ＭＳ Ｐゴシック"/>
+          <w:kern w:val="0"/>
+          <w:sz w:val="24"/>
+          <w:szCs w:val="24"/>
+        </w:rPr>
+        <w:t>条件だけを与えて、完全に新規の映像を作成</w:t>
+      </w:r>
+    </w:p>
+    <w:p>
+      <w:pPr>
+        <w:widowControl/>
+        <w:spacing w:before="100" w:beforeAutospacing="1" w:after="100" w:afterAutospacing="1"/>
+        <w:jc w:val="left"/>
+        <w:outlineLvl w:val="3"/>
+        <w:rPr>
+          <w:rFonts w:ascii="ＭＳ Ｐゴシック" w:eastAsia="ＭＳ Ｐゴシック" w:hAnsi="ＭＳ Ｐゴシック" w:cs="ＭＳ Ｐゴシック"/>
+          <w:b/>
+          <w:bCs/>
+          <w:kern w:val="0"/>
+          <w:sz w:val="24"/>
+          <w:szCs w:val="24"/>
+        </w:rPr>
+      </w:pPr>
+      <w:r>
+        <w:rPr>
+          <w:rFonts w:ascii="ＭＳ Ｐゴシック" w:eastAsia="ＭＳ Ｐゴシック" w:hAnsi="ＭＳ Ｐゴシック" w:cs="ＭＳ Ｐゴシック"/>
+          <w:b/>
+          <w:bCs/>
+          <w:kern w:val="0"/>
+          <w:sz w:val="24"/>
+          <w:szCs w:val="24"/>
+        </w:rPr>
+        <w:t>CONTEXT ROLLOUTS（文脈に基づく展開）</w:t>
+      </w:r>
+    </w:p>
+    <w:p>
+      <w:pPr>
+        <w:widowControl/>
+        <w:numPr>
+          <w:ilvl w:val="0"/>
+          <w:numId w:val="26"/>
+        </w:numPr>
+        <w:spacing w:before="100" w:beforeAutospacing="1" w:after="100" w:afterAutospacing="1"/>
+        <w:jc w:val="left"/>
+        <w:rPr>
+          <w:rFonts w:ascii="ＭＳ Ｐゴシック" w:eastAsia="ＭＳ Ｐゴシック" w:hAnsi="ＭＳ Ｐゴシック" w:cs="ＭＳ Ｐゴシック"/>
+          <w:kern w:val="0"/>
+          <w:sz w:val="24"/>
+          <w:szCs w:val="24"/>
+        </w:rPr>
+      </w:pPr>
+      <w:r>
+        <w:rPr>
+          <w:rFonts w:ascii="ＭＳ Ｐゴシック" w:eastAsia="ＭＳ Ｐゴシック" w:hAnsi="ＭＳ Ｐゴシック" w:cs="ＭＳ Ｐゴシック"/>
+          <w:kern w:val="0"/>
+          <w:sz w:val="24"/>
+          <w:szCs w:val="24"/>
+        </w:rPr>
+        <w:t>中央の図：既存の映像の続きを生成</w:t>
+      </w:r>
+    </w:p>
+    <w:p>
+      <w:pPr>
+        <w:widowControl/>
+        <w:numPr>
+          <w:ilvl w:val="0"/>
+          <w:numId w:val="26"/>
+        </w:numPr>
+        <w:spacing w:before="100" w:beforeAutospacing="1" w:after="100" w:afterAutospacing="1"/>
+        <w:jc w:val="left"/>
+        <w:rPr>
+          <w:rFonts w:ascii="ＭＳ Ｐゴシック" w:eastAsia="ＭＳ Ｐゴシック" w:hAnsi="ＭＳ Ｐゴシック" w:cs="ＭＳ Ｐゴシック"/>
+          <w:kern w:val="0"/>
+          <w:sz w:val="24"/>
+          <w:szCs w:val="24"/>
+        </w:rPr>
+      </w:pPr>
+      <w:r>
+        <w:rPr>
+          <w:rFonts w:ascii="ＭＳ Ｐゴシック" w:eastAsia="ＭＳ Ｐゴシック" w:hAnsi="ＭＳ Ｐゴシック" w:cs="ＭＳ Ｐゴシック"/>
+          <w:kern w:val="0"/>
+          <w:sz w:val="24"/>
+          <w:szCs w:val="24"/>
+        </w:rPr>
+        <w:t>過去の映像を見て、その後の展開を予測</w:t>
+      </w:r>
+    </w:p>
+    <w:p>
+      <w:pPr>
+        <w:widowControl/>
+        <w:spacing w:before="100" w:beforeAutospacing="1" w:after="100" w:afterAutospacing="1"/>
+        <w:jc w:val="left"/>
+        <w:outlineLvl w:val="3"/>
+        <w:rPr>
+          <w:rFonts w:ascii="ＭＳ Ｐゴシック" w:eastAsia="ＭＳ Ｐゴシック" w:hAnsi="ＭＳ Ｐゴシック" w:cs="ＭＳ Ｐゴシック"/>
+          <w:b/>
+          <w:bCs/>
+          <w:kern w:val="0"/>
+          <w:sz w:val="24"/>
+          <w:szCs w:val="24"/>
+        </w:rPr>
+      </w:pPr>
+      <w:r>
+        <w:rPr>
+          <w:rFonts w:ascii="ＭＳ Ｐゴシック" w:eastAsia="ＭＳ Ｐゴシック" w:hAnsi="ＭＳ Ｐゴシック" w:cs="ＭＳ Ｐゴシック"/>
+          <w:b/>
+          <w:bCs/>
+          <w:kern w:val="0"/>
+          <w:sz w:val="24"/>
+          <w:szCs w:val="24"/>
+        </w:rPr>
+        <w:t>SPATIAL INPAINTING（空間的な修正）</w:t>
+      </w:r>
+    </w:p>
+    <w:p>
+      <w:pPr>
+        <w:widowControl/>
+        <w:numPr>
+          <w:ilvl w:val="0"/>
+          <w:numId w:val="27"/>
+        </w:numPr>
+        <w:spacing w:before="100" w:beforeAutospacing="1" w:after="100" w:afterAutospacing="1"/>
+        <w:jc w:val="left"/>
+        <w:rPr>
+          <w:rFonts w:ascii="ＭＳ Ｐゴシック" w:eastAsia="ＭＳ Ｐゴシック" w:hAnsi="ＭＳ Ｐゴシック" w:cs="ＭＳ Ｐゴシック"/>
+          <w:kern w:val="0"/>
+          <w:sz w:val="24"/>
+          <w:szCs w:val="24"/>
+        </w:rPr>
+      </w:pPr>
+      <w:r>
+        <w:rPr>
+          <w:rFonts w:ascii="ＭＳ Ｐゴシック" w:eastAsia="ＭＳ Ｐゴシック" w:hAnsi="ＭＳ Ｐゴシック" w:cs="ＭＳ Ｐゴシック"/>
+          <w:kern w:val="0"/>
+          <w:sz w:val="24"/>
+          <w:szCs w:val="24"/>
+        </w:rPr>
+        <w:t>右の図：映像の一部分だけを変更</w:t>
+      </w:r>
+    </w:p>
+    <w:p>
+      <w:pPr>
+        <w:widowControl/>
+        <w:numPr>
+          <w:ilvl w:val="0"/>
+          <w:numId w:val="27"/>
+        </w:numPr>
+        <w:spacing w:before="100" w:beforeAutospacing="1" w:after="100" w:afterAutospacing="1"/>
+        <w:jc w:val="left"/>
+        <w:rPr>
+          <w:rFonts w:ascii="ＭＳ Ｐゴシック" w:eastAsia="ＭＳ Ｐゴシック" w:hAnsi="ＭＳ Ｐゴシック" w:cs="ＭＳ Ｐゴシック"/>
+          <w:kern w:val="0"/>
+          <w:sz w:val="24"/>
+          <w:szCs w:val="24"/>
+        </w:rPr>
+      </w:pPr>
+      <w:r>
+        <w:rPr>
+          <w:rFonts w:ascii="ＭＳ Ｐゴシック" w:eastAsia="ＭＳ Ｐゴシック" w:hAnsi="ＭＳ Ｐゴシック" w:cs="ＭＳ Ｐゴシック"/>
+          <w:kern w:val="0"/>
+          <w:sz w:val="24"/>
+          <w:szCs w:val="24"/>
+        </w:rPr>
+        <w:t>特定の領域に新しい要素を追加したり変更したりする</w:t>
+      </w:r>
+    </w:p>
+    <w:p>
+      <w:pPr>
+        <w:widowControl/>
+        <w:spacing w:before="100" w:beforeAutospacing="1" w:after="100" w:afterAutospacing="1"/>
+        <w:jc w:val="left"/>
+        <w:outlineLvl w:val="2"/>
+        <w:rPr>
+          <w:rFonts w:ascii="ＭＳ Ｐゴシック" w:eastAsia="ＭＳ Ｐゴシック" w:hAnsi="ＭＳ Ｐゴシック" w:cs="ＭＳ Ｐゴシック"/>
+          <w:b/>
+          <w:bCs/>
+          <w:kern w:val="0"/>
+          <w:sz w:val="27"/>
+          <w:szCs w:val="27"/>
+        </w:rPr>
+      </w:pPr>
+      <w:r>
+        <w:rPr>
+          <w:rFonts w:ascii="ＭＳ Ｐゴシック" w:eastAsia="ＭＳ Ｐゴシック" w:hAnsi="ＭＳ Ｐゴシック" w:cs="ＭＳ Ｐゴシック"/>
+          <w:b/>
+          <w:bCs/>
+          <w:kern w:val="0"/>
+          <w:sz w:val="27"/>
+          <w:szCs w:val="27"/>
+        </w:rPr>
+        <w:lastRenderedPageBreak/>
+        <w:t>まとめ</w:t>
+      </w:r>
+    </w:p>
+    <w:p>
+      <w:pPr>
+        <w:widowControl/>
+        <w:spacing w:before="100" w:beforeAutospacing="1" w:after="100" w:afterAutospacing="1"/>
+        <w:jc w:val="left"/>
+        <w:rPr>
+          <w:rFonts w:ascii="ＭＳ Ｐゴシック" w:eastAsia="ＭＳ Ｐゴシック" w:hAnsi="ＭＳ Ｐゴシック" w:cs="ＭＳ Ｐゴシック"/>
+          <w:kern w:val="0"/>
+          <w:sz w:val="24"/>
+          <w:szCs w:val="24"/>
+        </w:rPr>
+      </w:pPr>
+      <w:r>
+        <w:rPr>
+          <w:rFonts w:ascii="ＭＳ Ｐゴシック" w:eastAsia="ＭＳ Ｐゴシック" w:hAnsi="ＭＳ Ｐゴシック" w:cs="ＭＳ Ｐゴシック"/>
+          <w:b/>
+          <w:bCs/>
+          <w:kern w:val="0"/>
+          <w:sz w:val="24"/>
+          <w:szCs w:val="24"/>
+        </w:rPr>
+        <w:t>WORLD MODEL</w:t>
+      </w:r>
+      <w:r>
+        <w:rPr>
+          <w:rFonts w:ascii="ＭＳ Ｐゴシック" w:eastAsia="ＭＳ Ｐゴシック" w:hAnsi="ＭＳ Ｐゴシック" w:cs="ＭＳ Ｐゴシック"/>
+          <w:kern w:val="0"/>
+          <w:sz w:val="24"/>
+          <w:szCs w:val="24"/>
+        </w:rPr>
+        <w:t>は、図の中央に位置し、すべての処理の中核となる部分です。エンコーダーで圧縮された情報と各種条件を受け取り、未来の映像を予測する役割を担っています。下部の3つの図は、このシステムが実行できる異なるタスクの種類を示しており、アーキテクチャ図とは別の説明図となっています。</w:t>
+      </w:r>
+    </w:p>
+    <w:p>
+      <w:pPr>
+        <w:widowControl/>
+        <w:spacing w:before="100" w:beforeAutospacing="1" w:after="100" w:afterAutospacing="1"/>
+        <w:jc w:val="left"/>
+        <w:rPr>
+          <w:rFonts w:ascii="ＭＳ Ｐゴシック" w:eastAsia="ＭＳ Ｐゴシック" w:hAnsi="ＭＳ Ｐゴシック" w:cs="ＭＳ Ｐゴシック"/>
+          <w:kern w:val="0"/>
+          <w:sz w:val="24"/>
+          <w:szCs w:val="24"/>
+        </w:rPr>
+      </w:pPr>
     </w:p>
     <w:sectPr>
       <w:pgSz w:w="11906" w:h="16838"/>
@@ -2976,6 +4518,155 @@
 <file path=word/numbering.xml><?xml version="1.0" encoding="utf-8"?>
 <w:numbering xmlns:ve="http://schemas.openxmlformats.org/markup-compatibility/2006" xmlns:o="urn:schemas-microsoft-com:office:office" xmlns:r="http://schemas.openxmlformats.org/officeDocument/2006/relationships" xmlns:m="http://schemas.openxmlformats.org/officeDocument/2006/math" xmlns:v="urn:schemas-microsoft-com:vml" xmlns:wp="http://schemas.openxmlformats.org/drawingml/2006/wordprocessingDrawing" xmlns:w10="urn:schemas-microsoft-com:office:word" xmlns:w="http://schemas.openxmlformats.org/wordprocessingml/2006/main" xmlns:wne="http://schemas.microsoft.com/office/word/2006/wordml">
   <w:abstractNum w:abstractNumId="0">
+    <w:nsid w:val="001C6F2E"/>
+    <w:multiLevelType w:val="multilevel"/>
+    <w:tmpl w:val="E9609E92"/>
+    <w:lvl w:ilvl="0">
+      <w:start w:val="1"/>
+      <w:numFmt w:val="bullet"/>
+      <w:lvlText w:val=""/>
+      <w:lvlJc w:val="left"/>
+      <w:pPr>
+        <w:tabs>
+          <w:tab w:val="num" w:pos="720"/>
+        </w:tabs>
+        <w:ind w:left="720" w:hanging="360"/>
+      </w:pPr>
+      <w:rPr>
+        <w:rFonts w:ascii="Symbol" w:hAnsi="Symbol" w:hint="default"/>
+        <w:sz w:val="20"/>
+      </w:rPr>
+    </w:lvl>
+    <w:lvl w:ilvl="1" w:tentative="1">
+      <w:start w:val="1"/>
+      <w:numFmt w:val="bullet"/>
+      <w:lvlText w:val="o"/>
+      <w:lvlJc w:val="left"/>
+      <w:pPr>
+        <w:tabs>
+          <w:tab w:val="num" w:pos="1440"/>
+        </w:tabs>
+        <w:ind w:left="1440" w:hanging="360"/>
+      </w:pPr>
+      <w:rPr>
+        <w:rFonts w:ascii="Courier New" w:hAnsi="Courier New" w:hint="default"/>
+        <w:sz w:val="20"/>
+      </w:rPr>
+    </w:lvl>
+    <w:lvl w:ilvl="2" w:tentative="1">
+      <w:start w:val="1"/>
+      <w:numFmt w:val="bullet"/>
+      <w:lvlText w:val=""/>
+      <w:lvlJc w:val="left"/>
+      <w:pPr>
+        <w:tabs>
+          <w:tab w:val="num" w:pos="2160"/>
+        </w:tabs>
+        <w:ind w:left="2160" w:hanging="360"/>
+      </w:pPr>
+      <w:rPr>
+        <w:rFonts w:ascii="Wingdings" w:hAnsi="Wingdings" w:hint="default"/>
+        <w:sz w:val="20"/>
+      </w:rPr>
+    </w:lvl>
+    <w:lvl w:ilvl="3" w:tentative="1">
+      <w:start w:val="1"/>
+      <w:numFmt w:val="bullet"/>
+      <w:lvlText w:val=""/>
+      <w:lvlJc w:val="left"/>
+      <w:pPr>
+        <w:tabs>
+          <w:tab w:val="num" w:pos="2880"/>
+        </w:tabs>
+        <w:ind w:left="2880" w:hanging="360"/>
+      </w:pPr>
+      <w:rPr>
+        <w:rFonts w:ascii="Wingdings" w:hAnsi="Wingdings" w:hint="default"/>
+        <w:sz w:val="20"/>
+      </w:rPr>
+    </w:lvl>
+    <w:lvl w:ilvl="4" w:tentative="1">
+      <w:start w:val="1"/>
+      <w:numFmt w:val="bullet"/>
+      <w:lvlText w:val=""/>
+      <w:lvlJc w:val="left"/>
+      <w:pPr>
+        <w:tabs>
+          <w:tab w:val="num" w:pos="3600"/>
+        </w:tabs>
+        <w:ind w:left="3600" w:hanging="360"/>
+      </w:pPr>
+      <w:rPr>
+        <w:rFonts w:ascii="Wingdings" w:hAnsi="Wingdings" w:hint="default"/>
+        <w:sz w:val="20"/>
+      </w:rPr>
+    </w:lvl>
+    <w:lvl w:ilvl="5" w:tentative="1">
+      <w:start w:val="1"/>
+      <w:numFmt w:val="bullet"/>
+      <w:lvlText w:val=""/>
+      <w:lvlJc w:val="left"/>
+      <w:pPr>
+        <w:tabs>
+          <w:tab w:val="num" w:pos="4320"/>
+        </w:tabs>
+        <w:ind w:left="4320" w:hanging="360"/>
+      </w:pPr>
+      <w:rPr>
+        <w:rFonts w:ascii="Wingdings" w:hAnsi="Wingdings" w:hint="default"/>
+        <w:sz w:val="20"/>
+      </w:rPr>
+    </w:lvl>
+    <w:lvl w:ilvl="6" w:tentative="1">
+      <w:start w:val="1"/>
+      <w:numFmt w:val="bullet"/>
+      <w:lvlText w:val=""/>
+      <w:lvlJc w:val="left"/>
+      <w:pPr>
+        <w:tabs>
+          <w:tab w:val="num" w:pos="5040"/>
+        </w:tabs>
+        <w:ind w:left="5040" w:hanging="360"/>
+      </w:pPr>
+      <w:rPr>
+        <w:rFonts w:ascii="Wingdings" w:hAnsi="Wingdings" w:hint="default"/>
+        <w:sz w:val="20"/>
+      </w:rPr>
+    </w:lvl>
+    <w:lvl w:ilvl="7" w:tentative="1">
+      <w:start w:val="1"/>
+      <w:numFmt w:val="bullet"/>
+      <w:lvlText w:val=""/>
+      <w:lvlJc w:val="left"/>
+      <w:pPr>
+        <w:tabs>
+          <w:tab w:val="num" w:pos="5760"/>
+        </w:tabs>
+        <w:ind w:left="5760" w:hanging="360"/>
+      </w:pPr>
+      <w:rPr>
+        <w:rFonts w:ascii="Wingdings" w:hAnsi="Wingdings" w:hint="default"/>
+        <w:sz w:val="20"/>
+      </w:rPr>
+    </w:lvl>
+    <w:lvl w:ilvl="8" w:tentative="1">
+      <w:start w:val="1"/>
+      <w:numFmt w:val="bullet"/>
+      <w:lvlText w:val=""/>
+      <w:lvlJc w:val="left"/>
+      <w:pPr>
+        <w:tabs>
+          <w:tab w:val="num" w:pos="6480"/>
+        </w:tabs>
+        <w:ind w:left="6480" w:hanging="360"/>
+      </w:pPr>
+      <w:rPr>
+        <w:rFonts w:ascii="Wingdings" w:hAnsi="Wingdings" w:hint="default"/>
+        <w:sz w:val="20"/>
+      </w:rPr>
+    </w:lvl>
+  </w:abstractNum>
+  <w:abstractNum w:abstractNumId="1">
     <w:nsid w:val="06E51EAA"/>
     <w:multiLevelType w:val="multilevel"/>
     <w:tmpl w:val="18A6EB06"/>
@@ -3124,7 +4815,7 @@
       </w:rPr>
     </w:lvl>
   </w:abstractNum>
-  <w:abstractNum w:abstractNumId="1">
+  <w:abstractNum w:abstractNumId="2">
     <w:nsid w:val="07E8718A"/>
     <w:multiLevelType w:val="multilevel"/>
     <w:tmpl w:val="1D14C742"/>
@@ -3273,7 +4964,156 @@
       </w:rPr>
     </w:lvl>
   </w:abstractNum>
-  <w:abstractNum w:abstractNumId="2">
+  <w:abstractNum w:abstractNumId="3">
+    <w:nsid w:val="18885AEF"/>
+    <w:multiLevelType w:val="multilevel"/>
+    <w:tmpl w:val="72408A6E"/>
+    <w:lvl w:ilvl="0">
+      <w:start w:val="1"/>
+      <w:numFmt w:val="bullet"/>
+      <w:lvlText w:val=""/>
+      <w:lvlJc w:val="left"/>
+      <w:pPr>
+        <w:tabs>
+          <w:tab w:val="num" w:pos="720"/>
+        </w:tabs>
+        <w:ind w:left="720" w:hanging="360"/>
+      </w:pPr>
+      <w:rPr>
+        <w:rFonts w:ascii="Symbol" w:hAnsi="Symbol" w:hint="default"/>
+        <w:sz w:val="20"/>
+      </w:rPr>
+    </w:lvl>
+    <w:lvl w:ilvl="1" w:tentative="1">
+      <w:start w:val="1"/>
+      <w:numFmt w:val="bullet"/>
+      <w:lvlText w:val="o"/>
+      <w:lvlJc w:val="left"/>
+      <w:pPr>
+        <w:tabs>
+          <w:tab w:val="num" w:pos="1440"/>
+        </w:tabs>
+        <w:ind w:left="1440" w:hanging="360"/>
+      </w:pPr>
+      <w:rPr>
+        <w:rFonts w:ascii="Courier New" w:hAnsi="Courier New" w:hint="default"/>
+        <w:sz w:val="20"/>
+      </w:rPr>
+    </w:lvl>
+    <w:lvl w:ilvl="2" w:tentative="1">
+      <w:start w:val="1"/>
+      <w:numFmt w:val="bullet"/>
+      <w:lvlText w:val=""/>
+      <w:lvlJc w:val="left"/>
+      <w:pPr>
+        <w:tabs>
+          <w:tab w:val="num" w:pos="2160"/>
+        </w:tabs>
+        <w:ind w:left="2160" w:hanging="360"/>
+      </w:pPr>
+      <w:rPr>
+        <w:rFonts w:ascii="Wingdings" w:hAnsi="Wingdings" w:hint="default"/>
+        <w:sz w:val="20"/>
+      </w:rPr>
+    </w:lvl>
+    <w:lvl w:ilvl="3" w:tentative="1">
+      <w:start w:val="1"/>
+      <w:numFmt w:val="bullet"/>
+      <w:lvlText w:val=""/>
+      <w:lvlJc w:val="left"/>
+      <w:pPr>
+        <w:tabs>
+          <w:tab w:val="num" w:pos="2880"/>
+        </w:tabs>
+        <w:ind w:left="2880" w:hanging="360"/>
+      </w:pPr>
+      <w:rPr>
+        <w:rFonts w:ascii="Wingdings" w:hAnsi="Wingdings" w:hint="default"/>
+        <w:sz w:val="20"/>
+      </w:rPr>
+    </w:lvl>
+    <w:lvl w:ilvl="4" w:tentative="1">
+      <w:start w:val="1"/>
+      <w:numFmt w:val="bullet"/>
+      <w:lvlText w:val=""/>
+      <w:lvlJc w:val="left"/>
+      <w:pPr>
+        <w:tabs>
+          <w:tab w:val="num" w:pos="3600"/>
+        </w:tabs>
+        <w:ind w:left="3600" w:hanging="360"/>
+      </w:pPr>
+      <w:rPr>
+        <w:rFonts w:ascii="Wingdings" w:hAnsi="Wingdings" w:hint="default"/>
+        <w:sz w:val="20"/>
+      </w:rPr>
+    </w:lvl>
+    <w:lvl w:ilvl="5" w:tentative="1">
+      <w:start w:val="1"/>
+      <w:numFmt w:val="bullet"/>
+      <w:lvlText w:val=""/>
+      <w:lvlJc w:val="left"/>
+      <w:pPr>
+        <w:tabs>
+          <w:tab w:val="num" w:pos="4320"/>
+        </w:tabs>
+        <w:ind w:left="4320" w:hanging="360"/>
+      </w:pPr>
+      <w:rPr>
+        <w:rFonts w:ascii="Wingdings" w:hAnsi="Wingdings" w:hint="default"/>
+        <w:sz w:val="20"/>
+      </w:rPr>
+    </w:lvl>
+    <w:lvl w:ilvl="6" w:tentative="1">
+      <w:start w:val="1"/>
+      <w:numFmt w:val="bullet"/>
+      <w:lvlText w:val=""/>
+      <w:lvlJc w:val="left"/>
+      <w:pPr>
+        <w:tabs>
+          <w:tab w:val="num" w:pos="5040"/>
+        </w:tabs>
+        <w:ind w:left="5040" w:hanging="360"/>
+      </w:pPr>
+      <w:rPr>
+        <w:rFonts w:ascii="Wingdings" w:hAnsi="Wingdings" w:hint="default"/>
+        <w:sz w:val="20"/>
+      </w:rPr>
+    </w:lvl>
+    <w:lvl w:ilvl="7" w:tentative="1">
+      <w:start w:val="1"/>
+      <w:numFmt w:val="bullet"/>
+      <w:lvlText w:val=""/>
+      <w:lvlJc w:val="left"/>
+      <w:pPr>
+        <w:tabs>
+          <w:tab w:val="num" w:pos="5760"/>
+        </w:tabs>
+        <w:ind w:left="5760" w:hanging="360"/>
+      </w:pPr>
+      <w:rPr>
+        <w:rFonts w:ascii="Wingdings" w:hAnsi="Wingdings" w:hint="default"/>
+        <w:sz w:val="20"/>
+      </w:rPr>
+    </w:lvl>
+    <w:lvl w:ilvl="8" w:tentative="1">
+      <w:start w:val="1"/>
+      <w:numFmt w:val="bullet"/>
+      <w:lvlText w:val=""/>
+      <w:lvlJc w:val="left"/>
+      <w:pPr>
+        <w:tabs>
+          <w:tab w:val="num" w:pos="6480"/>
+        </w:tabs>
+        <w:ind w:left="6480" w:hanging="360"/>
+      </w:pPr>
+      <w:rPr>
+        <w:rFonts w:ascii="Wingdings" w:hAnsi="Wingdings" w:hint="default"/>
+        <w:sz w:val="20"/>
+      </w:rPr>
+    </w:lvl>
+  </w:abstractNum>
+  <w:abstractNum w:abstractNumId="4">
     <w:nsid w:val="19FC7F58"/>
     <w:multiLevelType w:val="multilevel"/>
     <w:tmpl w:val="2B4093B4"/>
@@ -3422,7 +5262,305 @@
       </w:rPr>
     </w:lvl>
   </w:abstractNum>
-  <w:abstractNum w:abstractNumId="3">
+  <w:abstractNum w:abstractNumId="5">
+    <w:nsid w:val="1A974CD3"/>
+    <w:multiLevelType w:val="multilevel"/>
+    <w:tmpl w:val="E144A240"/>
+    <w:lvl w:ilvl="0">
+      <w:start w:val="1"/>
+      <w:numFmt w:val="bullet"/>
+      <w:lvlText w:val=""/>
+      <w:lvlJc w:val="left"/>
+      <w:pPr>
+        <w:tabs>
+          <w:tab w:val="num" w:pos="720"/>
+        </w:tabs>
+        <w:ind w:left="720" w:hanging="360"/>
+      </w:pPr>
+      <w:rPr>
+        <w:rFonts w:ascii="Symbol" w:hAnsi="Symbol" w:hint="default"/>
+        <w:sz w:val="20"/>
+      </w:rPr>
+    </w:lvl>
+    <w:lvl w:ilvl="1" w:tentative="1">
+      <w:start w:val="1"/>
+      <w:numFmt w:val="bullet"/>
+      <w:lvlText w:val="o"/>
+      <w:lvlJc w:val="left"/>
+      <w:pPr>
+        <w:tabs>
+          <w:tab w:val="num" w:pos="1440"/>
+        </w:tabs>
+        <w:ind w:left="1440" w:hanging="360"/>
+      </w:pPr>
+      <w:rPr>
+        <w:rFonts w:ascii="Courier New" w:hAnsi="Courier New" w:hint="default"/>
+        <w:sz w:val="20"/>
+      </w:rPr>
+    </w:lvl>
+    <w:lvl w:ilvl="2" w:tentative="1">
+      <w:start w:val="1"/>
+      <w:numFmt w:val="bullet"/>
+      <w:lvlText w:val=""/>
+      <w:lvlJc w:val="left"/>
+      <w:pPr>
+        <w:tabs>
+          <w:tab w:val="num" w:pos="2160"/>
+        </w:tabs>
+        <w:ind w:left="2160" w:hanging="360"/>
+      </w:pPr>
+      <w:rPr>
+        <w:rFonts w:ascii="Wingdings" w:hAnsi="Wingdings" w:hint="default"/>
+        <w:sz w:val="20"/>
+      </w:rPr>
+    </w:lvl>
+    <w:lvl w:ilvl="3" w:tentative="1">
+      <w:start w:val="1"/>
+      <w:numFmt w:val="bullet"/>
+      <w:lvlText w:val=""/>
+      <w:lvlJc w:val="left"/>
+      <w:pPr>
+        <w:tabs>
+          <w:tab w:val="num" w:pos="2880"/>
+        </w:tabs>
+        <w:ind w:left="2880" w:hanging="360"/>
+      </w:pPr>
+      <w:rPr>
+        <w:rFonts w:ascii="Wingdings" w:hAnsi="Wingdings" w:hint="default"/>
+        <w:sz w:val="20"/>
+      </w:rPr>
+    </w:lvl>
+    <w:lvl w:ilvl="4" w:tentative="1">
+      <w:start w:val="1"/>
+      <w:numFmt w:val="bullet"/>
+      <w:lvlText w:val=""/>
+      <w:lvlJc w:val="left"/>
+      <w:pPr>
+        <w:tabs>
+          <w:tab w:val="num" w:pos="3600"/>
+        </w:tabs>
+        <w:ind w:left="3600" w:hanging="360"/>
+      </w:pPr>
+      <w:rPr>
+        <w:rFonts w:ascii="Wingdings" w:hAnsi="Wingdings" w:hint="default"/>
+        <w:sz w:val="20"/>
+      </w:rPr>
+    </w:lvl>
+    <w:lvl w:ilvl="5" w:tentative="1">
+      <w:start w:val="1"/>
+      <w:numFmt w:val="bullet"/>
+      <w:lvlText w:val=""/>
+      <w:lvlJc w:val="left"/>
+      <w:pPr>
+        <w:tabs>
+          <w:tab w:val="num" w:pos="4320"/>
+        </w:tabs>
+        <w:ind w:left="4320" w:hanging="360"/>
+      </w:pPr>
+      <w:rPr>
+        <w:rFonts w:ascii="Wingdings" w:hAnsi="Wingdings" w:hint="default"/>
+        <w:sz w:val="20"/>
+      </w:rPr>
+    </w:lvl>
+    <w:lvl w:ilvl="6" w:tentative="1">
+      <w:start w:val="1"/>
+      <w:numFmt w:val="bullet"/>
+      <w:lvlText w:val=""/>
+      <w:lvlJc w:val="left"/>
+      <w:pPr>
+        <w:tabs>
+          <w:tab w:val="num" w:pos="5040"/>
+        </w:tabs>
+        <w:ind w:left="5040" w:hanging="360"/>
+      </w:pPr>
+      <w:rPr>
+        <w:rFonts w:ascii="Wingdings" w:hAnsi="Wingdings" w:hint="default"/>
+        <w:sz w:val="20"/>
+      </w:rPr>
+    </w:lvl>
+    <w:lvl w:ilvl="7" w:tentative="1">
+      <w:start w:val="1"/>
+      <w:numFmt w:val="bullet"/>
+      <w:lvlText w:val=""/>
+      <w:lvlJc w:val="left"/>
+      <w:pPr>
+        <w:tabs>
+          <w:tab w:val="num" w:pos="5760"/>
+        </w:tabs>
+        <w:ind w:left="5760" w:hanging="360"/>
+      </w:pPr>
+      <w:rPr>
+        <w:rFonts w:ascii="Wingdings" w:hAnsi="Wingdings" w:hint="default"/>
+        <w:sz w:val="20"/>
+      </w:rPr>
+    </w:lvl>
+    <w:lvl w:ilvl="8" w:tentative="1">
+      <w:start w:val="1"/>
+      <w:numFmt w:val="bullet"/>
+      <w:lvlText w:val=""/>
+      <w:lvlJc w:val="left"/>
+      <w:pPr>
+        <w:tabs>
+          <w:tab w:val="num" w:pos="6480"/>
+        </w:tabs>
+        <w:ind w:left="6480" w:hanging="360"/>
+      </w:pPr>
+      <w:rPr>
+        <w:rFonts w:ascii="Wingdings" w:hAnsi="Wingdings" w:hint="default"/>
+        <w:sz w:val="20"/>
+      </w:rPr>
+    </w:lvl>
+  </w:abstractNum>
+  <w:abstractNum w:abstractNumId="6">
+    <w:nsid w:val="1DB734FB"/>
+    <w:multiLevelType w:val="multilevel"/>
+    <w:tmpl w:val="A246E18E"/>
+    <w:lvl w:ilvl="0">
+      <w:start w:val="1"/>
+      <w:numFmt w:val="bullet"/>
+      <w:lvlText w:val=""/>
+      <w:lvlJc w:val="left"/>
+      <w:pPr>
+        <w:tabs>
+          <w:tab w:val="num" w:pos="720"/>
+        </w:tabs>
+        <w:ind w:left="720" w:hanging="360"/>
+      </w:pPr>
+      <w:rPr>
+        <w:rFonts w:ascii="Symbol" w:hAnsi="Symbol" w:hint="default"/>
+        <w:sz w:val="20"/>
+      </w:rPr>
+    </w:lvl>
+    <w:lvl w:ilvl="1" w:tentative="1">
+      <w:start w:val="1"/>
+      <w:numFmt w:val="bullet"/>
+      <w:lvlText w:val="o"/>
+      <w:lvlJc w:val="left"/>
+      <w:pPr>
+        <w:tabs>
+          <w:tab w:val="num" w:pos="1440"/>
+        </w:tabs>
+        <w:ind w:left="1440" w:hanging="360"/>
+      </w:pPr>
+      <w:rPr>
+        <w:rFonts w:ascii="Courier New" w:hAnsi="Courier New" w:hint="default"/>
+        <w:sz w:val="20"/>
+      </w:rPr>
+    </w:lvl>
+    <w:lvl w:ilvl="2" w:tentative="1">
+      <w:start w:val="1"/>
+      <w:numFmt w:val="bullet"/>
+      <w:lvlText w:val=""/>
+      <w:lvlJc w:val="left"/>
+      <w:pPr>
+        <w:tabs>
+          <w:tab w:val="num" w:pos="2160"/>
+        </w:tabs>
+        <w:ind w:left="2160" w:hanging="360"/>
+      </w:pPr>
+      <w:rPr>
+        <w:rFonts w:ascii="Wingdings" w:hAnsi="Wingdings" w:hint="default"/>
+        <w:sz w:val="20"/>
+      </w:rPr>
+    </w:lvl>
+    <w:lvl w:ilvl="3" w:tentative="1">
+      <w:start w:val="1"/>
+      <w:numFmt w:val="bullet"/>
+      <w:lvlText w:val=""/>
+      <w:lvlJc w:val="left"/>
+      <w:pPr>
+        <w:tabs>
+          <w:tab w:val="num" w:pos="2880"/>
+        </w:tabs>
+        <w:ind w:left="2880" w:hanging="360"/>
+      </w:pPr>
+      <w:rPr>
+        <w:rFonts w:ascii="Wingdings" w:hAnsi="Wingdings" w:hint="default"/>
+        <w:sz w:val="20"/>
+      </w:rPr>
+    </w:lvl>
+    <w:lvl w:ilvl="4" w:tentative="1">
+      <w:start w:val="1"/>
+      <w:numFmt w:val="bullet"/>
+      <w:lvlText w:val=""/>
+      <w:lvlJc w:val="left"/>
+      <w:pPr>
+        <w:tabs>
+          <w:tab w:val="num" w:pos="3600"/>
+        </w:tabs>
+        <w:ind w:left="3600" w:hanging="360"/>
+      </w:pPr>
+      <w:rPr>
+        <w:rFonts w:ascii="Wingdings" w:hAnsi="Wingdings" w:hint="default"/>
+        <w:sz w:val="20"/>
+      </w:rPr>
+    </w:lvl>
+    <w:lvl w:ilvl="5" w:tentative="1">
+      <w:start w:val="1"/>
+      <w:numFmt w:val="bullet"/>
+      <w:lvlText w:val=""/>
+      <w:lvlJc w:val="left"/>
+      <w:pPr>
+        <w:tabs>
+          <w:tab w:val="num" w:pos="4320"/>
+        </w:tabs>
+        <w:ind w:left="4320" w:hanging="360"/>
+      </w:pPr>
+      <w:rPr>
+        <w:rFonts w:ascii="Wingdings" w:hAnsi="Wingdings" w:hint="default"/>
+        <w:sz w:val="20"/>
+      </w:rPr>
+    </w:lvl>
+    <w:lvl w:ilvl="6" w:tentative="1">
+      <w:start w:val="1"/>
+      <w:numFmt w:val="bullet"/>
+      <w:lvlText w:val=""/>
+      <w:lvlJc w:val="left"/>
+      <w:pPr>
+        <w:tabs>
+          <w:tab w:val="num" w:pos="5040"/>
+        </w:tabs>
+        <w:ind w:left="5040" w:hanging="360"/>
+      </w:pPr>
+      <w:rPr>
+        <w:rFonts w:ascii="Wingdings" w:hAnsi="Wingdings" w:hint="default"/>
+        <w:sz w:val="20"/>
+      </w:rPr>
+    </w:lvl>
+    <w:lvl w:ilvl="7" w:tentative="1">
+      <w:start w:val="1"/>
+      <w:numFmt w:val="bullet"/>
+      <w:lvlText w:val=""/>
+      <w:lvlJc w:val="left"/>
+      <w:pPr>
+        <w:tabs>
+          <w:tab w:val="num" w:pos="5760"/>
+        </w:tabs>
+        <w:ind w:left="5760" w:hanging="360"/>
+      </w:pPr>
+      <w:rPr>
+        <w:rFonts w:ascii="Wingdings" w:hAnsi="Wingdings" w:hint="default"/>
+        <w:sz w:val="20"/>
+      </w:rPr>
+    </w:lvl>
+    <w:lvl w:ilvl="8" w:tentative="1">
+      <w:start w:val="1"/>
+      <w:numFmt w:val="bullet"/>
+      <w:lvlText w:val=""/>
+      <w:lvlJc w:val="left"/>
+      <w:pPr>
+        <w:tabs>
+          <w:tab w:val="num" w:pos="6480"/>
+        </w:tabs>
+        <w:ind w:left="6480" w:hanging="360"/>
+      </w:pPr>
+      <w:rPr>
+        <w:rFonts w:ascii="Wingdings" w:hAnsi="Wingdings" w:hint="default"/>
+        <w:sz w:val="20"/>
+      </w:rPr>
+    </w:lvl>
+  </w:abstractNum>
+  <w:abstractNum w:abstractNumId="7">
     <w:nsid w:val="206C0DA2"/>
     <w:multiLevelType w:val="multilevel"/>
     <w:tmpl w:val="50424F5E"/>
@@ -3535,7 +5673,7 @@
       </w:pPr>
     </w:lvl>
   </w:abstractNum>
-  <w:abstractNum w:abstractNumId="4">
+  <w:abstractNum w:abstractNumId="8">
     <w:nsid w:val="29184A96"/>
     <w:multiLevelType w:val="multilevel"/>
     <w:tmpl w:val="23828084"/>
@@ -3684,7 +5822,305 @@
       </w:rPr>
     </w:lvl>
   </w:abstractNum>
-  <w:abstractNum w:abstractNumId="5">
+  <w:abstractNum w:abstractNumId="9">
+    <w:nsid w:val="2A9D0749"/>
+    <w:multiLevelType w:val="multilevel"/>
+    <w:tmpl w:val="779AB488"/>
+    <w:lvl w:ilvl="0">
+      <w:start w:val="1"/>
+      <w:numFmt w:val="bullet"/>
+      <w:lvlText w:val=""/>
+      <w:lvlJc w:val="left"/>
+      <w:pPr>
+        <w:tabs>
+          <w:tab w:val="num" w:pos="720"/>
+        </w:tabs>
+        <w:ind w:left="720" w:hanging="360"/>
+      </w:pPr>
+      <w:rPr>
+        <w:rFonts w:ascii="Symbol" w:hAnsi="Symbol" w:hint="default"/>
+        <w:sz w:val="20"/>
+      </w:rPr>
+    </w:lvl>
+    <w:lvl w:ilvl="1" w:tentative="1">
+      <w:start w:val="1"/>
+      <w:numFmt w:val="bullet"/>
+      <w:lvlText w:val="o"/>
+      <w:lvlJc w:val="left"/>
+      <w:pPr>
+        <w:tabs>
+          <w:tab w:val="num" w:pos="1440"/>
+        </w:tabs>
+        <w:ind w:left="1440" w:hanging="360"/>
+      </w:pPr>
+      <w:rPr>
+        <w:rFonts w:ascii="Courier New" w:hAnsi="Courier New" w:hint="default"/>
+        <w:sz w:val="20"/>
+      </w:rPr>
+    </w:lvl>
+    <w:lvl w:ilvl="2" w:tentative="1">
+      <w:start w:val="1"/>
+      <w:numFmt w:val="bullet"/>
+      <w:lvlText w:val=""/>
+      <w:lvlJc w:val="left"/>
+      <w:pPr>
+        <w:tabs>
+          <w:tab w:val="num" w:pos="2160"/>
+        </w:tabs>
+        <w:ind w:left="2160" w:hanging="360"/>
+      </w:pPr>
+      <w:rPr>
+        <w:rFonts w:ascii="Wingdings" w:hAnsi="Wingdings" w:hint="default"/>
+        <w:sz w:val="20"/>
+      </w:rPr>
+    </w:lvl>
+    <w:lvl w:ilvl="3" w:tentative="1">
+      <w:start w:val="1"/>
+      <w:numFmt w:val="bullet"/>
+      <w:lvlText w:val=""/>
+      <w:lvlJc w:val="left"/>
+      <w:pPr>
+        <w:tabs>
+          <w:tab w:val="num" w:pos="2880"/>
+        </w:tabs>
+        <w:ind w:left="2880" w:hanging="360"/>
+      </w:pPr>
+      <w:rPr>
+        <w:rFonts w:ascii="Wingdings" w:hAnsi="Wingdings" w:hint="default"/>
+        <w:sz w:val="20"/>
+      </w:rPr>
+    </w:lvl>
+    <w:lvl w:ilvl="4" w:tentative="1">
+      <w:start w:val="1"/>
+      <w:numFmt w:val="bullet"/>
+      <w:lvlText w:val=""/>
+      <w:lvlJc w:val="left"/>
+      <w:pPr>
+        <w:tabs>
+          <w:tab w:val="num" w:pos="3600"/>
+        </w:tabs>
+        <w:ind w:left="3600" w:hanging="360"/>
+      </w:pPr>
+      <w:rPr>
+        <w:rFonts w:ascii="Wingdings" w:hAnsi="Wingdings" w:hint="default"/>
+        <w:sz w:val="20"/>
+      </w:rPr>
+    </w:lvl>
+    <w:lvl w:ilvl="5" w:tentative="1">
+      <w:start w:val="1"/>
+      <w:numFmt w:val="bullet"/>
+      <w:lvlText w:val=""/>
+      <w:lvlJc w:val="left"/>
+      <w:pPr>
+        <w:tabs>
+          <w:tab w:val="num" w:pos="4320"/>
+        </w:tabs>
+        <w:ind w:left="4320" w:hanging="360"/>
+      </w:pPr>
+      <w:rPr>
+        <w:rFonts w:ascii="Wingdings" w:hAnsi="Wingdings" w:hint="default"/>
+        <w:sz w:val="20"/>
+      </w:rPr>
+    </w:lvl>
+    <w:lvl w:ilvl="6" w:tentative="1">
+      <w:start w:val="1"/>
+      <w:numFmt w:val="bullet"/>
+      <w:lvlText w:val=""/>
+      <w:lvlJc w:val="left"/>
+      <w:pPr>
+        <w:tabs>
+          <w:tab w:val="num" w:pos="5040"/>
+        </w:tabs>
+        <w:ind w:left="5040" w:hanging="360"/>
+      </w:pPr>
+      <w:rPr>
+        <w:rFonts w:ascii="Wingdings" w:hAnsi="Wingdings" w:hint="default"/>
+        <w:sz w:val="20"/>
+      </w:rPr>
+    </w:lvl>
+    <w:lvl w:ilvl="7" w:tentative="1">
+      <w:start w:val="1"/>
+      <w:numFmt w:val="bullet"/>
+      <w:lvlText w:val=""/>
+      <w:lvlJc w:val="left"/>
+      <w:pPr>
+        <w:tabs>
+          <w:tab w:val="num" w:pos="5760"/>
+        </w:tabs>
+        <w:ind w:left="5760" w:hanging="360"/>
+      </w:pPr>
+      <w:rPr>
+        <w:rFonts w:ascii="Wingdings" w:hAnsi="Wingdings" w:hint="default"/>
+        <w:sz w:val="20"/>
+      </w:rPr>
+    </w:lvl>
+    <w:lvl w:ilvl="8" w:tentative="1">
+      <w:start w:val="1"/>
+      <w:numFmt w:val="bullet"/>
+      <w:lvlText w:val=""/>
+      <w:lvlJc w:val="left"/>
+      <w:pPr>
+        <w:tabs>
+          <w:tab w:val="num" w:pos="6480"/>
+        </w:tabs>
+        <w:ind w:left="6480" w:hanging="360"/>
+      </w:pPr>
+      <w:rPr>
+        <w:rFonts w:ascii="Wingdings" w:hAnsi="Wingdings" w:hint="default"/>
+        <w:sz w:val="20"/>
+      </w:rPr>
+    </w:lvl>
+  </w:abstractNum>
+  <w:abstractNum w:abstractNumId="10">
+    <w:nsid w:val="3681371E"/>
+    <w:multiLevelType w:val="multilevel"/>
+    <w:tmpl w:val="59AA3404"/>
+    <w:lvl w:ilvl="0">
+      <w:start w:val="1"/>
+      <w:numFmt w:val="bullet"/>
+      <w:lvlText w:val=""/>
+      <w:lvlJc w:val="left"/>
+      <w:pPr>
+        <w:tabs>
+          <w:tab w:val="num" w:pos="720"/>
+        </w:tabs>
+        <w:ind w:left="720" w:hanging="360"/>
+      </w:pPr>
+      <w:rPr>
+        <w:rFonts w:ascii="Symbol" w:hAnsi="Symbol" w:hint="default"/>
+        <w:sz w:val="20"/>
+      </w:rPr>
+    </w:lvl>
+    <w:lvl w:ilvl="1" w:tentative="1">
+      <w:start w:val="1"/>
+      <w:numFmt w:val="bullet"/>
+      <w:lvlText w:val="o"/>
+      <w:lvlJc w:val="left"/>
+      <w:pPr>
+        <w:tabs>
+          <w:tab w:val="num" w:pos="1440"/>
+        </w:tabs>
+        <w:ind w:left="1440" w:hanging="360"/>
+      </w:pPr>
+      <w:rPr>
+        <w:rFonts w:ascii="Courier New" w:hAnsi="Courier New" w:hint="default"/>
+        <w:sz w:val="20"/>
+      </w:rPr>
+    </w:lvl>
+    <w:lvl w:ilvl="2" w:tentative="1">
+      <w:start w:val="1"/>
+      <w:numFmt w:val="bullet"/>
+      <w:lvlText w:val=""/>
+      <w:lvlJc w:val="left"/>
+      <w:pPr>
+        <w:tabs>
+          <w:tab w:val="num" w:pos="2160"/>
+        </w:tabs>
+        <w:ind w:left="2160" w:hanging="360"/>
+      </w:pPr>
+      <w:rPr>
+        <w:rFonts w:ascii="Wingdings" w:hAnsi="Wingdings" w:hint="default"/>
+        <w:sz w:val="20"/>
+      </w:rPr>
+    </w:lvl>
+    <w:lvl w:ilvl="3" w:tentative="1">
+      <w:start w:val="1"/>
+      <w:numFmt w:val="bullet"/>
+      <w:lvlText w:val=""/>
+      <w:lvlJc w:val="left"/>
+      <w:pPr>
+        <w:tabs>
+          <w:tab w:val="num" w:pos="2880"/>
+        </w:tabs>
+        <w:ind w:left="2880" w:hanging="360"/>
+      </w:pPr>
+      <w:rPr>
+        <w:rFonts w:ascii="Wingdings" w:hAnsi="Wingdings" w:hint="default"/>
+        <w:sz w:val="20"/>
+      </w:rPr>
+    </w:lvl>
+    <w:lvl w:ilvl="4" w:tentative="1">
+      <w:start w:val="1"/>
+      <w:numFmt w:val="bullet"/>
+      <w:lvlText w:val=""/>
+      <w:lvlJc w:val="left"/>
+      <w:pPr>
+        <w:tabs>
+          <w:tab w:val="num" w:pos="3600"/>
+        </w:tabs>
+        <w:ind w:left="3600" w:hanging="360"/>
+      </w:pPr>
+      <w:rPr>
+        <w:rFonts w:ascii="Wingdings" w:hAnsi="Wingdings" w:hint="default"/>
+        <w:sz w:val="20"/>
+      </w:rPr>
+    </w:lvl>
+    <w:lvl w:ilvl="5" w:tentative="1">
+      <w:start w:val="1"/>
+      <w:numFmt w:val="bullet"/>
+      <w:lvlText w:val=""/>
+      <w:lvlJc w:val="left"/>
+      <w:pPr>
+        <w:tabs>
+          <w:tab w:val="num" w:pos="4320"/>
+        </w:tabs>
+        <w:ind w:left="4320" w:hanging="360"/>
+      </w:pPr>
+      <w:rPr>
+        <w:rFonts w:ascii="Wingdings" w:hAnsi="Wingdings" w:hint="default"/>
+        <w:sz w:val="20"/>
+      </w:rPr>
+    </w:lvl>
+    <w:lvl w:ilvl="6" w:tentative="1">
+      <w:start w:val="1"/>
+      <w:numFmt w:val="bullet"/>
+      <w:lvlText w:val=""/>
+      <w:lvlJc w:val="left"/>
+      <w:pPr>
+        <w:tabs>
+          <w:tab w:val="num" w:pos="5040"/>
+        </w:tabs>
+        <w:ind w:left="5040" w:hanging="360"/>
+      </w:pPr>
+      <w:rPr>
+        <w:rFonts w:ascii="Wingdings" w:hAnsi="Wingdings" w:hint="default"/>
+        <w:sz w:val="20"/>
+      </w:rPr>
+    </w:lvl>
+    <w:lvl w:ilvl="7" w:tentative="1">
+      <w:start w:val="1"/>
+      <w:numFmt w:val="bullet"/>
+      <w:lvlText w:val=""/>
+      <w:lvlJc w:val="left"/>
+      <w:pPr>
+        <w:tabs>
+          <w:tab w:val="num" w:pos="5760"/>
+        </w:tabs>
+        <w:ind w:left="5760" w:hanging="360"/>
+      </w:pPr>
+      <w:rPr>
+        <w:rFonts w:ascii="Wingdings" w:hAnsi="Wingdings" w:hint="default"/>
+        <w:sz w:val="20"/>
+      </w:rPr>
+    </w:lvl>
+    <w:lvl w:ilvl="8" w:tentative="1">
+      <w:start w:val="1"/>
+      <w:numFmt w:val="bullet"/>
+      <w:lvlText w:val=""/>
+      <w:lvlJc w:val="left"/>
+      <w:pPr>
+        <w:tabs>
+          <w:tab w:val="num" w:pos="6480"/>
+        </w:tabs>
+        <w:ind w:left="6480" w:hanging="360"/>
+      </w:pPr>
+      <w:rPr>
+        <w:rFonts w:ascii="Wingdings" w:hAnsi="Wingdings" w:hint="default"/>
+        <w:sz w:val="20"/>
+      </w:rPr>
+    </w:lvl>
+  </w:abstractNum>
+  <w:abstractNum w:abstractNumId="11">
     <w:nsid w:val="3C204701"/>
     <w:multiLevelType w:val="multilevel"/>
     <w:tmpl w:val="5594887C"/>
@@ -3833,7 +6269,156 @@
       </w:rPr>
     </w:lvl>
   </w:abstractNum>
-  <w:abstractNum w:abstractNumId="6">
+  <w:abstractNum w:abstractNumId="12">
+    <w:nsid w:val="42656D82"/>
+    <w:multiLevelType w:val="multilevel"/>
+    <w:tmpl w:val="BEDA450C"/>
+    <w:lvl w:ilvl="0">
+      <w:start w:val="1"/>
+      <w:numFmt w:val="bullet"/>
+      <w:lvlText w:val=""/>
+      <w:lvlJc w:val="left"/>
+      <w:pPr>
+        <w:tabs>
+          <w:tab w:val="num" w:pos="720"/>
+        </w:tabs>
+        <w:ind w:left="720" w:hanging="360"/>
+      </w:pPr>
+      <w:rPr>
+        <w:rFonts w:ascii="Symbol" w:hAnsi="Symbol" w:hint="default"/>
+        <w:sz w:val="20"/>
+      </w:rPr>
+    </w:lvl>
+    <w:lvl w:ilvl="1" w:tentative="1">
+      <w:start w:val="1"/>
+      <w:numFmt w:val="bullet"/>
+      <w:lvlText w:val="o"/>
+      <w:lvlJc w:val="left"/>
+      <w:pPr>
+        <w:tabs>
+          <w:tab w:val="num" w:pos="1440"/>
+        </w:tabs>
+        <w:ind w:left="1440" w:hanging="360"/>
+      </w:pPr>
+      <w:rPr>
+        <w:rFonts w:ascii="Courier New" w:hAnsi="Courier New" w:hint="default"/>
+        <w:sz w:val="20"/>
+      </w:rPr>
+    </w:lvl>
+    <w:lvl w:ilvl="2" w:tentative="1">
+      <w:start w:val="1"/>
+      <w:numFmt w:val="bullet"/>
+      <w:lvlText w:val=""/>
+      <w:lvlJc w:val="left"/>
+      <w:pPr>
+        <w:tabs>
+          <w:tab w:val="num" w:pos="2160"/>
+        </w:tabs>
+        <w:ind w:left="2160" w:hanging="360"/>
+      </w:pPr>
+      <w:rPr>
+        <w:rFonts w:ascii="Wingdings" w:hAnsi="Wingdings" w:hint="default"/>
+        <w:sz w:val="20"/>
+      </w:rPr>
+    </w:lvl>
+    <w:lvl w:ilvl="3" w:tentative="1">
+      <w:start w:val="1"/>
+      <w:numFmt w:val="bullet"/>
+      <w:lvlText w:val=""/>
+      <w:lvlJc w:val="left"/>
+      <w:pPr>
+        <w:tabs>
+          <w:tab w:val="num" w:pos="2880"/>
+        </w:tabs>
+        <w:ind w:left="2880" w:hanging="360"/>
+      </w:pPr>
+      <w:rPr>
+        <w:rFonts w:ascii="Wingdings" w:hAnsi="Wingdings" w:hint="default"/>
+        <w:sz w:val="20"/>
+      </w:rPr>
+    </w:lvl>
+    <w:lvl w:ilvl="4" w:tentative="1">
+      <w:start w:val="1"/>
+      <w:numFmt w:val="bullet"/>
+      <w:lvlText w:val=""/>
+      <w:lvlJc w:val="left"/>
+      <w:pPr>
+        <w:tabs>
+          <w:tab w:val="num" w:pos="3600"/>
+        </w:tabs>
+        <w:ind w:left="3600" w:hanging="360"/>
+      </w:pPr>
+      <w:rPr>
+        <w:rFonts w:ascii="Wingdings" w:hAnsi="Wingdings" w:hint="default"/>
+        <w:sz w:val="20"/>
+      </w:rPr>
+    </w:lvl>
+    <w:lvl w:ilvl="5" w:tentative="1">
+      <w:start w:val="1"/>
+      <w:numFmt w:val="bullet"/>
+      <w:lvlText w:val=""/>
+      <w:lvlJc w:val="left"/>
+      <w:pPr>
+        <w:tabs>
+          <w:tab w:val="num" w:pos="4320"/>
+        </w:tabs>
+        <w:ind w:left="4320" w:hanging="360"/>
+      </w:pPr>
+      <w:rPr>
+        <w:rFonts w:ascii="Wingdings" w:hAnsi="Wingdings" w:hint="default"/>
+        <w:sz w:val="20"/>
+      </w:rPr>
+    </w:lvl>
+    <w:lvl w:ilvl="6" w:tentative="1">
+      <w:start w:val="1"/>
+      <w:numFmt w:val="bullet"/>
+      <w:lvlText w:val=""/>
+      <w:lvlJc w:val="left"/>
+      <w:pPr>
+        <w:tabs>
+          <w:tab w:val="num" w:pos="5040"/>
+        </w:tabs>
+        <w:ind w:left="5040" w:hanging="360"/>
+      </w:pPr>
+      <w:rPr>
+        <w:rFonts w:ascii="Wingdings" w:hAnsi="Wingdings" w:hint="default"/>
+        <w:sz w:val="20"/>
+      </w:rPr>
+    </w:lvl>
+    <w:lvl w:ilvl="7" w:tentative="1">
+      <w:start w:val="1"/>
+      <w:numFmt w:val="bullet"/>
+      <w:lvlText w:val=""/>
+      <w:lvlJc w:val="left"/>
+      <w:pPr>
+        <w:tabs>
+          <w:tab w:val="num" w:pos="5760"/>
+        </w:tabs>
+        <w:ind w:left="5760" w:hanging="360"/>
+      </w:pPr>
+      <w:rPr>
+        <w:rFonts w:ascii="Wingdings" w:hAnsi="Wingdings" w:hint="default"/>
+        <w:sz w:val="20"/>
+      </w:rPr>
+    </w:lvl>
+    <w:lvl w:ilvl="8" w:tentative="1">
+      <w:start w:val="1"/>
+      <w:numFmt w:val="bullet"/>
+      <w:lvlText w:val=""/>
+      <w:lvlJc w:val="left"/>
+      <w:pPr>
+        <w:tabs>
+          <w:tab w:val="num" w:pos="6480"/>
+        </w:tabs>
+        <w:ind w:left="6480" w:hanging="360"/>
+      </w:pPr>
+      <w:rPr>
+        <w:rFonts w:ascii="Wingdings" w:hAnsi="Wingdings" w:hint="default"/>
+        <w:sz w:val="20"/>
+      </w:rPr>
+    </w:lvl>
+  </w:abstractNum>
+  <w:abstractNum w:abstractNumId="13">
     <w:nsid w:val="44CF6E43"/>
     <w:multiLevelType w:val="multilevel"/>
     <w:tmpl w:val="96C6C3CE"/>
@@ -3982,7 +6567,7 @@
       </w:rPr>
     </w:lvl>
   </w:abstractNum>
-  <w:abstractNum w:abstractNumId="7">
+  <w:abstractNum w:abstractNumId="14">
     <w:nsid w:val="47FE2412"/>
     <w:multiLevelType w:val="multilevel"/>
     <w:tmpl w:val="F91098A8"/>
@@ -4131,7 +6716,7 @@
       </w:rPr>
     </w:lvl>
   </w:abstractNum>
-  <w:abstractNum w:abstractNumId="8">
+  <w:abstractNum w:abstractNumId="15">
     <w:nsid w:val="487569B3"/>
     <w:multiLevelType w:val="multilevel"/>
     <w:tmpl w:val="A790C790"/>
@@ -4280,7 +6865,7 @@
       </w:rPr>
     </w:lvl>
   </w:abstractNum>
-  <w:abstractNum w:abstractNumId="9">
+  <w:abstractNum w:abstractNumId="16">
     <w:nsid w:val="56973446"/>
     <w:multiLevelType w:val="multilevel"/>
     <w:tmpl w:val="45E6FCCC"/>
@@ -4393,7 +6978,7 @@
       </w:pPr>
     </w:lvl>
   </w:abstractNum>
-  <w:abstractNum w:abstractNumId="10">
+  <w:abstractNum w:abstractNumId="17">
     <w:nsid w:val="5A791727"/>
     <w:multiLevelType w:val="multilevel"/>
     <w:tmpl w:val="BD4EDECA"/>
@@ -4542,7 +7127,7 @@
       </w:rPr>
     </w:lvl>
   </w:abstractNum>
-  <w:abstractNum w:abstractNumId="11">
+  <w:abstractNum w:abstractNumId="18">
     <w:nsid w:val="5C600AF3"/>
     <w:multiLevelType w:val="multilevel"/>
     <w:tmpl w:val="7CA08A0A"/>
@@ -4691,7 +7276,156 @@
       </w:rPr>
     </w:lvl>
   </w:abstractNum>
-  <w:abstractNum w:abstractNumId="12">
+  <w:abstractNum w:abstractNumId="19">
+    <w:nsid w:val="5D0255A7"/>
+    <w:multiLevelType w:val="multilevel"/>
+    <w:tmpl w:val="45C28B10"/>
+    <w:lvl w:ilvl="0">
+      <w:start w:val="1"/>
+      <w:numFmt w:val="bullet"/>
+      <w:lvlText w:val=""/>
+      <w:lvlJc w:val="left"/>
+      <w:pPr>
+        <w:tabs>
+          <w:tab w:val="num" w:pos="720"/>
+        </w:tabs>
+        <w:ind w:left="720" w:hanging="360"/>
+      </w:pPr>
+      <w:rPr>
+        <w:rFonts w:ascii="Symbol" w:hAnsi="Symbol" w:hint="default"/>
+        <w:sz w:val="20"/>
+      </w:rPr>
+    </w:lvl>
+    <w:lvl w:ilvl="1" w:tentative="1">
+      <w:start w:val="1"/>
+      <w:numFmt w:val="bullet"/>
+      <w:lvlText w:val="o"/>
+      <w:lvlJc w:val="left"/>
+      <w:pPr>
+        <w:tabs>
+          <w:tab w:val="num" w:pos="1440"/>
+        </w:tabs>
+        <w:ind w:left="1440" w:hanging="360"/>
+      </w:pPr>
+      <w:rPr>
+        <w:rFonts w:ascii="Courier New" w:hAnsi="Courier New" w:hint="default"/>
+        <w:sz w:val="20"/>
+      </w:rPr>
+    </w:lvl>
+    <w:lvl w:ilvl="2" w:tentative="1">
+      <w:start w:val="1"/>
+      <w:numFmt w:val="bullet"/>
+      <w:lvlText w:val=""/>
+      <w:lvlJc w:val="left"/>
+      <w:pPr>
+        <w:tabs>
+          <w:tab w:val="num" w:pos="2160"/>
+        </w:tabs>
+        <w:ind w:left="2160" w:hanging="360"/>
+      </w:pPr>
+      <w:rPr>
+        <w:rFonts w:ascii="Wingdings" w:hAnsi="Wingdings" w:hint="default"/>
+        <w:sz w:val="20"/>
+      </w:rPr>
+    </w:lvl>
+    <w:lvl w:ilvl="3" w:tentative="1">
+      <w:start w:val="1"/>
+      <w:numFmt w:val="bullet"/>
+      <w:lvlText w:val=""/>
+      <w:lvlJc w:val="left"/>
+      <w:pPr>
+        <w:tabs>
+          <w:tab w:val="num" w:pos="2880"/>
+        </w:tabs>
+        <w:ind w:left="2880" w:hanging="360"/>
+      </w:pPr>
+      <w:rPr>
+        <w:rFonts w:ascii="Wingdings" w:hAnsi="Wingdings" w:hint="default"/>
+        <w:sz w:val="20"/>
+      </w:rPr>
+    </w:lvl>
+    <w:lvl w:ilvl="4" w:tentative="1">
+      <w:start w:val="1"/>
+      <w:numFmt w:val="bullet"/>
+      <w:lvlText w:val=""/>
+      <w:lvlJc w:val="left"/>
+      <w:pPr>
+        <w:tabs>
+          <w:tab w:val="num" w:pos="3600"/>
+        </w:tabs>
+        <w:ind w:left="3600" w:hanging="360"/>
+      </w:pPr>
+      <w:rPr>
+        <w:rFonts w:ascii="Wingdings" w:hAnsi="Wingdings" w:hint="default"/>
+        <w:sz w:val="20"/>
+      </w:rPr>
+    </w:lvl>
+    <w:lvl w:ilvl="5" w:tentative="1">
+      <w:start w:val="1"/>
+      <w:numFmt w:val="bullet"/>
+      <w:lvlText w:val=""/>
+      <w:lvlJc w:val="left"/>
+      <w:pPr>
+        <w:tabs>
+          <w:tab w:val="num" w:pos="4320"/>
+        </w:tabs>
+        <w:ind w:left="4320" w:hanging="360"/>
+      </w:pPr>
+      <w:rPr>
+        <w:rFonts w:ascii="Wingdings" w:hAnsi="Wingdings" w:hint="default"/>
+        <w:sz w:val="20"/>
+      </w:rPr>
+    </w:lvl>
+    <w:lvl w:ilvl="6" w:tentative="1">
+      <w:start w:val="1"/>
+      <w:numFmt w:val="bullet"/>
+      <w:lvlText w:val=""/>
+      <w:lvlJc w:val="left"/>
+      <w:pPr>
+        <w:tabs>
+          <w:tab w:val="num" w:pos="5040"/>
+        </w:tabs>
+        <w:ind w:left="5040" w:hanging="360"/>
+      </w:pPr>
+      <w:rPr>
+        <w:rFonts w:ascii="Wingdings" w:hAnsi="Wingdings" w:hint="default"/>
+        <w:sz w:val="20"/>
+      </w:rPr>
+    </w:lvl>
+    <w:lvl w:ilvl="7" w:tentative="1">
+      <w:start w:val="1"/>
+      <w:numFmt w:val="bullet"/>
+      <w:lvlText w:val=""/>
+      <w:lvlJc w:val="left"/>
+      <w:pPr>
+        <w:tabs>
+          <w:tab w:val="num" w:pos="5760"/>
+        </w:tabs>
+        <w:ind w:left="5760" w:hanging="360"/>
+      </w:pPr>
+      <w:rPr>
+        <w:rFonts w:ascii="Wingdings" w:hAnsi="Wingdings" w:hint="default"/>
+        <w:sz w:val="20"/>
+      </w:rPr>
+    </w:lvl>
+    <w:lvl w:ilvl="8" w:tentative="1">
+      <w:start w:val="1"/>
+      <w:numFmt w:val="bullet"/>
+      <w:lvlText w:val=""/>
+      <w:lvlJc w:val="left"/>
+      <w:pPr>
+        <w:tabs>
+          <w:tab w:val="num" w:pos="6480"/>
+        </w:tabs>
+        <w:ind w:left="6480" w:hanging="360"/>
+      </w:pPr>
+      <w:rPr>
+        <w:rFonts w:ascii="Wingdings" w:hAnsi="Wingdings" w:hint="default"/>
+        <w:sz w:val="20"/>
+      </w:rPr>
+    </w:lvl>
+  </w:abstractNum>
+  <w:abstractNum w:abstractNumId="20">
     <w:nsid w:val="62092C6B"/>
     <w:multiLevelType w:val="multilevel"/>
     <w:tmpl w:val="989C0DD8"/>
@@ -4804,7 +7538,7 @@
       </w:pPr>
     </w:lvl>
   </w:abstractNum>
-  <w:abstractNum w:abstractNumId="13">
+  <w:abstractNum w:abstractNumId="21">
     <w:nsid w:val="681002B8"/>
     <w:multiLevelType w:val="multilevel"/>
     <w:tmpl w:val="18BEB43A"/>
@@ -4921,7 +7655,156 @@
       </w:pPr>
     </w:lvl>
   </w:abstractNum>
-  <w:abstractNum w:abstractNumId="14">
+  <w:abstractNum w:abstractNumId="22">
+    <w:nsid w:val="68D461D2"/>
+    <w:multiLevelType w:val="multilevel"/>
+    <w:tmpl w:val="22DE1F0C"/>
+    <w:lvl w:ilvl="0">
+      <w:start w:val="1"/>
+      <w:numFmt w:val="bullet"/>
+      <w:lvlText w:val=""/>
+      <w:lvlJc w:val="left"/>
+      <w:pPr>
+        <w:tabs>
+          <w:tab w:val="num" w:pos="720"/>
+        </w:tabs>
+        <w:ind w:left="720" w:hanging="360"/>
+      </w:pPr>
+      <w:rPr>
+        <w:rFonts w:ascii="Symbol" w:hAnsi="Symbol" w:hint="default"/>
+        <w:sz w:val="20"/>
+      </w:rPr>
+    </w:lvl>
+    <w:lvl w:ilvl="1" w:tentative="1">
+      <w:start w:val="1"/>
+      <w:numFmt w:val="bullet"/>
+      <w:lvlText w:val="o"/>
+      <w:lvlJc w:val="left"/>
+      <w:pPr>
+        <w:tabs>
+          <w:tab w:val="num" w:pos="1440"/>
+        </w:tabs>
+        <w:ind w:left="1440" w:hanging="360"/>
+      </w:pPr>
+      <w:rPr>
+        <w:rFonts w:ascii="Courier New" w:hAnsi="Courier New" w:hint="default"/>
+        <w:sz w:val="20"/>
+      </w:rPr>
+    </w:lvl>
+    <w:lvl w:ilvl="2" w:tentative="1">
+      <w:start w:val="1"/>
+      <w:numFmt w:val="bullet"/>
+      <w:lvlText w:val=""/>
+      <w:lvlJc w:val="left"/>
+      <w:pPr>
+        <w:tabs>
+          <w:tab w:val="num" w:pos="2160"/>
+        </w:tabs>
+        <w:ind w:left="2160" w:hanging="360"/>
+      </w:pPr>
+      <w:rPr>
+        <w:rFonts w:ascii="Wingdings" w:hAnsi="Wingdings" w:hint="default"/>
+        <w:sz w:val="20"/>
+      </w:rPr>
+    </w:lvl>
+    <w:lvl w:ilvl="3" w:tentative="1">
+      <w:start w:val="1"/>
+      <w:numFmt w:val="bullet"/>
+      <w:lvlText w:val=""/>
+      <w:lvlJc w:val="left"/>
+      <w:pPr>
+        <w:tabs>
+          <w:tab w:val="num" w:pos="2880"/>
+        </w:tabs>
+        <w:ind w:left="2880" w:hanging="360"/>
+      </w:pPr>
+      <w:rPr>
+        <w:rFonts w:ascii="Wingdings" w:hAnsi="Wingdings" w:hint="default"/>
+        <w:sz w:val="20"/>
+      </w:rPr>
+    </w:lvl>
+    <w:lvl w:ilvl="4" w:tentative="1">
+      <w:start w:val="1"/>
+      <w:numFmt w:val="bullet"/>
+      <w:lvlText w:val=""/>
+      <w:lvlJc w:val="left"/>
+      <w:pPr>
+        <w:tabs>
+          <w:tab w:val="num" w:pos="3600"/>
+        </w:tabs>
+        <w:ind w:left="3600" w:hanging="360"/>
+      </w:pPr>
+      <w:rPr>
+        <w:rFonts w:ascii="Wingdings" w:hAnsi="Wingdings" w:hint="default"/>
+        <w:sz w:val="20"/>
+      </w:rPr>
+    </w:lvl>
+    <w:lvl w:ilvl="5" w:tentative="1">
+      <w:start w:val="1"/>
+      <w:numFmt w:val="bullet"/>
+      <w:lvlText w:val=""/>
+      <w:lvlJc w:val="left"/>
+      <w:pPr>
+        <w:tabs>
+          <w:tab w:val="num" w:pos="4320"/>
+        </w:tabs>
+        <w:ind w:left="4320" w:hanging="360"/>
+      </w:pPr>
+      <w:rPr>
+        <w:rFonts w:ascii="Wingdings" w:hAnsi="Wingdings" w:hint="default"/>
+        <w:sz w:val="20"/>
+      </w:rPr>
+    </w:lvl>
+    <w:lvl w:ilvl="6" w:tentative="1">
+      <w:start w:val="1"/>
+      <w:numFmt w:val="bullet"/>
+      <w:lvlText w:val=""/>
+      <w:lvlJc w:val="left"/>
+      <w:pPr>
+        <w:tabs>
+          <w:tab w:val="num" w:pos="5040"/>
+        </w:tabs>
+        <w:ind w:left="5040" w:hanging="360"/>
+      </w:pPr>
+      <w:rPr>
+        <w:rFonts w:ascii="Wingdings" w:hAnsi="Wingdings" w:hint="default"/>
+        <w:sz w:val="20"/>
+      </w:rPr>
+    </w:lvl>
+    <w:lvl w:ilvl="7" w:tentative="1">
+      <w:start w:val="1"/>
+      <w:numFmt w:val="bullet"/>
+      <w:lvlText w:val=""/>
+      <w:lvlJc w:val="left"/>
+      <w:pPr>
+        <w:tabs>
+          <w:tab w:val="num" w:pos="5760"/>
+        </w:tabs>
+        <w:ind w:left="5760" w:hanging="360"/>
+      </w:pPr>
+      <w:rPr>
+        <w:rFonts w:ascii="Wingdings" w:hAnsi="Wingdings" w:hint="default"/>
+        <w:sz w:val="20"/>
+      </w:rPr>
+    </w:lvl>
+    <w:lvl w:ilvl="8" w:tentative="1">
+      <w:start w:val="1"/>
+      <w:numFmt w:val="bullet"/>
+      <w:lvlText w:val=""/>
+      <w:lvlJc w:val="left"/>
+      <w:pPr>
+        <w:tabs>
+          <w:tab w:val="num" w:pos="6480"/>
+        </w:tabs>
+        <w:ind w:left="6480" w:hanging="360"/>
+      </w:pPr>
+      <w:rPr>
+        <w:rFonts w:ascii="Wingdings" w:hAnsi="Wingdings" w:hint="default"/>
+        <w:sz w:val="20"/>
+      </w:rPr>
+    </w:lvl>
+  </w:abstractNum>
+  <w:abstractNum w:abstractNumId="23">
     <w:nsid w:val="700F4A43"/>
     <w:multiLevelType w:val="multilevel"/>
     <w:tmpl w:val="42180538"/>
@@ -5070,7 +7953,305 @@
       </w:rPr>
     </w:lvl>
   </w:abstractNum>
-  <w:abstractNum w:abstractNumId="15">
+  <w:abstractNum w:abstractNumId="24">
+    <w:nsid w:val="757E284E"/>
+    <w:multiLevelType w:val="multilevel"/>
+    <w:tmpl w:val="CDE8B912"/>
+    <w:lvl w:ilvl="0">
+      <w:start w:val="1"/>
+      <w:numFmt w:val="bullet"/>
+      <w:lvlText w:val=""/>
+      <w:lvlJc w:val="left"/>
+      <w:pPr>
+        <w:tabs>
+          <w:tab w:val="num" w:pos="720"/>
+        </w:tabs>
+        <w:ind w:left="720" w:hanging="360"/>
+      </w:pPr>
+      <w:rPr>
+        <w:rFonts w:ascii="Symbol" w:hAnsi="Symbol" w:hint="default"/>
+        <w:sz w:val="20"/>
+      </w:rPr>
+    </w:lvl>
+    <w:lvl w:ilvl="1" w:tentative="1">
+      <w:start w:val="1"/>
+      <w:numFmt w:val="bullet"/>
+      <w:lvlText w:val="o"/>
+      <w:lvlJc w:val="left"/>
+      <w:pPr>
+        <w:tabs>
+          <w:tab w:val="num" w:pos="1440"/>
+        </w:tabs>
+        <w:ind w:left="1440" w:hanging="360"/>
+      </w:pPr>
+      <w:rPr>
+        <w:rFonts w:ascii="Courier New" w:hAnsi="Courier New" w:hint="default"/>
+        <w:sz w:val="20"/>
+      </w:rPr>
+    </w:lvl>
+    <w:lvl w:ilvl="2" w:tentative="1">
+      <w:start w:val="1"/>
+      <w:numFmt w:val="bullet"/>
+      <w:lvlText w:val=""/>
+      <w:lvlJc w:val="left"/>
+      <w:pPr>
+        <w:tabs>
+          <w:tab w:val="num" w:pos="2160"/>
+        </w:tabs>
+        <w:ind w:left="2160" w:hanging="360"/>
+      </w:pPr>
+      <w:rPr>
+        <w:rFonts w:ascii="Wingdings" w:hAnsi="Wingdings" w:hint="default"/>
+        <w:sz w:val="20"/>
+      </w:rPr>
+    </w:lvl>
+    <w:lvl w:ilvl="3" w:tentative="1">
+      <w:start w:val="1"/>
+      <w:numFmt w:val="bullet"/>
+      <w:lvlText w:val=""/>
+      <w:lvlJc w:val="left"/>
+      <w:pPr>
+        <w:tabs>
+          <w:tab w:val="num" w:pos="2880"/>
+        </w:tabs>
+        <w:ind w:left="2880" w:hanging="360"/>
+      </w:pPr>
+      <w:rPr>
+        <w:rFonts w:ascii="Wingdings" w:hAnsi="Wingdings" w:hint="default"/>
+        <w:sz w:val="20"/>
+      </w:rPr>
+    </w:lvl>
+    <w:lvl w:ilvl="4" w:tentative="1">
+      <w:start w:val="1"/>
+      <w:numFmt w:val="bullet"/>
+      <w:lvlText w:val=""/>
+      <w:lvlJc w:val="left"/>
+      <w:pPr>
+        <w:tabs>
+          <w:tab w:val="num" w:pos="3600"/>
+        </w:tabs>
+        <w:ind w:left="3600" w:hanging="360"/>
+      </w:pPr>
+      <w:rPr>
+        <w:rFonts w:ascii="Wingdings" w:hAnsi="Wingdings" w:hint="default"/>
+        <w:sz w:val="20"/>
+      </w:rPr>
+    </w:lvl>
+    <w:lvl w:ilvl="5" w:tentative="1">
+      <w:start w:val="1"/>
+      <w:numFmt w:val="bullet"/>
+      <w:lvlText w:val=""/>
+      <w:lvlJc w:val="left"/>
+      <w:pPr>
+        <w:tabs>
+          <w:tab w:val="num" w:pos="4320"/>
+        </w:tabs>
+        <w:ind w:left="4320" w:hanging="360"/>
+      </w:pPr>
+      <w:rPr>
+        <w:rFonts w:ascii="Wingdings" w:hAnsi="Wingdings" w:hint="default"/>
+        <w:sz w:val="20"/>
+      </w:rPr>
+    </w:lvl>
+    <w:lvl w:ilvl="6" w:tentative="1">
+      <w:start w:val="1"/>
+      <w:numFmt w:val="bullet"/>
+      <w:lvlText w:val=""/>
+      <w:lvlJc w:val="left"/>
+      <w:pPr>
+        <w:tabs>
+          <w:tab w:val="num" w:pos="5040"/>
+        </w:tabs>
+        <w:ind w:left="5040" w:hanging="360"/>
+      </w:pPr>
+      <w:rPr>
+        <w:rFonts w:ascii="Wingdings" w:hAnsi="Wingdings" w:hint="default"/>
+        <w:sz w:val="20"/>
+      </w:rPr>
+    </w:lvl>
+    <w:lvl w:ilvl="7" w:tentative="1">
+      <w:start w:val="1"/>
+      <w:numFmt w:val="bullet"/>
+      <w:lvlText w:val=""/>
+      <w:lvlJc w:val="left"/>
+      <w:pPr>
+        <w:tabs>
+          <w:tab w:val="num" w:pos="5760"/>
+        </w:tabs>
+        <w:ind w:left="5760" w:hanging="360"/>
+      </w:pPr>
+      <w:rPr>
+        <w:rFonts w:ascii="Wingdings" w:hAnsi="Wingdings" w:hint="default"/>
+        <w:sz w:val="20"/>
+      </w:rPr>
+    </w:lvl>
+    <w:lvl w:ilvl="8" w:tentative="1">
+      <w:start w:val="1"/>
+      <w:numFmt w:val="bullet"/>
+      <w:lvlText w:val=""/>
+      <w:lvlJc w:val="left"/>
+      <w:pPr>
+        <w:tabs>
+          <w:tab w:val="num" w:pos="6480"/>
+        </w:tabs>
+        <w:ind w:left="6480" w:hanging="360"/>
+      </w:pPr>
+      <w:rPr>
+        <w:rFonts w:ascii="Wingdings" w:hAnsi="Wingdings" w:hint="default"/>
+        <w:sz w:val="20"/>
+      </w:rPr>
+    </w:lvl>
+  </w:abstractNum>
+  <w:abstractNum w:abstractNumId="25">
+    <w:nsid w:val="79191125"/>
+    <w:multiLevelType w:val="multilevel"/>
+    <w:tmpl w:val="C2CA305C"/>
+    <w:lvl w:ilvl="0">
+      <w:start w:val="1"/>
+      <w:numFmt w:val="bullet"/>
+      <w:lvlText w:val=""/>
+      <w:lvlJc w:val="left"/>
+      <w:pPr>
+        <w:tabs>
+          <w:tab w:val="num" w:pos="720"/>
+        </w:tabs>
+        <w:ind w:left="720" w:hanging="360"/>
+      </w:pPr>
+      <w:rPr>
+        <w:rFonts w:ascii="Symbol" w:hAnsi="Symbol" w:hint="default"/>
+        <w:sz w:val="20"/>
+      </w:rPr>
+    </w:lvl>
+    <w:lvl w:ilvl="1" w:tentative="1">
+      <w:start w:val="1"/>
+      <w:numFmt w:val="bullet"/>
+      <w:lvlText w:val="o"/>
+      <w:lvlJc w:val="left"/>
+      <w:pPr>
+        <w:tabs>
+          <w:tab w:val="num" w:pos="1440"/>
+        </w:tabs>
+        <w:ind w:left="1440" w:hanging="360"/>
+      </w:pPr>
+      <w:rPr>
+        <w:rFonts w:ascii="Courier New" w:hAnsi="Courier New" w:hint="default"/>
+        <w:sz w:val="20"/>
+      </w:rPr>
+    </w:lvl>
+    <w:lvl w:ilvl="2" w:tentative="1">
+      <w:start w:val="1"/>
+      <w:numFmt w:val="bullet"/>
+      <w:lvlText w:val=""/>
+      <w:lvlJc w:val="left"/>
+      <w:pPr>
+        <w:tabs>
+          <w:tab w:val="num" w:pos="2160"/>
+        </w:tabs>
+        <w:ind w:left="2160" w:hanging="360"/>
+      </w:pPr>
+      <w:rPr>
+        <w:rFonts w:ascii="Wingdings" w:hAnsi="Wingdings" w:hint="default"/>
+        <w:sz w:val="20"/>
+      </w:rPr>
+    </w:lvl>
+    <w:lvl w:ilvl="3" w:tentative="1">
+      <w:start w:val="1"/>
+      <w:numFmt w:val="bullet"/>
+      <w:lvlText w:val=""/>
+      <w:lvlJc w:val="left"/>
+      <w:pPr>
+        <w:tabs>
+          <w:tab w:val="num" w:pos="2880"/>
+        </w:tabs>
+        <w:ind w:left="2880" w:hanging="360"/>
+      </w:pPr>
+      <w:rPr>
+        <w:rFonts w:ascii="Wingdings" w:hAnsi="Wingdings" w:hint="default"/>
+        <w:sz w:val="20"/>
+      </w:rPr>
+    </w:lvl>
+    <w:lvl w:ilvl="4" w:tentative="1">
+      <w:start w:val="1"/>
+      <w:numFmt w:val="bullet"/>
+      <w:lvlText w:val=""/>
+      <w:lvlJc w:val="left"/>
+      <w:pPr>
+        <w:tabs>
+          <w:tab w:val="num" w:pos="3600"/>
+        </w:tabs>
+        <w:ind w:left="3600" w:hanging="360"/>
+      </w:pPr>
+      <w:rPr>
+        <w:rFonts w:ascii="Wingdings" w:hAnsi="Wingdings" w:hint="default"/>
+        <w:sz w:val="20"/>
+      </w:rPr>
+    </w:lvl>
+    <w:lvl w:ilvl="5" w:tentative="1">
+      <w:start w:val="1"/>
+      <w:numFmt w:val="bullet"/>
+      <w:lvlText w:val=""/>
+      <w:lvlJc w:val="left"/>
+      <w:pPr>
+        <w:tabs>
+          <w:tab w:val="num" w:pos="4320"/>
+        </w:tabs>
+        <w:ind w:left="4320" w:hanging="360"/>
+      </w:pPr>
+      <w:rPr>
+        <w:rFonts w:ascii="Wingdings" w:hAnsi="Wingdings" w:hint="default"/>
+        <w:sz w:val="20"/>
+      </w:rPr>
+    </w:lvl>
+    <w:lvl w:ilvl="6" w:tentative="1">
+      <w:start w:val="1"/>
+      <w:numFmt w:val="bullet"/>
+      <w:lvlText w:val=""/>
+      <w:lvlJc w:val="left"/>
+      <w:pPr>
+        <w:tabs>
+          <w:tab w:val="num" w:pos="5040"/>
+        </w:tabs>
+        <w:ind w:left="5040" w:hanging="360"/>
+      </w:pPr>
+      <w:rPr>
+        <w:rFonts w:ascii="Wingdings" w:hAnsi="Wingdings" w:hint="default"/>
+        <w:sz w:val="20"/>
+      </w:rPr>
+    </w:lvl>
+    <w:lvl w:ilvl="7" w:tentative="1">
+      <w:start w:val="1"/>
+      <w:numFmt w:val="bullet"/>
+      <w:lvlText w:val=""/>
+      <w:lvlJc w:val="left"/>
+      <w:pPr>
+        <w:tabs>
+          <w:tab w:val="num" w:pos="5760"/>
+        </w:tabs>
+        <w:ind w:left="5760" w:hanging="360"/>
+      </w:pPr>
+      <w:rPr>
+        <w:rFonts w:ascii="Wingdings" w:hAnsi="Wingdings" w:hint="default"/>
+        <w:sz w:val="20"/>
+      </w:rPr>
+    </w:lvl>
+    <w:lvl w:ilvl="8" w:tentative="1">
+      <w:start w:val="1"/>
+      <w:numFmt w:val="bullet"/>
+      <w:lvlText w:val=""/>
+      <w:lvlJc w:val="left"/>
+      <w:pPr>
+        <w:tabs>
+          <w:tab w:val="num" w:pos="6480"/>
+        </w:tabs>
+        <w:ind w:left="6480" w:hanging="360"/>
+      </w:pPr>
+      <w:rPr>
+        <w:rFonts w:ascii="Wingdings" w:hAnsi="Wingdings" w:hint="default"/>
+        <w:sz w:val="20"/>
+      </w:rPr>
+    </w:lvl>
+  </w:abstractNum>
+  <w:abstractNum w:abstractNumId="26">
     <w:nsid w:val="7AA845DC"/>
     <w:multiLevelType w:val="multilevel"/>
     <w:tmpl w:val="B08203A2"/>
@@ -5220,52 +8401,85 @@
     </w:lvl>
   </w:abstractNum>
   <w:num w:numId="1">
+    <w:abstractNumId w:val="20"/>
+  </w:num>
+  <w:num w:numId="2">
+    <w:abstractNumId w:val="8"/>
+  </w:num>
+  <w:num w:numId="3">
+    <w:abstractNumId w:val="18"/>
+  </w:num>
+  <w:num w:numId="4">
+    <w:abstractNumId w:val="2"/>
+  </w:num>
+  <w:num w:numId="5">
+    <w:abstractNumId w:val="23"/>
+  </w:num>
+  <w:num w:numId="6">
+    <w:abstractNumId w:val="11"/>
+  </w:num>
+  <w:num w:numId="7">
+    <w:abstractNumId w:val="13"/>
+  </w:num>
+  <w:num w:numId="8">
+    <w:abstractNumId w:val="4"/>
+  </w:num>
+  <w:num w:numId="9">
+    <w:abstractNumId w:val="26"/>
+  </w:num>
+  <w:num w:numId="10">
+    <w:abstractNumId w:val="17"/>
+  </w:num>
+  <w:num w:numId="11">
+    <w:abstractNumId w:val="14"/>
+  </w:num>
+  <w:num w:numId="12">
+    <w:abstractNumId w:val="1"/>
+  </w:num>
+  <w:num w:numId="13">
+    <w:abstractNumId w:val="21"/>
+  </w:num>
+  <w:num w:numId="14">
+    <w:abstractNumId w:val="15"/>
+  </w:num>
+  <w:num w:numId="15">
+    <w:abstractNumId w:val="16"/>
+  </w:num>
+  <w:num w:numId="16">
+    <w:abstractNumId w:val="7"/>
+  </w:num>
+  <w:num w:numId="17">
+    <w:abstractNumId w:val="5"/>
+  </w:num>
+  <w:num w:numId="18">
+    <w:abstractNumId w:val="24"/>
+  </w:num>
+  <w:num w:numId="19">
+    <w:abstractNumId w:val="10"/>
+  </w:num>
+  <w:num w:numId="20">
+    <w:abstractNumId w:val="25"/>
+  </w:num>
+  <w:num w:numId="21">
+    <w:abstractNumId w:val="19"/>
+  </w:num>
+  <w:num w:numId="22">
     <w:abstractNumId w:val="12"/>
   </w:num>
-  <w:num w:numId="2">
-    <w:abstractNumId w:val="4"/>
+  <w:num w:numId="23">
+    <w:abstractNumId w:val="3"/>
   </w:num>
-  <w:num w:numId="3">
-    <w:abstractNumId w:val="11"/>
-  </w:num>
-  <w:num w:numId="4">
-    <w:abstractNumId w:val="1"/>
-  </w:num>
-  <w:num w:numId="5">
-    <w:abstractNumId w:val="14"/>
-  </w:num>
-  <w:num w:numId="6">
-    <w:abstractNumId w:val="5"/>
-  </w:num>
-  <w:num w:numId="7">
-    <w:abstractNumId w:val="6"/>
-  </w:num>
-  <w:num w:numId="8">
-    <w:abstractNumId w:val="2"/>
-  </w:num>
-  <w:num w:numId="9">
-    <w:abstractNumId w:val="15"/>
-  </w:num>
-  <w:num w:numId="10">
-    <w:abstractNumId w:val="10"/>
-  </w:num>
-  <w:num w:numId="11">
-    <w:abstractNumId w:val="7"/>
-  </w:num>
-  <w:num w:numId="12">
+  <w:num w:numId="24">
     <w:abstractNumId w:val="0"/>
   </w:num>
-  <w:num w:numId="13">
-    <w:abstractNumId w:val="13"/>
+  <w:num w:numId="25">
+    <w:abstractNumId w:val="22"/>
   </w:num>
-  <w:num w:numId="14">
-    <w:abstractNumId w:val="8"/>
-  </w:num>
-  <w:num w:numId="15">
+  <w:num w:numId="26">
     <w:abstractNumId w:val="9"/>
   </w:num>
-  <w:num w:numId="16">
-    <w:abstractNumId w:val="3"/>
+  <w:num w:numId="27">
+    <w:abstractNumId w:val="6"/>
   </w:num>
 </w:numbering>
 </file>
